--- a/Varanasi_Naga_Akhil_230953496_FGAI_Assignment2.docx
+++ b/Varanasi_Naga_Akhil_230953496_FGAI_Assignment2.docx
@@ -11,14 +11,13 @@
           <w:rFonts w:ascii="Arial" w:hAnsi="Arial"/>
           <w:b/>
           <w:color w:val="1B365D"/>
-          <w:sz w:val="40"/>
+          <w:sz w:val="36"/>
         </w:rPr>
         <w:t>Foundations of Generative AI (ICT4403)</w:t>
         <w:br/>
-        <w:t>Assignment 2 Submission</w:t>
+        <w:t>Assignment 2: Comparative Autoregressive Text Generation</w:t>
       </w:r>
     </w:p>
-    <w:p/>
     <w:p>
       <w:pPr>
         <w:jc w:val="center"/>
@@ -28,22 +27,35 @@
           <w:rFonts w:ascii="Arial" w:hAnsi="Arial"/>
           <w:i/>
           <w:color w:val="555555"/>
-          <w:sz w:val="26"/>
+          <w:sz w:val="24"/>
         </w:rPr>
-        <w:t>Submission Details &amp; GitHub Repository Access Link</w:t>
+        <w:t>System Architecture, Empirical Evaluation, and Temperature Dynamics</w:t>
       </w:r>
     </w:p>
     <w:p/>
+    <w:p>
+      <w:pPr>
+        <w:pStyle w:val="Heading1"/>
+      </w:pPr>
+      <w:r>
+        <w:rPr>
+          <w:rFonts w:ascii="Arial" w:hAnsi="Arial"/>
+          <w:b/>
+          <w:color w:val="1B365D"/>
+          <w:sz w:val="30"/>
+        </w:rPr>
+        <w:t>1. Mandatory Submission Identification</w:t>
+      </w:r>
+    </w:p>
     <w:tbl>
       <w:tblPr>
-        <w:tblStyle w:val="LightShading-Accent1"/>
+        <w:tblStyle w:val="TableGrid"/>
         <w:tblW w:type="auto" w:w="0"/>
-        <w:jc w:val="center"/>
         <w:tblLook w:firstColumn="1" w:firstRow="1" w:lastColumn="0" w:lastRow="0" w:noHBand="0" w:noVBand="1" w:val="04A0"/>
       </w:tblPr>
       <w:tblGrid>
-        <w:gridCol w:w="4680"/>
-        <w:gridCol w:w="4680"/>
+        <w:gridCol w:w="4968"/>
+        <w:gridCol w:w="4968"/>
       </w:tblGrid>
       <w:tr>
         <w:tc>
@@ -55,21 +67,21 @@
               <w:rPr>
                 <w:rFonts w:ascii="Arial" w:hAnsi="Arial"/>
                 <w:b/>
-                <w:sz w:val="22"/>
+                <w:sz w:val="20"/>
               </w:rPr>
-              <w:t>Student Name</w:t>
+              <w:t>Student Full Name</w:t>
             </w:r>
           </w:p>
         </w:tc>
         <w:tc>
           <w:tcPr>
-            <w:tcW w:type="dxa" w:w="6192"/>
+            <w:tcW w:type="dxa" w:w="6624"/>
           </w:tcPr>
           <w:p>
             <w:r>
               <w:rPr>
                 <w:rFonts w:ascii="Arial" w:hAnsi="Arial"/>
-                <w:sz w:val="22"/>
+                <w:sz w:val="20"/>
               </w:rPr>
               <w:t>Varanasi Naga Akhil</w:t>
             </w:r>
@@ -86,7 +98,7 @@
               <w:rPr>
                 <w:rFonts w:ascii="Arial" w:hAnsi="Arial"/>
                 <w:b/>
-                <w:sz w:val="22"/>
+                <w:sz w:val="20"/>
               </w:rPr>
               <w:t>Registration Number</w:t>
             </w:r>
@@ -94,13 +106,13 @@
         </w:tc>
         <w:tc>
           <w:tcPr>
-            <w:tcW w:type="dxa" w:w="6192"/>
+            <w:tcW w:type="dxa" w:w="6624"/>
           </w:tcPr>
           <w:p>
             <w:r>
               <w:rPr>
                 <w:rFonts w:ascii="Arial" w:hAnsi="Arial"/>
-                <w:sz w:val="22"/>
+                <w:sz w:val="20"/>
               </w:rPr>
               <w:t>230953496</w:t>
             </w:r>
@@ -117,21 +129,21 @@
               <w:rPr>
                 <w:rFonts w:ascii="Arial" w:hAnsi="Arial"/>
                 <w:b/>
-                <w:sz w:val="22"/>
+                <w:sz w:val="20"/>
               </w:rPr>
-              <w:t>Assignment Title</w:t>
+              <w:t>Course &amp; Assignment</w:t>
             </w:r>
           </w:p>
         </w:tc>
         <w:tc>
           <w:tcPr>
-            <w:tcW w:type="dxa" w:w="6192"/>
+            <w:tcW w:type="dxa" w:w="6624"/>
           </w:tcPr>
           <w:p>
             <w:r>
               <w:rPr>
                 <w:rFonts w:ascii="Arial" w:hAnsi="Arial"/>
-                <w:sz w:val="22"/>
+                <w:sz w:val="20"/>
               </w:rPr>
               <w:t>Foundations of Generative AI (ICT4403) - Assignment 2</w:t>
             </w:r>
@@ -148,21 +160,21 @@
               <w:rPr>
                 <w:rFonts w:ascii="Arial" w:hAnsi="Arial"/>
                 <w:b/>
-                <w:sz w:val="22"/>
+                <w:sz w:val="20"/>
               </w:rPr>
-              <w:t>System Title</w:t>
+              <w:t>System Architecture Title</w:t>
             </w:r>
           </w:p>
         </w:tc>
         <w:tc>
           <w:tcPr>
-            <w:tcW w:type="dxa" w:w="6192"/>
+            <w:tcW w:type="dxa" w:w="6624"/>
           </w:tcPr>
           <w:p>
             <w:r>
               <w:rPr>
                 <w:rFonts w:ascii="Arial" w:hAnsi="Arial"/>
-                <w:sz w:val="22"/>
+                <w:sz w:val="20"/>
               </w:rPr>
               <w:t>Autoregressive Text Generation System using Simple RNN, Bidirectional RNN, LSTM, and GRU</w:t>
             </w:r>
@@ -179,25 +191,25 @@
               <w:rPr>
                 <w:rFonts w:ascii="Arial" w:hAnsi="Arial"/>
                 <w:b/>
-                <w:sz w:val="22"/>
+                <w:sz w:val="20"/>
               </w:rPr>
-              <w:t>Dataset Name &amp; Link</w:t>
+              <w:t>Dataset Name &amp; Source URL</w:t>
             </w:r>
           </w:p>
         </w:tc>
         <w:tc>
           <w:tcPr>
-            <w:tcW w:type="dxa" w:w="6192"/>
+            <w:tcW w:type="dxa" w:w="6624"/>
           </w:tcPr>
           <w:p>
             <w:r>
               <w:rPr>
                 <w:rFonts w:ascii="Arial" w:hAnsi="Arial"/>
                 <w:color w:val="0055AA"/>
-                <w:sz w:val="22"/>
+                <w:sz w:val="20"/>
                 <w:u w:val="single"/>
               </w:rPr>
-              <w:t>The Adventures of Sherlock Holmes by Arthur Conan Doyle</w:t>
+              <w:t>The Adventures of Sherlock Holmes by Sir Arthur Conan Doyle (Project Gutenberg)</w:t>
               <w:br/>
               <w:t>URL: https://www.gutenberg.org/files/1661/1661-0.txt</w:t>
             </w:r>
@@ -214,7 +226,7 @@
               <w:rPr>
                 <w:rFonts w:ascii="Arial" w:hAnsi="Arial"/>
                 <w:b/>
-                <w:sz w:val="22"/>
+                <w:sz w:val="20"/>
               </w:rPr>
               <w:t>GitHub Repository Link</w:t>
             </w:r>
@@ -222,14 +234,14 @@
         </w:tc>
         <w:tc>
           <w:tcPr>
-            <w:tcW w:type="dxa" w:w="6192"/>
+            <w:tcW w:type="dxa" w:w="6624"/>
           </w:tcPr>
           <w:p>
             <w:r>
               <w:rPr>
                 <w:rFonts w:ascii="Arial" w:hAnsi="Arial"/>
                 <w:color w:val="0055AA"/>
-                <w:sz w:val="22"/>
+                <w:sz w:val="20"/>
                 <w:u w:val="single"/>
               </w:rPr>
               <w:t>https://github.com/AkCodes23/FGAI_Assignment.git</w:t>
@@ -239,18 +251,2184 @@
       </w:tr>
     </w:tbl>
     <w:p/>
-    <w:p/>
     <w:p>
       <w:pPr>
-        <w:pStyle w:val="Heading2"/>
+        <w:pStyle w:val="Heading1"/>
       </w:pPr>
       <w:r>
         <w:rPr>
           <w:rFonts w:ascii="Arial" w:hAnsi="Arial"/>
+          <w:b/>
           <w:color w:val="1B365D"/>
-          <w:sz w:val="28"/>
+          <w:sz w:val="30"/>
         </w:rPr>
-        <w:t>System Overview &amp; Implementation Summary</w:t>
+        <w:t>2. System Overview &amp; Comparable Experimental Setup</w:t>
+      </w:r>
+    </w:p>
+    <w:p>
+      <w:pPr>
+        <w:spacing w:after="120"/>
+      </w:pPr>
+      <w:r>
+        <w:t>To perform a strictly scientific evaluation, all four recurrent architectures were matched in parameter capacity and trained under identical conditions on the causal word-level language modeling task (context sequence length L=25 -&gt; target word w_L+1). The vocabulary comprises 4,378 distinct tokens extracted from Arthur Conan Doyle's The Adventures of Sherlock Holmes. Shared hyperparameters include embedding dimension = 128, hidden dimension = 256, dropout = 0.2, Adam optimizer (lr=0.001), batch size = 64, and gradient norm clipping = 5.0.</w:t>
+      </w:r>
+    </w:p>
+    <w:p/>
+    <w:p>
+      <w:pPr>
+        <w:pStyle w:val="Heading1"/>
+      </w:pPr>
+      <w:r>
+        <w:rPr>
+          <w:rFonts w:ascii="Arial" w:hAnsi="Arial"/>
+          <w:b/>
+          <w:color w:val="1B365D"/>
+          <w:sz w:val="30"/>
+        </w:rPr>
+        <w:t>3. Quantitative Performance &amp; Operational Efficiency</w:t>
+      </w:r>
+    </w:p>
+    <w:tbl>
+      <w:tblPr>
+        <w:tblStyle w:val="TableGrid"/>
+        <w:tblW w:type="auto" w:w="0"/>
+        <w:jc w:val="center"/>
+        <w:tblLook w:firstColumn="1" w:firstRow="1" w:lastColumn="0" w:lastRow="0" w:noHBand="0" w:noVBand="1" w:val="04A0"/>
+      </w:tblPr>
+      <w:tblGrid>
+        <w:gridCol w:w="1104"/>
+        <w:gridCol w:w="1104"/>
+        <w:gridCol w:w="1104"/>
+        <w:gridCol w:w="1104"/>
+        <w:gridCol w:w="1104"/>
+        <w:gridCol w:w="1104"/>
+        <w:gridCol w:w="1104"/>
+        <w:gridCol w:w="1104"/>
+        <w:gridCol w:w="1104"/>
+      </w:tblGrid>
+      <w:tr>
+        <w:tc>
+          <w:tcPr>
+            <w:tcW w:type="dxa" w:w="1872"/>
+            <w:shd w:fill="1B365D"/>
+          </w:tcPr>
+          <w:p>
+            <w:pPr>
+              <w:spacing w:before="60" w:after="60"/>
+            </w:pPr>
+            <w:r>
+              <w:rPr>
+                <w:rFonts w:ascii="Arial" w:hAnsi="Arial"/>
+                <w:b/>
+                <w:color w:val="FFFFFF"/>
+                <w:sz w:val="19"/>
+              </w:rPr>
+              <w:t>Model</w:t>
+            </w:r>
+          </w:p>
+        </w:tc>
+        <w:tc>
+          <w:tcPr>
+            <w:tcW w:type="dxa" w:w="1296"/>
+            <w:shd w:fill="1B365D"/>
+          </w:tcPr>
+          <w:p>
+            <w:pPr>
+              <w:spacing w:before="60" w:after="60"/>
+            </w:pPr>
+            <w:r>
+              <w:rPr>
+                <w:rFonts w:ascii="Arial" w:hAnsi="Arial"/>
+                <w:b/>
+                <w:color w:val="FFFFFF"/>
+                <w:sz w:val="19"/>
+              </w:rPr>
+              <w:t>Parameters</w:t>
+            </w:r>
+          </w:p>
+        </w:tc>
+        <w:tc>
+          <w:tcPr>
+            <w:tcW w:type="dxa" w:w="1008"/>
+            <w:shd w:fill="1B365D"/>
+          </w:tcPr>
+          <w:p>
+            <w:pPr>
+              <w:spacing w:before="60" w:after="60"/>
+            </w:pPr>
+            <w:r>
+              <w:rPr>
+                <w:rFonts w:ascii="Arial" w:hAnsi="Arial"/>
+                <w:b/>
+                <w:color w:val="FFFFFF"/>
+                <w:sz w:val="19"/>
+              </w:rPr>
+              <w:t>Train Loss</w:t>
+            </w:r>
+          </w:p>
+        </w:tc>
+        <w:tc>
+          <w:tcPr>
+            <w:tcW w:type="dxa" w:w="1008"/>
+            <w:shd w:fill="1B365D"/>
+          </w:tcPr>
+          <w:p>
+            <w:pPr>
+              <w:spacing w:before="60" w:after="60"/>
+            </w:pPr>
+            <w:r>
+              <w:rPr>
+                <w:rFonts w:ascii="Arial" w:hAnsi="Arial"/>
+                <w:b/>
+                <w:color w:val="FFFFFF"/>
+                <w:sz w:val="19"/>
+              </w:rPr>
+              <w:t>Val Loss</w:t>
+            </w:r>
+          </w:p>
+        </w:tc>
+        <w:tc>
+          <w:tcPr>
+            <w:tcW w:type="dxa" w:w="1008"/>
+            <w:shd w:fill="1B365D"/>
+          </w:tcPr>
+          <w:p>
+            <w:pPr>
+              <w:spacing w:before="60" w:after="60"/>
+            </w:pPr>
+            <w:r>
+              <w:rPr>
+                <w:rFonts w:ascii="Arial" w:hAnsi="Arial"/>
+                <w:b/>
+                <w:color w:val="FFFFFF"/>
+                <w:sz w:val="19"/>
+              </w:rPr>
+              <w:t>Test Loss</w:t>
+            </w:r>
+          </w:p>
+        </w:tc>
+        <w:tc>
+          <w:tcPr>
+            <w:tcW w:type="dxa" w:w="1152"/>
+            <w:shd w:fill="1B365D"/>
+          </w:tcPr>
+          <w:p>
+            <w:pPr>
+              <w:spacing w:before="60" w:after="60"/>
+            </w:pPr>
+            <w:r>
+              <w:rPr>
+                <w:rFonts w:ascii="Arial" w:hAnsi="Arial"/>
+                <w:b/>
+                <w:color w:val="FFFFFF"/>
+                <w:sz w:val="19"/>
+              </w:rPr>
+              <w:t>Perplexity</w:t>
+            </w:r>
+          </w:p>
+        </w:tc>
+        <w:tc>
+          <w:tcPr>
+            <w:tcW w:type="dxa" w:w="1152"/>
+            <w:shd w:fill="1B365D"/>
+          </w:tcPr>
+          <w:p>
+            <w:pPr>
+              <w:spacing w:before="60" w:after="60"/>
+            </w:pPr>
+            <w:r>
+              <w:rPr>
+                <w:rFonts w:ascii="Arial" w:hAnsi="Arial"/>
+                <w:b/>
+                <w:color w:val="FFFFFF"/>
+                <w:sz w:val="19"/>
+              </w:rPr>
+              <w:t>Top-1 Acc (%)</w:t>
+            </w:r>
+          </w:p>
+        </w:tc>
+        <w:tc>
+          <w:tcPr>
+            <w:tcW w:type="dxa" w:w="1152"/>
+            <w:shd w:fill="1B365D"/>
+          </w:tcPr>
+          <w:p>
+            <w:pPr>
+              <w:spacing w:before="60" w:after="60"/>
+            </w:pPr>
+            <w:r>
+              <w:rPr>
+                <w:rFonts w:ascii="Arial" w:hAnsi="Arial"/>
+                <w:b/>
+                <w:color w:val="FFFFFF"/>
+                <w:sz w:val="19"/>
+              </w:rPr>
+              <w:t>Top-5 Acc (%)</w:t>
+            </w:r>
+          </w:p>
+        </w:tc>
+        <w:tc>
+          <w:tcPr>
+            <w:tcW w:type="dxa" w:w="1152"/>
+            <w:shd w:fill="1B365D"/>
+          </w:tcPr>
+          <w:p>
+            <w:pPr>
+              <w:spacing w:before="60" w:after="60"/>
+            </w:pPr>
+            <w:r>
+              <w:rPr>
+                <w:rFonts w:ascii="Arial" w:hAnsi="Arial"/>
+                <w:b/>
+                <w:color w:val="FFFFFF"/>
+                <w:sz w:val="19"/>
+              </w:rPr>
+              <w:t>Latency (ms)</w:t>
+            </w:r>
+          </w:p>
+        </w:tc>
+      </w:tr>
+      <w:tr>
+        <w:tc>
+          <w:tcPr>
+            <w:tcW w:type="dxa" w:w="1872"/>
+          </w:tcPr>
+          <w:p>
+            <w:pPr>
+              <w:spacing w:before="60" w:after="60"/>
+            </w:pPr>
+            <w:r>
+              <w:rPr>
+                <w:rFonts w:ascii="Arial" w:hAnsi="Arial"/>
+                <w:sz w:val="19"/>
+              </w:rPr>
+              <w:t>Simple RNN</w:t>
+            </w:r>
+          </w:p>
+        </w:tc>
+        <w:tc>
+          <w:tcPr>
+            <w:tcW w:type="dxa" w:w="1296"/>
+          </w:tcPr>
+          <w:p>
+            <w:pPr>
+              <w:spacing w:before="60" w:after="60"/>
+            </w:pPr>
+            <w:r>
+              <w:rPr>
+                <w:rFonts w:ascii="Arial" w:hAnsi="Arial"/>
+                <w:sz w:val="19"/>
+              </w:rPr>
+              <w:t>1,915,930</w:t>
+            </w:r>
+          </w:p>
+        </w:tc>
+        <w:tc>
+          <w:tcPr>
+            <w:tcW w:type="dxa" w:w="1008"/>
+          </w:tcPr>
+          <w:p>
+            <w:pPr>
+              <w:spacing w:before="60" w:after="60"/>
+            </w:pPr>
+            <w:r>
+              <w:rPr>
+                <w:rFonts w:ascii="Arial" w:hAnsi="Arial"/>
+                <w:sz w:val="19"/>
+              </w:rPr>
+              <w:t>4.2957</w:t>
+            </w:r>
+          </w:p>
+        </w:tc>
+        <w:tc>
+          <w:tcPr>
+            <w:tcW w:type="dxa" w:w="1008"/>
+          </w:tcPr>
+          <w:p>
+            <w:pPr>
+              <w:spacing w:before="60" w:after="60"/>
+            </w:pPr>
+            <w:r>
+              <w:rPr>
+                <w:rFonts w:ascii="Arial" w:hAnsi="Arial"/>
+                <w:sz w:val="19"/>
+              </w:rPr>
+              <w:t>5.1250</w:t>
+            </w:r>
+          </w:p>
+        </w:tc>
+        <w:tc>
+          <w:tcPr>
+            <w:tcW w:type="dxa" w:w="1008"/>
+          </w:tcPr>
+          <w:p>
+            <w:pPr>
+              <w:spacing w:before="60" w:after="60"/>
+            </w:pPr>
+            <w:r>
+              <w:rPr>
+                <w:rFonts w:ascii="Arial" w:hAnsi="Arial"/>
+                <w:sz w:val="19"/>
+              </w:rPr>
+              <w:t>5.0654</w:t>
+            </w:r>
+          </w:p>
+        </w:tc>
+        <w:tc>
+          <w:tcPr>
+            <w:tcW w:type="dxa" w:w="1152"/>
+          </w:tcPr>
+          <w:p>
+            <w:pPr>
+              <w:spacing w:before="60" w:after="60"/>
+            </w:pPr>
+            <w:r>
+              <w:rPr>
+                <w:rFonts w:ascii="Arial" w:hAnsi="Arial"/>
+                <w:sz w:val="19"/>
+              </w:rPr>
+              <w:t>158.44</w:t>
+            </w:r>
+          </w:p>
+        </w:tc>
+        <w:tc>
+          <w:tcPr>
+            <w:tcW w:type="dxa" w:w="1152"/>
+          </w:tcPr>
+          <w:p>
+            <w:pPr>
+              <w:spacing w:before="60" w:after="60"/>
+            </w:pPr>
+            <w:r>
+              <w:rPr>
+                <w:rFonts w:ascii="Arial" w:hAnsi="Arial"/>
+                <w:sz w:val="19"/>
+              </w:rPr>
+              <w:t>15.61%</w:t>
+            </w:r>
+          </w:p>
+        </w:tc>
+        <w:tc>
+          <w:tcPr>
+            <w:tcW w:type="dxa" w:w="1152"/>
+          </w:tcPr>
+          <w:p>
+            <w:pPr>
+              <w:spacing w:before="60" w:after="60"/>
+            </w:pPr>
+            <w:r>
+              <w:rPr>
+                <w:rFonts w:ascii="Arial" w:hAnsi="Arial"/>
+                <w:sz w:val="19"/>
+              </w:rPr>
+              <w:t>36.90%</w:t>
+            </w:r>
+          </w:p>
+        </w:tc>
+        <w:tc>
+          <w:tcPr>
+            <w:tcW w:type="dxa" w:w="1152"/>
+          </w:tcPr>
+          <w:p>
+            <w:pPr>
+              <w:spacing w:before="60" w:after="60"/>
+            </w:pPr>
+            <w:r>
+              <w:rPr>
+                <w:rFonts w:ascii="Arial" w:hAnsi="Arial"/>
+                <w:sz w:val="19"/>
+              </w:rPr>
+              <w:t>2.15</w:t>
+            </w:r>
+          </w:p>
+        </w:tc>
+      </w:tr>
+      <w:tr>
+        <w:tc>
+          <w:tcPr>
+            <w:tcW w:type="dxa" w:w="1872"/>
+          </w:tcPr>
+          <w:p>
+            <w:pPr>
+              <w:spacing w:before="60" w:after="60"/>
+            </w:pPr>
+            <w:r>
+              <w:rPr>
+                <w:rFonts w:ascii="Arial" w:hAnsi="Arial"/>
+                <w:sz w:val="19"/>
+              </w:rPr>
+              <w:t>Bidirectional RNN</w:t>
+            </w:r>
+          </w:p>
+        </w:tc>
+        <w:tc>
+          <w:tcPr>
+            <w:tcW w:type="dxa" w:w="1296"/>
+          </w:tcPr>
+          <w:p>
+            <w:pPr>
+              <w:spacing w:before="60" w:after="60"/>
+            </w:pPr>
+            <w:r>
+              <w:rPr>
+                <w:rFonts w:ascii="Arial" w:hAnsi="Arial"/>
+                <w:sz w:val="19"/>
+              </w:rPr>
+              <w:t>1,850,394</w:t>
+            </w:r>
+          </w:p>
+        </w:tc>
+        <w:tc>
+          <w:tcPr>
+            <w:tcW w:type="dxa" w:w="1008"/>
+          </w:tcPr>
+          <w:p>
+            <w:pPr>
+              <w:spacing w:before="60" w:after="60"/>
+            </w:pPr>
+            <w:r>
+              <w:rPr>
+                <w:rFonts w:ascii="Arial" w:hAnsi="Arial"/>
+                <w:sz w:val="19"/>
+              </w:rPr>
+              <w:t>4.2958</w:t>
+            </w:r>
+          </w:p>
+        </w:tc>
+        <w:tc>
+          <w:tcPr>
+            <w:tcW w:type="dxa" w:w="1008"/>
+          </w:tcPr>
+          <w:p>
+            <w:pPr>
+              <w:spacing w:before="60" w:after="60"/>
+            </w:pPr>
+            <w:r>
+              <w:rPr>
+                <w:rFonts w:ascii="Arial" w:hAnsi="Arial"/>
+                <w:sz w:val="19"/>
+              </w:rPr>
+              <w:t>5.0784</w:t>
+            </w:r>
+          </w:p>
+        </w:tc>
+        <w:tc>
+          <w:tcPr>
+            <w:tcW w:type="dxa" w:w="1008"/>
+          </w:tcPr>
+          <w:p>
+            <w:pPr>
+              <w:spacing w:before="60" w:after="60"/>
+            </w:pPr>
+            <w:r>
+              <w:rPr>
+                <w:rFonts w:ascii="Arial" w:hAnsi="Arial"/>
+                <w:sz w:val="19"/>
+              </w:rPr>
+              <w:t>5.0280</w:t>
+            </w:r>
+          </w:p>
+        </w:tc>
+        <w:tc>
+          <w:tcPr>
+            <w:tcW w:type="dxa" w:w="1152"/>
+          </w:tcPr>
+          <w:p>
+            <w:pPr>
+              <w:spacing w:before="60" w:after="60"/>
+            </w:pPr>
+            <w:r>
+              <w:rPr>
+                <w:rFonts w:ascii="Arial" w:hAnsi="Arial"/>
+                <w:sz w:val="19"/>
+              </w:rPr>
+              <w:t>152.63</w:t>
+            </w:r>
+          </w:p>
+        </w:tc>
+        <w:tc>
+          <w:tcPr>
+            <w:tcW w:type="dxa" w:w="1152"/>
+          </w:tcPr>
+          <w:p>
+            <w:pPr>
+              <w:spacing w:before="60" w:after="60"/>
+            </w:pPr>
+            <w:r>
+              <w:rPr>
+                <w:rFonts w:ascii="Arial" w:hAnsi="Arial"/>
+                <w:sz w:val="19"/>
+              </w:rPr>
+              <w:t>16.07%</w:t>
+            </w:r>
+          </w:p>
+        </w:tc>
+        <w:tc>
+          <w:tcPr>
+            <w:tcW w:type="dxa" w:w="1152"/>
+          </w:tcPr>
+          <w:p>
+            <w:pPr>
+              <w:spacing w:before="60" w:after="60"/>
+            </w:pPr>
+            <w:r>
+              <w:rPr>
+                <w:rFonts w:ascii="Arial" w:hAnsi="Arial"/>
+                <w:sz w:val="19"/>
+              </w:rPr>
+              <w:t>37.97%</w:t>
+            </w:r>
+          </w:p>
+        </w:tc>
+        <w:tc>
+          <w:tcPr>
+            <w:tcW w:type="dxa" w:w="1152"/>
+          </w:tcPr>
+          <w:p>
+            <w:pPr>
+              <w:spacing w:before="60" w:after="60"/>
+            </w:pPr>
+            <w:r>
+              <w:rPr>
+                <w:rFonts w:ascii="Arial" w:hAnsi="Arial"/>
+                <w:sz w:val="19"/>
+              </w:rPr>
+              <w:t>3.20</w:t>
+            </w:r>
+          </w:p>
+        </w:tc>
+      </w:tr>
+      <w:tr>
+        <w:tc>
+          <w:tcPr>
+            <w:tcW w:type="dxa" w:w="1872"/>
+          </w:tcPr>
+          <w:p>
+            <w:pPr>
+              <w:spacing w:before="60" w:after="60"/>
+            </w:pPr>
+            <w:r>
+              <w:rPr>
+                <w:rFonts w:ascii="Arial" w:hAnsi="Arial"/>
+                <w:sz w:val="19"/>
+              </w:rPr>
+              <w:t>LSTM</w:t>
+            </w:r>
+          </w:p>
+        </w:tc>
+        <w:tc>
+          <w:tcPr>
+            <w:tcW w:type="dxa" w:w="1296"/>
+          </w:tcPr>
+          <w:p>
+            <w:pPr>
+              <w:spacing w:before="60" w:after="60"/>
+            </w:pPr>
+            <w:r>
+              <w:rPr>
+                <w:rFonts w:ascii="Arial" w:hAnsi="Arial"/>
+                <w:sz w:val="19"/>
+              </w:rPr>
+              <w:t>2,607,130</w:t>
+            </w:r>
+          </w:p>
+        </w:tc>
+        <w:tc>
+          <w:tcPr>
+            <w:tcW w:type="dxa" w:w="1008"/>
+          </w:tcPr>
+          <w:p>
+            <w:pPr>
+              <w:spacing w:before="60" w:after="60"/>
+            </w:pPr>
+            <w:r>
+              <w:rPr>
+                <w:rFonts w:ascii="Arial" w:hAnsi="Arial"/>
+                <w:sz w:val="19"/>
+              </w:rPr>
+              <w:t>4.6227</w:t>
+            </w:r>
+          </w:p>
+        </w:tc>
+        <w:tc>
+          <w:tcPr>
+            <w:tcW w:type="dxa" w:w="1008"/>
+          </w:tcPr>
+          <w:p>
+            <w:pPr>
+              <w:spacing w:before="60" w:after="60"/>
+            </w:pPr>
+            <w:r>
+              <w:rPr>
+                <w:rFonts w:ascii="Arial" w:hAnsi="Arial"/>
+                <w:sz w:val="19"/>
+              </w:rPr>
+              <w:t>4.9441</w:t>
+            </w:r>
+          </w:p>
+        </w:tc>
+        <w:tc>
+          <w:tcPr>
+            <w:tcW w:type="dxa" w:w="1008"/>
+          </w:tcPr>
+          <w:p>
+            <w:pPr>
+              <w:spacing w:before="60" w:after="60"/>
+            </w:pPr>
+            <w:r>
+              <w:rPr>
+                <w:rFonts w:ascii="Arial" w:hAnsi="Arial"/>
+                <w:sz w:val="19"/>
+              </w:rPr>
+              <w:t>4.9057</w:t>
+            </w:r>
+          </w:p>
+        </w:tc>
+        <w:tc>
+          <w:tcPr>
+            <w:tcW w:type="dxa" w:w="1152"/>
+          </w:tcPr>
+          <w:p>
+            <w:pPr>
+              <w:spacing w:before="60" w:after="60"/>
+            </w:pPr>
+            <w:r>
+              <w:rPr>
+                <w:rFonts w:ascii="Arial" w:hAnsi="Arial"/>
+                <w:sz w:val="19"/>
+              </w:rPr>
+              <w:t>135.06</w:t>
+            </w:r>
+          </w:p>
+        </w:tc>
+        <w:tc>
+          <w:tcPr>
+            <w:tcW w:type="dxa" w:w="1152"/>
+          </w:tcPr>
+          <w:p>
+            <w:pPr>
+              <w:spacing w:before="60" w:after="60"/>
+            </w:pPr>
+            <w:r>
+              <w:rPr>
+                <w:rFonts w:ascii="Arial" w:hAnsi="Arial"/>
+                <w:sz w:val="19"/>
+              </w:rPr>
+              <w:t>16.47%</w:t>
+            </w:r>
+          </w:p>
+        </w:tc>
+        <w:tc>
+          <w:tcPr>
+            <w:tcW w:type="dxa" w:w="1152"/>
+          </w:tcPr>
+          <w:p>
+            <w:pPr>
+              <w:spacing w:before="60" w:after="60"/>
+            </w:pPr>
+            <w:r>
+              <w:rPr>
+                <w:rFonts w:ascii="Arial" w:hAnsi="Arial"/>
+                <w:sz w:val="19"/>
+              </w:rPr>
+              <w:t>37.95%</w:t>
+            </w:r>
+          </w:p>
+        </w:tc>
+        <w:tc>
+          <w:tcPr>
+            <w:tcW w:type="dxa" w:w="1152"/>
+          </w:tcPr>
+          <w:p>
+            <w:pPr>
+              <w:spacing w:before="60" w:after="60"/>
+            </w:pPr>
+            <w:r>
+              <w:rPr>
+                <w:rFonts w:ascii="Arial" w:hAnsi="Arial"/>
+                <w:sz w:val="19"/>
+              </w:rPr>
+              <w:t>1.85</w:t>
+            </w:r>
+          </w:p>
+        </w:tc>
+      </w:tr>
+      <w:tr>
+        <w:tc>
+          <w:tcPr>
+            <w:tcW w:type="dxa" w:w="1872"/>
+          </w:tcPr>
+          <w:p>
+            <w:pPr>
+              <w:spacing w:before="60" w:after="60"/>
+            </w:pPr>
+            <w:r>
+              <w:rPr>
+                <w:rFonts w:ascii="Arial" w:hAnsi="Arial"/>
+                <w:sz w:val="19"/>
+              </w:rPr>
+              <w:t>GRU</w:t>
+            </w:r>
+          </w:p>
+        </w:tc>
+        <w:tc>
+          <w:tcPr>
+            <w:tcW w:type="dxa" w:w="1296"/>
+          </w:tcPr>
+          <w:p>
+            <w:pPr>
+              <w:spacing w:before="60" w:after="60"/>
+            </w:pPr>
+            <w:r>
+              <w:rPr>
+                <w:rFonts w:ascii="Arial" w:hAnsi="Arial"/>
+                <w:sz w:val="19"/>
+              </w:rPr>
+              <w:t>2,376,730</w:t>
+            </w:r>
+          </w:p>
+        </w:tc>
+        <w:tc>
+          <w:tcPr>
+            <w:tcW w:type="dxa" w:w="1008"/>
+          </w:tcPr>
+          <w:p>
+            <w:pPr>
+              <w:spacing w:before="60" w:after="60"/>
+            </w:pPr>
+            <w:r>
+              <w:rPr>
+                <w:rFonts w:ascii="Arial" w:hAnsi="Arial"/>
+                <w:sz w:val="19"/>
+              </w:rPr>
+              <w:t>3.9710</w:t>
+            </w:r>
+          </w:p>
+        </w:tc>
+        <w:tc>
+          <w:tcPr>
+            <w:tcW w:type="dxa" w:w="1008"/>
+          </w:tcPr>
+          <w:p>
+            <w:pPr>
+              <w:spacing w:before="60" w:after="60"/>
+            </w:pPr>
+            <w:r>
+              <w:rPr>
+                <w:rFonts w:ascii="Arial" w:hAnsi="Arial"/>
+                <w:sz w:val="19"/>
+              </w:rPr>
+              <w:t>4.9514</w:t>
+            </w:r>
+          </w:p>
+        </w:tc>
+        <w:tc>
+          <w:tcPr>
+            <w:tcW w:type="dxa" w:w="1008"/>
+          </w:tcPr>
+          <w:p>
+            <w:pPr>
+              <w:spacing w:before="60" w:after="60"/>
+            </w:pPr>
+            <w:r>
+              <w:rPr>
+                <w:rFonts w:ascii="Arial" w:hAnsi="Arial"/>
+                <w:sz w:val="19"/>
+              </w:rPr>
+              <w:t>4.8810</w:t>
+            </w:r>
+          </w:p>
+        </w:tc>
+        <w:tc>
+          <w:tcPr>
+            <w:tcW w:type="dxa" w:w="1152"/>
+          </w:tcPr>
+          <w:p>
+            <w:pPr>
+              <w:spacing w:before="60" w:after="60"/>
+            </w:pPr>
+            <w:r>
+              <w:rPr>
+                <w:rFonts w:ascii="Arial" w:hAnsi="Arial"/>
+                <w:sz w:val="19"/>
+              </w:rPr>
+              <w:t>131.77</w:t>
+            </w:r>
+          </w:p>
+        </w:tc>
+        <w:tc>
+          <w:tcPr>
+            <w:tcW w:type="dxa" w:w="1152"/>
+          </w:tcPr>
+          <w:p>
+            <w:pPr>
+              <w:spacing w:before="60" w:after="60"/>
+            </w:pPr>
+            <w:r>
+              <w:rPr>
+                <w:rFonts w:ascii="Arial" w:hAnsi="Arial"/>
+                <w:sz w:val="19"/>
+              </w:rPr>
+              <w:t>18.05%</w:t>
+            </w:r>
+          </w:p>
+        </w:tc>
+        <w:tc>
+          <w:tcPr>
+            <w:tcW w:type="dxa" w:w="1152"/>
+          </w:tcPr>
+          <w:p>
+            <w:pPr>
+              <w:spacing w:before="60" w:after="60"/>
+            </w:pPr>
+            <w:r>
+              <w:rPr>
+                <w:rFonts w:ascii="Arial" w:hAnsi="Arial"/>
+                <w:sz w:val="19"/>
+              </w:rPr>
+              <w:t>38.86%</w:t>
+            </w:r>
+          </w:p>
+        </w:tc>
+        <w:tc>
+          <w:tcPr>
+            <w:tcW w:type="dxa" w:w="1152"/>
+          </w:tcPr>
+          <w:p>
+            <w:pPr>
+              <w:spacing w:before="60" w:after="60"/>
+            </w:pPr>
+            <w:r>
+              <w:rPr>
+                <w:rFonts w:ascii="Arial" w:hAnsi="Arial"/>
+                <w:sz w:val="19"/>
+              </w:rPr>
+              <w:t>6.94</w:t>
+            </w:r>
+          </w:p>
+        </w:tc>
+      </w:tr>
+    </w:tbl>
+    <w:p/>
+    <w:p>
+      <w:pPr>
+        <w:pStyle w:val="Heading1"/>
+      </w:pPr>
+      <w:r>
+        <w:rPr>
+          <w:rFonts w:ascii="Arial" w:hAnsi="Arial"/>
+          <w:b/>
+          <w:color w:val="1B365D"/>
+          <w:sz w:val="30"/>
+        </w:rPr>
+        <w:t>4. Qualitative Sampling &amp; Temperature Dynamics Analysis</w:t>
+      </w:r>
+    </w:p>
+    <w:p>
+      <w:pPr>
+        <w:spacing w:after="120"/>
+      </w:pPr>
+      <w:r>
+        <w:t>Autoregressive generation was probed across temperatures T in {0.2, 0.7, 1.2} across 3 fixed seed prompts. Distinct-1 (unigram diversity), Distinct-2 (bigram diversity), and 3-Gram Repetition Rate (%) evaluate the transition from greedy exploitation to diverse exploration:</w:t>
+      </w:r>
+    </w:p>
+    <w:tbl>
+      <w:tblPr>
+        <w:tblStyle w:val="TableGrid"/>
+        <w:tblW w:type="auto" w:w="0"/>
+        <w:jc w:val="center"/>
+        <w:tblLook w:firstColumn="1" w:firstRow="1" w:lastColumn="0" w:lastRow="0" w:noHBand="0" w:noVBand="1" w:val="04A0"/>
+      </w:tblPr>
+      <w:tblGrid>
+        <w:gridCol w:w="1987"/>
+        <w:gridCol w:w="1987"/>
+        <w:gridCol w:w="1987"/>
+        <w:gridCol w:w="1987"/>
+        <w:gridCol w:w="1987"/>
+      </w:tblGrid>
+      <w:tr>
+        <w:tc>
+          <w:tcPr>
+            <w:tcW w:type="dxa" w:w="2160"/>
+            <w:shd w:fill="1B365D"/>
+          </w:tcPr>
+          <w:p>
+            <w:pPr>
+              <w:spacing w:before="60" w:after="60"/>
+            </w:pPr>
+            <w:r>
+              <w:rPr>
+                <w:rFonts w:ascii="Arial" w:hAnsi="Arial"/>
+                <w:b/>
+                <w:color w:val="FFFFFF"/>
+                <w:sz w:val="19"/>
+              </w:rPr>
+              <w:t>Model</w:t>
+            </w:r>
+          </w:p>
+        </w:tc>
+        <w:tc>
+          <w:tcPr>
+            <w:tcW w:type="dxa" w:w="1728"/>
+            <w:shd w:fill="1B365D"/>
+          </w:tcPr>
+          <w:p>
+            <w:pPr>
+              <w:spacing w:before="60" w:after="60"/>
+            </w:pPr>
+            <w:r>
+              <w:rPr>
+                <w:rFonts w:ascii="Arial" w:hAnsi="Arial"/>
+                <w:b/>
+                <w:color w:val="FFFFFF"/>
+                <w:sz w:val="19"/>
+              </w:rPr>
+              <w:t>Temperature (T)</w:t>
+            </w:r>
+          </w:p>
+        </w:tc>
+        <w:tc>
+          <w:tcPr>
+            <w:tcW w:type="dxa" w:w="1584"/>
+            <w:shd w:fill="1B365D"/>
+          </w:tcPr>
+          <w:p>
+            <w:pPr>
+              <w:spacing w:before="60" w:after="60"/>
+            </w:pPr>
+            <w:r>
+              <w:rPr>
+                <w:rFonts w:ascii="Arial" w:hAnsi="Arial"/>
+                <w:b/>
+                <w:color w:val="FFFFFF"/>
+                <w:sz w:val="19"/>
+              </w:rPr>
+              <w:t>Distinct-1</w:t>
+            </w:r>
+          </w:p>
+        </w:tc>
+        <w:tc>
+          <w:tcPr>
+            <w:tcW w:type="dxa" w:w="1584"/>
+            <w:shd w:fill="1B365D"/>
+          </w:tcPr>
+          <w:p>
+            <w:pPr>
+              <w:spacing w:before="60" w:after="60"/>
+            </w:pPr>
+            <w:r>
+              <w:rPr>
+                <w:rFonts w:ascii="Arial" w:hAnsi="Arial"/>
+                <w:b/>
+                <w:color w:val="FFFFFF"/>
+                <w:sz w:val="19"/>
+              </w:rPr>
+              <w:t>Distinct-2</w:t>
+            </w:r>
+          </w:p>
+        </w:tc>
+        <w:tc>
+          <w:tcPr>
+            <w:tcW w:type="dxa" w:w="2592"/>
+            <w:shd w:fill="1B365D"/>
+          </w:tcPr>
+          <w:p>
+            <w:pPr>
+              <w:spacing w:before="60" w:after="60"/>
+            </w:pPr>
+            <w:r>
+              <w:rPr>
+                <w:rFonts w:ascii="Arial" w:hAnsi="Arial"/>
+                <w:b/>
+                <w:color w:val="FFFFFF"/>
+                <w:sz w:val="19"/>
+              </w:rPr>
+              <w:t>3-Gram Repetition Rate (%)</w:t>
+            </w:r>
+          </w:p>
+        </w:tc>
+      </w:tr>
+      <w:tr>
+        <w:tc>
+          <w:tcPr>
+            <w:tcW w:type="dxa" w:w="2160"/>
+          </w:tcPr>
+          <w:p>
+            <w:pPr>
+              <w:spacing w:before="60" w:after="60"/>
+            </w:pPr>
+            <w:r>
+              <w:rPr>
+                <w:rFonts w:ascii="Arial" w:hAnsi="Arial"/>
+                <w:sz w:val="19"/>
+              </w:rPr>
+              <w:t>Simple RNN</w:t>
+            </w:r>
+          </w:p>
+        </w:tc>
+        <w:tc>
+          <w:tcPr>
+            <w:tcW w:type="dxa" w:w="1728"/>
+          </w:tcPr>
+          <w:p>
+            <w:pPr>
+              <w:spacing w:before="60" w:after="60"/>
+            </w:pPr>
+            <w:r>
+              <w:rPr>
+                <w:rFonts w:ascii="Arial" w:hAnsi="Arial"/>
+                <w:sz w:val="19"/>
+              </w:rPr>
+              <w:t>T = 0.2</w:t>
+            </w:r>
+          </w:p>
+        </w:tc>
+        <w:tc>
+          <w:tcPr>
+            <w:tcW w:type="dxa" w:w="1584"/>
+          </w:tcPr>
+          <w:p>
+            <w:pPr>
+              <w:spacing w:before="60" w:after="60"/>
+            </w:pPr>
+            <w:r>
+              <w:rPr>
+                <w:rFonts w:ascii="Arial" w:hAnsi="Arial"/>
+                <w:sz w:val="19"/>
+              </w:rPr>
+              <w:t>0.5843</w:t>
+            </w:r>
+          </w:p>
+        </w:tc>
+        <w:tc>
+          <w:tcPr>
+            <w:tcW w:type="dxa" w:w="1584"/>
+          </w:tcPr>
+          <w:p>
+            <w:pPr>
+              <w:spacing w:before="60" w:after="60"/>
+            </w:pPr>
+            <w:r>
+              <w:rPr>
+                <w:rFonts w:ascii="Arial" w:hAnsi="Arial"/>
+                <w:sz w:val="19"/>
+              </w:rPr>
+              <w:t>0.8178</w:t>
+            </w:r>
+          </w:p>
+        </w:tc>
+        <w:tc>
+          <w:tcPr>
+            <w:tcW w:type="dxa" w:w="2592"/>
+          </w:tcPr>
+          <w:p>
+            <w:pPr>
+              <w:spacing w:before="60" w:after="60"/>
+            </w:pPr>
+            <w:r>
+              <w:rPr>
+                <w:rFonts w:ascii="Arial" w:hAnsi="Arial"/>
+                <w:sz w:val="19"/>
+              </w:rPr>
+              <w:t>22.12%</w:t>
+            </w:r>
+          </w:p>
+        </w:tc>
+      </w:tr>
+      <w:tr>
+        <w:tc>
+          <w:tcPr>
+            <w:tcW w:type="dxa" w:w="2160"/>
+          </w:tcPr>
+          <w:p>
+            <w:pPr>
+              <w:spacing w:before="60" w:after="60"/>
+            </w:pPr>
+            <w:r>
+              <w:rPr>
+                <w:rFonts w:ascii="Arial" w:hAnsi="Arial"/>
+                <w:sz w:val="19"/>
+              </w:rPr>
+              <w:t>Simple RNN</w:t>
+            </w:r>
+          </w:p>
+        </w:tc>
+        <w:tc>
+          <w:tcPr>
+            <w:tcW w:type="dxa" w:w="1728"/>
+          </w:tcPr>
+          <w:p>
+            <w:pPr>
+              <w:spacing w:before="60" w:after="60"/>
+            </w:pPr>
+            <w:r>
+              <w:rPr>
+                <w:rFonts w:ascii="Arial" w:hAnsi="Arial"/>
+                <w:sz w:val="19"/>
+              </w:rPr>
+              <w:t>T = 0.7</w:t>
+            </w:r>
+          </w:p>
+        </w:tc>
+        <w:tc>
+          <w:tcPr>
+            <w:tcW w:type="dxa" w:w="1584"/>
+          </w:tcPr>
+          <w:p>
+            <w:pPr>
+              <w:spacing w:before="60" w:after="60"/>
+            </w:pPr>
+            <w:r>
+              <w:rPr>
+                <w:rFonts w:ascii="Arial" w:hAnsi="Arial"/>
+                <w:sz w:val="19"/>
+              </w:rPr>
+              <w:t>0.7182</w:t>
+            </w:r>
+          </w:p>
+        </w:tc>
+        <w:tc>
+          <w:tcPr>
+            <w:tcW w:type="dxa" w:w="1584"/>
+          </w:tcPr>
+          <w:p>
+            <w:pPr>
+              <w:spacing w:before="60" w:after="60"/>
+            </w:pPr>
+            <w:r>
+              <w:rPr>
+                <w:rFonts w:ascii="Arial" w:hAnsi="Arial"/>
+                <w:sz w:val="19"/>
+              </w:rPr>
+              <w:t>0.9531</w:t>
+            </w:r>
+          </w:p>
+        </w:tc>
+        <w:tc>
+          <w:tcPr>
+            <w:tcW w:type="dxa" w:w="2592"/>
+          </w:tcPr>
+          <w:p>
+            <w:pPr>
+              <w:spacing w:before="60" w:after="60"/>
+            </w:pPr>
+            <w:r>
+              <w:rPr>
+                <w:rFonts w:ascii="Arial" w:hAnsi="Arial"/>
+                <w:sz w:val="19"/>
+              </w:rPr>
+              <w:t>1.55%</w:t>
+            </w:r>
+          </w:p>
+        </w:tc>
+      </w:tr>
+      <w:tr>
+        <w:tc>
+          <w:tcPr>
+            <w:tcW w:type="dxa" w:w="2160"/>
+          </w:tcPr>
+          <w:p>
+            <w:pPr>
+              <w:spacing w:before="60" w:after="60"/>
+            </w:pPr>
+            <w:r>
+              <w:rPr>
+                <w:rFonts w:ascii="Arial" w:hAnsi="Arial"/>
+                <w:sz w:val="19"/>
+              </w:rPr>
+              <w:t>Simple RNN</w:t>
+            </w:r>
+          </w:p>
+        </w:tc>
+        <w:tc>
+          <w:tcPr>
+            <w:tcW w:type="dxa" w:w="1728"/>
+          </w:tcPr>
+          <w:p>
+            <w:pPr>
+              <w:spacing w:before="60" w:after="60"/>
+            </w:pPr>
+            <w:r>
+              <w:rPr>
+                <w:rFonts w:ascii="Arial" w:hAnsi="Arial"/>
+                <w:sz w:val="19"/>
+              </w:rPr>
+              <w:t>T = 1.2</w:t>
+            </w:r>
+          </w:p>
+        </w:tc>
+        <w:tc>
+          <w:tcPr>
+            <w:tcW w:type="dxa" w:w="1584"/>
+          </w:tcPr>
+          <w:p>
+            <w:pPr>
+              <w:spacing w:before="60" w:after="60"/>
+            </w:pPr>
+            <w:r>
+              <w:rPr>
+                <w:rFonts w:ascii="Arial" w:hAnsi="Arial"/>
+                <w:sz w:val="19"/>
+              </w:rPr>
+              <w:t>0.8454</w:t>
+            </w:r>
+          </w:p>
+        </w:tc>
+        <w:tc>
+          <w:tcPr>
+            <w:tcW w:type="dxa" w:w="1584"/>
+          </w:tcPr>
+          <w:p>
+            <w:pPr>
+              <w:spacing w:before="60" w:after="60"/>
+            </w:pPr>
+            <w:r>
+              <w:rPr>
+                <w:rFonts w:ascii="Arial" w:hAnsi="Arial"/>
+                <w:sz w:val="19"/>
+              </w:rPr>
+              <w:t>1.0000</w:t>
+            </w:r>
+          </w:p>
+        </w:tc>
+        <w:tc>
+          <w:tcPr>
+            <w:tcW w:type="dxa" w:w="2592"/>
+          </w:tcPr>
+          <w:p>
+            <w:pPr>
+              <w:spacing w:before="60" w:after="60"/>
+            </w:pPr>
+            <w:r>
+              <w:rPr>
+                <w:rFonts w:ascii="Arial" w:hAnsi="Arial"/>
+                <w:sz w:val="19"/>
+              </w:rPr>
+              <w:t>0.00%</w:t>
+            </w:r>
+          </w:p>
+        </w:tc>
+      </w:tr>
+      <w:tr>
+        <w:tc>
+          <w:tcPr>
+            <w:tcW w:type="dxa" w:w="2160"/>
+          </w:tcPr>
+          <w:p>
+            <w:pPr>
+              <w:spacing w:before="60" w:after="60"/>
+            </w:pPr>
+            <w:r>
+              <w:rPr>
+                <w:rFonts w:ascii="Arial" w:hAnsi="Arial"/>
+                <w:sz w:val="19"/>
+              </w:rPr>
+              <w:t>Bidirectional RNN</w:t>
+            </w:r>
+          </w:p>
+        </w:tc>
+        <w:tc>
+          <w:tcPr>
+            <w:tcW w:type="dxa" w:w="1728"/>
+          </w:tcPr>
+          <w:p>
+            <w:pPr>
+              <w:spacing w:before="60" w:after="60"/>
+            </w:pPr>
+            <w:r>
+              <w:rPr>
+                <w:rFonts w:ascii="Arial" w:hAnsi="Arial"/>
+                <w:sz w:val="19"/>
+              </w:rPr>
+              <w:t>T = 0.2</w:t>
+            </w:r>
+          </w:p>
+        </w:tc>
+        <w:tc>
+          <w:tcPr>
+            <w:tcW w:type="dxa" w:w="1584"/>
+          </w:tcPr>
+          <w:p>
+            <w:pPr>
+              <w:spacing w:before="60" w:after="60"/>
+            </w:pPr>
+            <w:r>
+              <w:rPr>
+                <w:rFonts w:ascii="Arial" w:hAnsi="Arial"/>
+                <w:sz w:val="19"/>
+              </w:rPr>
+              <w:t>0.5173</w:t>
+            </w:r>
+          </w:p>
+        </w:tc>
+        <w:tc>
+          <w:tcPr>
+            <w:tcW w:type="dxa" w:w="1584"/>
+          </w:tcPr>
+          <w:p>
+            <w:pPr>
+              <w:spacing w:before="60" w:after="60"/>
+            </w:pPr>
+            <w:r>
+              <w:rPr>
+                <w:rFonts w:ascii="Arial" w:hAnsi="Arial"/>
+                <w:sz w:val="19"/>
+              </w:rPr>
+              <w:t>0.7217</w:t>
+            </w:r>
+          </w:p>
+        </w:tc>
+        <w:tc>
+          <w:tcPr>
+            <w:tcW w:type="dxa" w:w="2592"/>
+          </w:tcPr>
+          <w:p>
+            <w:pPr>
+              <w:spacing w:before="60" w:after="60"/>
+            </w:pPr>
+            <w:r>
+              <w:rPr>
+                <w:rFonts w:ascii="Arial" w:hAnsi="Arial"/>
+                <w:sz w:val="19"/>
+              </w:rPr>
+              <w:t>27.67%</w:t>
+            </w:r>
+          </w:p>
+        </w:tc>
+      </w:tr>
+      <w:tr>
+        <w:tc>
+          <w:tcPr>
+            <w:tcW w:type="dxa" w:w="2160"/>
+          </w:tcPr>
+          <w:p>
+            <w:pPr>
+              <w:spacing w:before="60" w:after="60"/>
+            </w:pPr>
+            <w:r>
+              <w:rPr>
+                <w:rFonts w:ascii="Arial" w:hAnsi="Arial"/>
+                <w:sz w:val="19"/>
+              </w:rPr>
+              <w:t>Bidirectional RNN</w:t>
+            </w:r>
+          </w:p>
+        </w:tc>
+        <w:tc>
+          <w:tcPr>
+            <w:tcW w:type="dxa" w:w="1728"/>
+          </w:tcPr>
+          <w:p>
+            <w:pPr>
+              <w:spacing w:before="60" w:after="60"/>
+            </w:pPr>
+            <w:r>
+              <w:rPr>
+                <w:rFonts w:ascii="Arial" w:hAnsi="Arial"/>
+                <w:sz w:val="19"/>
+              </w:rPr>
+              <w:t>T = 0.7</w:t>
+            </w:r>
+          </w:p>
+        </w:tc>
+        <w:tc>
+          <w:tcPr>
+            <w:tcW w:type="dxa" w:w="1584"/>
+          </w:tcPr>
+          <w:p>
+            <w:pPr>
+              <w:spacing w:before="60" w:after="60"/>
+            </w:pPr>
+            <w:r>
+              <w:rPr>
+                <w:rFonts w:ascii="Arial" w:hAnsi="Arial"/>
+                <w:sz w:val="19"/>
+              </w:rPr>
+              <w:t>0.8051</w:t>
+            </w:r>
+          </w:p>
+        </w:tc>
+        <w:tc>
+          <w:tcPr>
+            <w:tcW w:type="dxa" w:w="1584"/>
+          </w:tcPr>
+          <w:p>
+            <w:pPr>
+              <w:spacing w:before="60" w:after="60"/>
+            </w:pPr>
+            <w:r>
+              <w:rPr>
+                <w:rFonts w:ascii="Arial" w:hAnsi="Arial"/>
+                <w:sz w:val="19"/>
+              </w:rPr>
+              <w:t>0.9713</w:t>
+            </w:r>
+          </w:p>
+        </w:tc>
+        <w:tc>
+          <w:tcPr>
+            <w:tcW w:type="dxa" w:w="2592"/>
+          </w:tcPr>
+          <w:p>
+            <w:pPr>
+              <w:spacing w:before="60" w:after="60"/>
+            </w:pPr>
+            <w:r>
+              <w:rPr>
+                <w:rFonts w:ascii="Arial" w:hAnsi="Arial"/>
+                <w:sz w:val="19"/>
+              </w:rPr>
+              <w:t>0.00%</w:t>
+            </w:r>
+          </w:p>
+        </w:tc>
+      </w:tr>
+      <w:tr>
+        <w:tc>
+          <w:tcPr>
+            <w:tcW w:type="dxa" w:w="2160"/>
+          </w:tcPr>
+          <w:p>
+            <w:pPr>
+              <w:spacing w:before="60" w:after="60"/>
+            </w:pPr>
+            <w:r>
+              <w:rPr>
+                <w:rFonts w:ascii="Arial" w:hAnsi="Arial"/>
+                <w:sz w:val="19"/>
+              </w:rPr>
+              <w:t>Bidirectional RNN</w:t>
+            </w:r>
+          </w:p>
+        </w:tc>
+        <w:tc>
+          <w:tcPr>
+            <w:tcW w:type="dxa" w:w="1728"/>
+          </w:tcPr>
+          <w:p>
+            <w:pPr>
+              <w:spacing w:before="60" w:after="60"/>
+            </w:pPr>
+            <w:r>
+              <w:rPr>
+                <w:rFonts w:ascii="Arial" w:hAnsi="Arial"/>
+                <w:sz w:val="19"/>
+              </w:rPr>
+              <w:t>T = 1.2</w:t>
+            </w:r>
+          </w:p>
+        </w:tc>
+        <w:tc>
+          <w:tcPr>
+            <w:tcW w:type="dxa" w:w="1584"/>
+          </w:tcPr>
+          <w:p>
+            <w:pPr>
+              <w:spacing w:before="60" w:after="60"/>
+            </w:pPr>
+            <w:r>
+              <w:rPr>
+                <w:rFonts w:ascii="Arial" w:hAnsi="Arial"/>
+                <w:sz w:val="19"/>
+              </w:rPr>
+              <w:t>0.8510</w:t>
+            </w:r>
+          </w:p>
+        </w:tc>
+        <w:tc>
+          <w:tcPr>
+            <w:tcW w:type="dxa" w:w="1584"/>
+          </w:tcPr>
+          <w:p>
+            <w:pPr>
+              <w:spacing w:before="60" w:after="60"/>
+            </w:pPr>
+            <w:r>
+              <w:rPr>
+                <w:rFonts w:ascii="Arial" w:hAnsi="Arial"/>
+                <w:sz w:val="19"/>
+              </w:rPr>
+              <w:t>1.0000</w:t>
+            </w:r>
+          </w:p>
+        </w:tc>
+        <w:tc>
+          <w:tcPr>
+            <w:tcW w:type="dxa" w:w="2592"/>
+          </w:tcPr>
+          <w:p>
+            <w:pPr>
+              <w:spacing w:before="60" w:after="60"/>
+            </w:pPr>
+            <w:r>
+              <w:rPr>
+                <w:rFonts w:ascii="Arial" w:hAnsi="Arial"/>
+                <w:sz w:val="19"/>
+              </w:rPr>
+              <w:t>0.00%</w:t>
+            </w:r>
+          </w:p>
+        </w:tc>
+      </w:tr>
+      <w:tr>
+        <w:tc>
+          <w:tcPr>
+            <w:tcW w:type="dxa" w:w="2160"/>
+          </w:tcPr>
+          <w:p>
+            <w:pPr>
+              <w:spacing w:before="60" w:after="60"/>
+            </w:pPr>
+            <w:r>
+              <w:rPr>
+                <w:rFonts w:ascii="Arial" w:hAnsi="Arial"/>
+                <w:sz w:val="19"/>
+              </w:rPr>
+              <w:t>LSTM</w:t>
+            </w:r>
+          </w:p>
+        </w:tc>
+        <w:tc>
+          <w:tcPr>
+            <w:tcW w:type="dxa" w:w="1728"/>
+          </w:tcPr>
+          <w:p>
+            <w:pPr>
+              <w:spacing w:before="60" w:after="60"/>
+            </w:pPr>
+            <w:r>
+              <w:rPr>
+                <w:rFonts w:ascii="Arial" w:hAnsi="Arial"/>
+                <w:sz w:val="19"/>
+              </w:rPr>
+              <w:t>T = 0.2</w:t>
+            </w:r>
+          </w:p>
+        </w:tc>
+        <w:tc>
+          <w:tcPr>
+            <w:tcW w:type="dxa" w:w="1584"/>
+          </w:tcPr>
+          <w:p>
+            <w:pPr>
+              <w:spacing w:before="60" w:after="60"/>
+            </w:pPr>
+            <w:r>
+              <w:rPr>
+                <w:rFonts w:ascii="Arial" w:hAnsi="Arial"/>
+                <w:sz w:val="19"/>
+              </w:rPr>
+              <w:t>0.4895</w:t>
+            </w:r>
+          </w:p>
+        </w:tc>
+        <w:tc>
+          <w:tcPr>
+            <w:tcW w:type="dxa" w:w="1584"/>
+          </w:tcPr>
+          <w:p>
+            <w:pPr>
+              <w:spacing w:before="60" w:after="60"/>
+            </w:pPr>
+            <w:r>
+              <w:rPr>
+                <w:rFonts w:ascii="Arial" w:hAnsi="Arial"/>
+                <w:sz w:val="19"/>
+              </w:rPr>
+              <w:t>0.7077</w:t>
+            </w:r>
+          </w:p>
+        </w:tc>
+        <w:tc>
+          <w:tcPr>
+            <w:tcW w:type="dxa" w:w="2592"/>
+          </w:tcPr>
+          <w:p>
+            <w:pPr>
+              <w:spacing w:before="60" w:after="60"/>
+            </w:pPr>
+            <w:r>
+              <w:rPr>
+                <w:rFonts w:ascii="Arial" w:hAnsi="Arial"/>
+                <w:sz w:val="19"/>
+              </w:rPr>
+              <w:t>31.27%</w:t>
+            </w:r>
+          </w:p>
+        </w:tc>
+      </w:tr>
+      <w:tr>
+        <w:tc>
+          <w:tcPr>
+            <w:tcW w:type="dxa" w:w="2160"/>
+          </w:tcPr>
+          <w:p>
+            <w:pPr>
+              <w:spacing w:before="60" w:after="60"/>
+            </w:pPr>
+            <w:r>
+              <w:rPr>
+                <w:rFonts w:ascii="Arial" w:hAnsi="Arial"/>
+                <w:sz w:val="19"/>
+              </w:rPr>
+              <w:t>LSTM</w:t>
+            </w:r>
+          </w:p>
+        </w:tc>
+        <w:tc>
+          <w:tcPr>
+            <w:tcW w:type="dxa" w:w="1728"/>
+          </w:tcPr>
+          <w:p>
+            <w:pPr>
+              <w:spacing w:before="60" w:after="60"/>
+            </w:pPr>
+            <w:r>
+              <w:rPr>
+                <w:rFonts w:ascii="Arial" w:hAnsi="Arial"/>
+                <w:sz w:val="19"/>
+              </w:rPr>
+              <w:t>T = 0.7</w:t>
+            </w:r>
+          </w:p>
+        </w:tc>
+        <w:tc>
+          <w:tcPr>
+            <w:tcW w:type="dxa" w:w="1584"/>
+          </w:tcPr>
+          <w:p>
+            <w:pPr>
+              <w:spacing w:before="60" w:after="60"/>
+            </w:pPr>
+            <w:r>
+              <w:rPr>
+                <w:rFonts w:ascii="Arial" w:hAnsi="Arial"/>
+                <w:sz w:val="19"/>
+              </w:rPr>
+              <w:t>0.7568</w:t>
+            </w:r>
+          </w:p>
+        </w:tc>
+        <w:tc>
+          <w:tcPr>
+            <w:tcW w:type="dxa" w:w="1584"/>
+          </w:tcPr>
+          <w:p>
+            <w:pPr>
+              <w:spacing w:before="60" w:after="60"/>
+            </w:pPr>
+            <w:r>
+              <w:rPr>
+                <w:rFonts w:ascii="Arial" w:hAnsi="Arial"/>
+                <w:sz w:val="19"/>
+              </w:rPr>
+              <w:t>0.9907</w:t>
+            </w:r>
+          </w:p>
+        </w:tc>
+        <w:tc>
+          <w:tcPr>
+            <w:tcW w:type="dxa" w:w="2592"/>
+          </w:tcPr>
+          <w:p>
+            <w:pPr>
+              <w:spacing w:before="60" w:after="60"/>
+            </w:pPr>
+            <w:r>
+              <w:rPr>
+                <w:rFonts w:ascii="Arial" w:hAnsi="Arial"/>
+                <w:sz w:val="19"/>
+              </w:rPr>
+              <w:t>0.00%</w:t>
+            </w:r>
+          </w:p>
+        </w:tc>
+      </w:tr>
+      <w:tr>
+        <w:tc>
+          <w:tcPr>
+            <w:tcW w:type="dxa" w:w="2160"/>
+          </w:tcPr>
+          <w:p>
+            <w:pPr>
+              <w:spacing w:before="60" w:after="60"/>
+            </w:pPr>
+            <w:r>
+              <w:rPr>
+                <w:rFonts w:ascii="Arial" w:hAnsi="Arial"/>
+                <w:sz w:val="19"/>
+              </w:rPr>
+              <w:t>LSTM</w:t>
+            </w:r>
+          </w:p>
+        </w:tc>
+        <w:tc>
+          <w:tcPr>
+            <w:tcW w:type="dxa" w:w="1728"/>
+          </w:tcPr>
+          <w:p>
+            <w:pPr>
+              <w:spacing w:before="60" w:after="60"/>
+            </w:pPr>
+            <w:r>
+              <w:rPr>
+                <w:rFonts w:ascii="Arial" w:hAnsi="Arial"/>
+                <w:sz w:val="19"/>
+              </w:rPr>
+              <w:t>T = 1.2</w:t>
+            </w:r>
+          </w:p>
+        </w:tc>
+        <w:tc>
+          <w:tcPr>
+            <w:tcW w:type="dxa" w:w="1584"/>
+          </w:tcPr>
+          <w:p>
+            <w:pPr>
+              <w:spacing w:before="60" w:after="60"/>
+            </w:pPr>
+            <w:r>
+              <w:rPr>
+                <w:rFonts w:ascii="Arial" w:hAnsi="Arial"/>
+                <w:sz w:val="19"/>
+              </w:rPr>
+              <w:t>0.9138</w:t>
+            </w:r>
+          </w:p>
+        </w:tc>
+        <w:tc>
+          <w:tcPr>
+            <w:tcW w:type="dxa" w:w="1584"/>
+          </w:tcPr>
+          <w:p>
+            <w:pPr>
+              <w:spacing w:before="60" w:after="60"/>
+            </w:pPr>
+            <w:r>
+              <w:rPr>
+                <w:rFonts w:ascii="Arial" w:hAnsi="Arial"/>
+                <w:sz w:val="19"/>
+              </w:rPr>
+              <w:t>1.0000</w:t>
+            </w:r>
+          </w:p>
+        </w:tc>
+        <w:tc>
+          <w:tcPr>
+            <w:tcW w:type="dxa" w:w="2592"/>
+          </w:tcPr>
+          <w:p>
+            <w:pPr>
+              <w:spacing w:before="60" w:after="60"/>
+            </w:pPr>
+            <w:r>
+              <w:rPr>
+                <w:rFonts w:ascii="Arial" w:hAnsi="Arial"/>
+                <w:sz w:val="19"/>
+              </w:rPr>
+              <w:t>0.00%</w:t>
+            </w:r>
+          </w:p>
+        </w:tc>
+      </w:tr>
+      <w:tr>
+        <w:tc>
+          <w:tcPr>
+            <w:tcW w:type="dxa" w:w="2160"/>
+          </w:tcPr>
+          <w:p>
+            <w:pPr>
+              <w:spacing w:before="60" w:after="60"/>
+            </w:pPr>
+            <w:r>
+              <w:rPr>
+                <w:rFonts w:ascii="Arial" w:hAnsi="Arial"/>
+                <w:sz w:val="19"/>
+              </w:rPr>
+              <w:t>GRU</w:t>
+            </w:r>
+          </w:p>
+        </w:tc>
+        <w:tc>
+          <w:tcPr>
+            <w:tcW w:type="dxa" w:w="1728"/>
+          </w:tcPr>
+          <w:p>
+            <w:pPr>
+              <w:spacing w:before="60" w:after="60"/>
+            </w:pPr>
+            <w:r>
+              <w:rPr>
+                <w:rFonts w:ascii="Arial" w:hAnsi="Arial"/>
+                <w:sz w:val="19"/>
+              </w:rPr>
+              <w:t>T = 0.2</w:t>
+            </w:r>
+          </w:p>
+        </w:tc>
+        <w:tc>
+          <w:tcPr>
+            <w:tcW w:type="dxa" w:w="1584"/>
+          </w:tcPr>
+          <w:p>
+            <w:pPr>
+              <w:spacing w:before="60" w:after="60"/>
+            </w:pPr>
+            <w:r>
+              <w:rPr>
+                <w:rFonts w:ascii="Arial" w:hAnsi="Arial"/>
+                <w:sz w:val="19"/>
+              </w:rPr>
+              <w:t>0.6159</w:t>
+            </w:r>
+          </w:p>
+        </w:tc>
+        <w:tc>
+          <w:tcPr>
+            <w:tcW w:type="dxa" w:w="1584"/>
+          </w:tcPr>
+          <w:p>
+            <w:pPr>
+              <w:spacing w:before="60" w:after="60"/>
+            </w:pPr>
+            <w:r>
+              <w:rPr>
+                <w:rFonts w:ascii="Arial" w:hAnsi="Arial"/>
+                <w:sz w:val="19"/>
+              </w:rPr>
+              <w:t>0.8345</w:t>
+            </w:r>
+          </w:p>
+        </w:tc>
+        <w:tc>
+          <w:tcPr>
+            <w:tcW w:type="dxa" w:w="2592"/>
+          </w:tcPr>
+          <w:p>
+            <w:pPr>
+              <w:spacing w:before="60" w:after="60"/>
+            </w:pPr>
+            <w:r>
+              <w:rPr>
+                <w:rFonts w:ascii="Arial" w:hAnsi="Arial"/>
+                <w:sz w:val="19"/>
+              </w:rPr>
+              <w:t>12.02%</w:t>
+            </w:r>
+          </w:p>
+        </w:tc>
+      </w:tr>
+      <w:tr>
+        <w:tc>
+          <w:tcPr>
+            <w:tcW w:type="dxa" w:w="2160"/>
+          </w:tcPr>
+          <w:p>
+            <w:pPr>
+              <w:spacing w:before="60" w:after="60"/>
+            </w:pPr>
+            <w:r>
+              <w:rPr>
+                <w:rFonts w:ascii="Arial" w:hAnsi="Arial"/>
+                <w:sz w:val="19"/>
+              </w:rPr>
+              <w:t>GRU</w:t>
+            </w:r>
+          </w:p>
+        </w:tc>
+        <w:tc>
+          <w:tcPr>
+            <w:tcW w:type="dxa" w:w="1728"/>
+          </w:tcPr>
+          <w:p>
+            <w:pPr>
+              <w:spacing w:before="60" w:after="60"/>
+            </w:pPr>
+            <w:r>
+              <w:rPr>
+                <w:rFonts w:ascii="Arial" w:hAnsi="Arial"/>
+                <w:sz w:val="19"/>
+              </w:rPr>
+              <w:t>T = 0.7</w:t>
+            </w:r>
+          </w:p>
+        </w:tc>
+        <w:tc>
+          <w:tcPr>
+            <w:tcW w:type="dxa" w:w="1584"/>
+          </w:tcPr>
+          <w:p>
+            <w:pPr>
+              <w:spacing w:before="60" w:after="60"/>
+            </w:pPr>
+            <w:r>
+              <w:rPr>
+                <w:rFonts w:ascii="Arial" w:hAnsi="Arial"/>
+                <w:sz w:val="19"/>
+              </w:rPr>
+              <w:t>0.7861</w:t>
+            </w:r>
+          </w:p>
+        </w:tc>
+        <w:tc>
+          <w:tcPr>
+            <w:tcW w:type="dxa" w:w="1584"/>
+          </w:tcPr>
+          <w:p>
+            <w:pPr>
+              <w:spacing w:before="60" w:after="60"/>
+            </w:pPr>
+            <w:r>
+              <w:rPr>
+                <w:rFonts w:ascii="Arial" w:hAnsi="Arial"/>
+                <w:sz w:val="19"/>
+              </w:rPr>
+              <w:t>0.9829</w:t>
+            </w:r>
+          </w:p>
+        </w:tc>
+        <w:tc>
+          <w:tcPr>
+            <w:tcW w:type="dxa" w:w="2592"/>
+          </w:tcPr>
+          <w:p>
+            <w:pPr>
+              <w:spacing w:before="60" w:after="60"/>
+            </w:pPr>
+            <w:r>
+              <w:rPr>
+                <w:rFonts w:ascii="Arial" w:hAnsi="Arial"/>
+                <w:sz w:val="19"/>
+              </w:rPr>
+              <w:t>0.00%</w:t>
+            </w:r>
+          </w:p>
+        </w:tc>
+      </w:tr>
+      <w:tr>
+        <w:tc>
+          <w:tcPr>
+            <w:tcW w:type="dxa" w:w="2160"/>
+          </w:tcPr>
+          <w:p>
+            <w:pPr>
+              <w:spacing w:before="60" w:after="60"/>
+            </w:pPr>
+            <w:r>
+              <w:rPr>
+                <w:rFonts w:ascii="Arial" w:hAnsi="Arial"/>
+                <w:sz w:val="19"/>
+              </w:rPr>
+              <w:t>GRU</w:t>
+            </w:r>
+          </w:p>
+        </w:tc>
+        <w:tc>
+          <w:tcPr>
+            <w:tcW w:type="dxa" w:w="1728"/>
+          </w:tcPr>
+          <w:p>
+            <w:pPr>
+              <w:spacing w:before="60" w:after="60"/>
+            </w:pPr>
+            <w:r>
+              <w:rPr>
+                <w:rFonts w:ascii="Arial" w:hAnsi="Arial"/>
+                <w:sz w:val="19"/>
+              </w:rPr>
+              <w:t>T = 1.2</w:t>
+            </w:r>
+          </w:p>
+        </w:tc>
+        <w:tc>
+          <w:tcPr>
+            <w:tcW w:type="dxa" w:w="1584"/>
+          </w:tcPr>
+          <w:p>
+            <w:pPr>
+              <w:spacing w:before="60" w:after="60"/>
+            </w:pPr>
+            <w:r>
+              <w:rPr>
+                <w:rFonts w:ascii="Arial" w:hAnsi="Arial"/>
+                <w:sz w:val="19"/>
+              </w:rPr>
+              <w:t>0.8762</w:t>
+            </w:r>
+          </w:p>
+        </w:tc>
+        <w:tc>
+          <w:tcPr>
+            <w:tcW w:type="dxa" w:w="1584"/>
+          </w:tcPr>
+          <w:p>
+            <w:pPr>
+              <w:spacing w:before="60" w:after="60"/>
+            </w:pPr>
+            <w:r>
+              <w:rPr>
+                <w:rFonts w:ascii="Arial" w:hAnsi="Arial"/>
+                <w:sz w:val="19"/>
+              </w:rPr>
+              <w:t>1.0000</w:t>
+            </w:r>
+          </w:p>
+        </w:tc>
+        <w:tc>
+          <w:tcPr>
+            <w:tcW w:type="dxa" w:w="2592"/>
+          </w:tcPr>
+          <w:p>
+            <w:pPr>
+              <w:spacing w:before="60" w:after="60"/>
+            </w:pPr>
+            <w:r>
+              <w:rPr>
+                <w:rFonts w:ascii="Arial" w:hAnsi="Arial"/>
+                <w:sz w:val="19"/>
+              </w:rPr>
+              <w:t>0.00%</w:t>
+            </w:r>
+          </w:p>
+        </w:tc>
+      </w:tr>
+    </w:tbl>
+    <w:p/>
+    <w:p>
+      <w:pPr>
+        <w:pStyle w:val="Heading1"/>
+      </w:pPr>
+      <w:r>
+        <w:rPr>
+          <w:rFonts w:ascii="Arial" w:hAnsi="Arial"/>
+          <w:b/>
+          <w:color w:val="1B365D"/>
+          <w:sz w:val="30"/>
+        </w:rPr>
+        <w:t>5. Qualitative Text Generation Samples (T = 0.7)</w:t>
+      </w:r>
+    </w:p>
+    <w:p>
+      <w:r>
+        <w:rPr>
+          <w:b/>
+          <w:color w:val="1B365D"/>
+          <w:sz w:val="20"/>
+        </w:rPr>
+        <w:t>[LSTM | T=0.7 | Seed 1]</w:t>
+        <w:br/>
+      </w:r>
+      <w:r>
+        <w:rPr>
+          <w:i/>
+          <w:sz w:val="19"/>
+        </w:rPr>
+        <w:t>"it was a dark and stormy night when the next - very man s friend. then i shall imagine that present, do you not not be to the facts. just, and you must do that the cab are. i have heard it."</w:t>
+        <w:br/>
+      </w:r>
+      <w:r>
+        <w:rPr>
+          <w:color w:val="666666"/>
+          <w:sz w:val="17"/>
+        </w:rPr>
+        <w:t>Distinct-1: 0.7714 | Distinct-2: 1.0000 | Repetition Rate: 0.00%</w:t>
+        <w:br/>
+      </w:r>
+    </w:p>
+    <w:p>
+      <w:r>
+        <w:rPr>
+          <w:b/>
+          <w:color w:val="1B365D"/>
+          <w:sz w:val="20"/>
+        </w:rPr>
+        <w:t>[LSTM | T=0.7 | Seed 2]</w:t>
+        <w:br/>
+      </w:r>
+      <w:r>
+        <w:rPr>
+          <w:i/>
+          <w:sz w:val="19"/>
+        </w:rPr>
+        <w:t>"holmes sat in silence for a few minutes and then said my hand, and i ever given the reading. i understand. he must have been to such the ourselves of his blind. i understand that lord confidence. st. i have made my man of the"</w:t>
+        <w:br/>
+      </w:r>
+      <w:r>
+        <w:rPr>
+          <w:color w:val="666666"/>
+          <w:sz w:val="17"/>
+        </w:rPr>
+        <w:t>Distinct-1: 0.7692 | Distinct-2: 1.0000 | Repetition Rate: 0.00%</w:t>
+        <w:br/>
+      </w:r>
+    </w:p>
+    <w:p>
+      <w:r>
+        <w:rPr>
+          <w:b/>
+          <w:color w:val="1B365D"/>
+          <w:sz w:val="20"/>
+        </w:rPr>
+        <w:t>[LSTM | T=0.7 | Seed 3]</w:t>
+        <w:br/>
+      </w:r>
+      <w:r>
+        <w:rPr>
+          <w:i/>
+          <w:sz w:val="19"/>
+        </w:rPr>
+        <w:t>"the police had discovered no clue regarding the mystery of the possession. my name was a small minutes of my police there would be deduce with my house, mr. john profession. a own - man was one of the strong cane. i see, mr"</w:t>
+        <w:br/>
+      </w:r>
+      <w:r>
+        <w:rPr>
+          <w:color w:val="666666"/>
+          <w:sz w:val="17"/>
+        </w:rPr>
+        <w:t>Distinct-1: 0.7297 | Distinct-2: 0.9722 | Repetition Rate: 0.00%</w:t>
+        <w:br/>
+      </w:r>
+    </w:p>
+    <w:p>
+      <w:r>
+        <w:rPr>
+          <w:b/>
+          <w:color w:val="1B365D"/>
+          <w:sz w:val="20"/>
+        </w:rPr>
+        <w:t>[GRU | T=0.7 | Seed 1]</w:t>
+        <w:br/>
+      </w:r>
+      <w:r>
+        <w:rPr>
+          <w:i/>
+          <w:sz w:val="19"/>
+        </w:rPr>
+        <w:t>"it was a dark and stormy night when my father had gone. i am its much, i think, we shall rest. you am sure a drive, but she s very much, said holmes. now, i ve thought that my own"</w:t>
+        <w:br/>
+      </w:r>
+      <w:r>
+        <w:rPr>
+          <w:color w:val="666666"/>
+          <w:sz w:val="17"/>
+        </w:rPr>
+        <w:t>Distinct-1: 0.8438 | Distinct-2: 1.0000 | Repetition Rate: 0.00%</w:t>
+        <w:br/>
+      </w:r>
+    </w:p>
+    <w:p/>
+    <w:p>
+      <w:pPr>
+        <w:pStyle w:val="Heading1"/>
+      </w:pPr>
+      <w:r>
+        <w:rPr>
+          <w:rFonts w:ascii="Arial" w:hAnsi="Arial"/>
+          <w:b/>
+          <w:color w:val="1B365D"/>
+          <w:sz w:val="30"/>
+        </w:rPr>
+        <w:t>6. Comparative Architecture Analysis &amp; Findings</w:t>
       </w:r>
     </w:p>
     <w:p>
@@ -260,9 +2438,17 @@
       <w:r>
         <w:rPr>
           <w:rFonts w:ascii="Arial" w:hAnsi="Arial"/>
-          <w:sz w:val="21"/>
+          <w:b/>
+          <w:sz w:val="20"/>
         </w:rPr>
-        <w:t>Models Implemented: Simple RNN (Elman), Bidirectional RNN, LSTM, and GRU under matched capacity (embedding dim: 128, hidden dim: 256).</w:t>
+        <w:t>Superiority of GRU:</w:t>
+      </w:r>
+      <w:r>
+        <w:rPr>
+          <w:rFonts w:ascii="Arial" w:hAnsi="Arial"/>
+          <w:sz w:val="20"/>
+        </w:rPr>
+        <w:t xml:space="preserve"> The GRU achieved the highest modeling fidelity (Test PPL 131.77, Top-1 Acc 18.05%, Top-5 Acc 38.86%). Its streamlined coupled update/reset gating enables robust gradient transmission over sequence horizons without the parameter overhead of an independent memory cell.</w:t>
       </w:r>
     </w:p>
     <w:p>
@@ -272,9 +2458,17 @@
       <w:r>
         <w:rPr>
           <w:rFonts w:ascii="Arial" w:hAnsi="Arial"/>
-          <w:sz w:val="21"/>
+          <w:b/>
+          <w:sz w:val="20"/>
         </w:rPr>
-        <w:t>Evaluation Measures: Cross-Entropy Loss, Perplexity (PPL), Top-1 Accuracy, Top-5 Accuracy, Training Time, and Inference Latency.</w:t>
+        <w:t>LSTM Competitiveness &amp; Speed:</w:t>
+      </w:r>
+      <w:r>
+        <w:rPr>
+          <w:rFonts w:ascii="Arial" w:hAnsi="Arial"/>
+          <w:sz w:val="20"/>
+        </w:rPr>
+        <w:t xml:space="preserve"> LSTM finished a close second (Test PPL 135.06, Top-1 Acc 16.47%) and exhibited the lowest inference latency (1.85 ms/batch).</w:t>
       </w:r>
     </w:p>
     <w:p>
@@ -284,9 +2478,17 @@
       <w:r>
         <w:rPr>
           <w:rFonts w:ascii="Arial" w:hAnsi="Arial"/>
-          <w:sz w:val="21"/>
+          <w:b/>
+          <w:sz w:val="20"/>
         </w:rPr>
-        <w:t>Qualitative Evaluation: Coherence, Lexical Diversity (Distinct-1 &amp; Distinct-2), and 3-Gram Repetition Rate across sampling temperatures T = 0.2, 0.7, 1.2.</w:t>
+        <w:t>Simple RNN Limitations:</w:t>
+      </w:r>
+      <w:r>
+        <w:rPr>
+          <w:rFonts w:ascii="Arial" w:hAnsi="Arial"/>
+          <w:sz w:val="20"/>
+        </w:rPr>
+        <w:t xml:space="preserve"> Simple RNN suffered from severe vanishing gradients, resulting in the highest test perplexity (158.44) and a 22.12% repetition rate at T=0.2 due to mode collapse.</w:t>
       </w:r>
     </w:p>
     <w:p>
@@ -296,14 +2498,42 @@
       <w:r>
         <w:rPr>
           <w:rFonts w:ascii="Arial" w:hAnsi="Arial"/>
-          <w:sz w:val="21"/>
+          <w:b/>
+          <w:sz w:val="20"/>
         </w:rPr>
-        <w:t>Full Reproducibility: Code, checkpoints, logs, plots, tests, and Jupyter Notebook (.ipynb) are organized in the GitHub repository.</w:t>
+        <w:t>Bidirectional RNN Causal Mismatch:</w:t>
+      </w:r>
+      <w:r>
+        <w:rPr>
+          <w:rFonts w:ascii="Arial" w:hAnsi="Arial"/>
+          <w:sz w:val="20"/>
+        </w:rPr>
+        <w:t xml:space="preserve"> While BiRNN achieved reasonable training loss, it is fundamentally ill-suited for pure autoregressive causal text generation because backward recurrent passes look forward during training, creating a teacher-forcing discrepancy during sequential inference.</w:t>
+      </w:r>
+    </w:p>
+    <w:p>
+      <w:pPr>
+        <w:pStyle w:val="ListBullet"/>
+      </w:pPr>
+      <w:r>
+        <w:rPr>
+          <w:rFonts w:ascii="Arial" w:hAnsi="Arial"/>
+          <w:b/>
+          <w:sz w:val="20"/>
+        </w:rPr>
+        <w:t>Temperature Sweet Spot:</w:t>
+      </w:r>
+      <w:r>
+        <w:rPr>
+          <w:rFonts w:ascii="Arial" w:hAnsi="Arial"/>
+          <w:sz w:val="20"/>
+        </w:rPr>
+        <w:t xml:space="preserve"> T = 0.7 demonstrated the ideal operational balance between lexical diversity (Distinct-2 = 0.98) and syntactic coherence, completely eliminating phrase looping (0.00% 3-gram repetition) for GRU and LSTM.</w:t>
       </w:r>
     </w:p>
     <w:sectPr>
       <w:pgSz w:w="12240" w:h="15840"/>
-      <w:pgMar w:top="1440" w:right="1440" w:bottom="1440" w:left="1440" w:header="720" w:footer="720" w:gutter="0"/>
+      <w:pgMar w:top="1152" w:right="1152" w:bottom="1152" w:left="1152" w:header="720" w:footer="720" w:gutter="0"/>
       <w:cols w:space="720"/>
       <w:docGrid w:linePitch="360"/>
     </w:sectPr>

--- a/Varanasi_Naga_Akhil_230953496_FGAI_Assignment2.docx
+++ b/Varanasi_Naga_Akhil_230953496_FGAI_Assignment2.docx
@@ -536,7 +536,7 @@
                 <w:rFonts w:ascii="Arial" w:hAnsi="Arial"/>
                 <w:sz w:val="19"/>
               </w:rPr>
-              <w:t>4.2957</w:t>
+              <w:t>4.2867</w:t>
             </w:r>
           </w:p>
         </w:tc>
@@ -553,7 +553,7 @@
                 <w:rFonts w:ascii="Arial" w:hAnsi="Arial"/>
                 <w:sz w:val="19"/>
               </w:rPr>
-              <w:t>5.1250</w:t>
+              <w:t>5.1042</w:t>
             </w:r>
           </w:p>
         </w:tc>
@@ -570,7 +570,7 @@
                 <w:rFonts w:ascii="Arial" w:hAnsi="Arial"/>
                 <w:sz w:val="19"/>
               </w:rPr>
-              <w:t>5.0654</w:t>
+              <w:t>5.0707</w:t>
             </w:r>
           </w:p>
         </w:tc>
@@ -587,7 +587,7 @@
                 <w:rFonts w:ascii="Arial" w:hAnsi="Arial"/>
                 <w:sz w:val="19"/>
               </w:rPr>
-              <w:t>158.44</w:t>
+              <w:t>159.28</w:t>
             </w:r>
           </w:p>
         </w:tc>
@@ -604,7 +604,7 @@
                 <w:rFonts w:ascii="Arial" w:hAnsi="Arial"/>
                 <w:sz w:val="19"/>
               </w:rPr>
-              <w:t>15.61%</w:t>
+              <w:t>16.35%</w:t>
             </w:r>
           </w:p>
         </w:tc>
@@ -621,7 +621,7 @@
                 <w:rFonts w:ascii="Arial" w:hAnsi="Arial"/>
                 <w:sz w:val="19"/>
               </w:rPr>
-              <w:t>36.90%</w:t>
+              <w:t>37.26%</w:t>
             </w:r>
           </w:p>
         </w:tc>
@@ -638,7 +638,7 @@
                 <w:rFonts w:ascii="Arial" w:hAnsi="Arial"/>
                 <w:sz w:val="19"/>
               </w:rPr>
-              <w:t>2.15</w:t>
+              <w:t>2.04</w:t>
             </w:r>
           </w:p>
         </w:tc>
@@ -691,7 +691,7 @@
                 <w:rFonts w:ascii="Arial" w:hAnsi="Arial"/>
                 <w:sz w:val="19"/>
               </w:rPr>
-              <w:t>4.2958</w:t>
+              <w:t>4.3021</w:t>
             </w:r>
           </w:p>
         </w:tc>
@@ -708,7 +708,7 @@
                 <w:rFonts w:ascii="Arial" w:hAnsi="Arial"/>
                 <w:sz w:val="19"/>
               </w:rPr>
-              <w:t>5.0784</w:t>
+              <w:t>5.0600</w:t>
             </w:r>
           </w:p>
         </w:tc>
@@ -725,7 +725,7 @@
                 <w:rFonts w:ascii="Arial" w:hAnsi="Arial"/>
                 <w:sz w:val="19"/>
               </w:rPr>
-              <w:t>5.0280</w:t>
+              <w:t>4.9981</w:t>
             </w:r>
           </w:p>
         </w:tc>
@@ -742,7 +742,7 @@
                 <w:rFonts w:ascii="Arial" w:hAnsi="Arial"/>
                 <w:sz w:val="19"/>
               </w:rPr>
-              <w:t>152.63</w:t>
+              <w:t>148.13</w:t>
             </w:r>
           </w:p>
         </w:tc>
@@ -759,7 +759,7 @@
                 <w:rFonts w:ascii="Arial" w:hAnsi="Arial"/>
                 <w:sz w:val="19"/>
               </w:rPr>
-              <w:t>16.07%</w:t>
+              <w:t>17.21%</w:t>
             </w:r>
           </w:p>
         </w:tc>
@@ -776,7 +776,7 @@
                 <w:rFonts w:ascii="Arial" w:hAnsi="Arial"/>
                 <w:sz w:val="19"/>
               </w:rPr>
-              <w:t>37.97%</w:t>
+              <w:t>38.25%</w:t>
             </w:r>
           </w:p>
         </w:tc>
@@ -793,7 +793,7 @@
                 <w:rFonts w:ascii="Arial" w:hAnsi="Arial"/>
                 <w:sz w:val="19"/>
               </w:rPr>
-              <w:t>3.20</w:t>
+              <w:t>2.64</w:t>
             </w:r>
           </w:p>
         </w:tc>
@@ -846,7 +846,7 @@
                 <w:rFonts w:ascii="Arial" w:hAnsi="Arial"/>
                 <w:sz w:val="19"/>
               </w:rPr>
-              <w:t>4.6227</w:t>
+              <w:t>4.5230</w:t>
             </w:r>
           </w:p>
         </w:tc>
@@ -863,7 +863,7 @@
                 <w:rFonts w:ascii="Arial" w:hAnsi="Arial"/>
                 <w:sz w:val="19"/>
               </w:rPr>
-              <w:t>4.9441</w:t>
+              <w:t>4.9072</w:t>
             </w:r>
           </w:p>
         </w:tc>
@@ -880,7 +880,7 @@
                 <w:rFonts w:ascii="Arial" w:hAnsi="Arial"/>
                 <w:sz w:val="19"/>
               </w:rPr>
-              <w:t>4.9057</w:t>
+              <w:t>4.8809</w:t>
             </w:r>
           </w:p>
         </w:tc>
@@ -897,7 +897,7 @@
                 <w:rFonts w:ascii="Arial" w:hAnsi="Arial"/>
                 <w:sz w:val="19"/>
               </w:rPr>
-              <w:t>135.06</w:t>
+              <w:t>131.74</w:t>
             </w:r>
           </w:p>
         </w:tc>
@@ -914,7 +914,7 @@
                 <w:rFonts w:ascii="Arial" w:hAnsi="Arial"/>
                 <w:sz w:val="19"/>
               </w:rPr>
-              <w:t>16.47%</w:t>
+              <w:t>17.22%</w:t>
             </w:r>
           </w:p>
         </w:tc>
@@ -931,7 +931,7 @@
                 <w:rFonts w:ascii="Arial" w:hAnsi="Arial"/>
                 <w:sz w:val="19"/>
               </w:rPr>
-              <w:t>37.95%</w:t>
+              <w:t>38.59%</w:t>
             </w:r>
           </w:p>
         </w:tc>
@@ -948,7 +948,7 @@
                 <w:rFonts w:ascii="Arial" w:hAnsi="Arial"/>
                 <w:sz w:val="19"/>
               </w:rPr>
-              <w:t>1.85</w:t>
+              <w:t>1.65</w:t>
             </w:r>
           </w:p>
         </w:tc>
@@ -1001,7 +1001,7 @@
                 <w:rFonts w:ascii="Arial" w:hAnsi="Arial"/>
                 <w:sz w:val="19"/>
               </w:rPr>
-              <w:t>3.9710</w:t>
+              <w:t>3.9477</w:t>
             </w:r>
           </w:p>
         </w:tc>
@@ -1018,7 +1018,7 @@
                 <w:rFonts w:ascii="Arial" w:hAnsi="Arial"/>
                 <w:sz w:val="19"/>
               </w:rPr>
-              <w:t>4.9514</w:t>
+              <w:t>4.9341</w:t>
             </w:r>
           </w:p>
         </w:tc>
@@ -1035,7 +1035,7 @@
                 <w:rFonts w:ascii="Arial" w:hAnsi="Arial"/>
                 <w:sz w:val="19"/>
               </w:rPr>
-              <w:t>4.8810</w:t>
+              <w:t>4.8602</w:t>
             </w:r>
           </w:p>
         </w:tc>
@@ -1052,7 +1052,7 @@
                 <w:rFonts w:ascii="Arial" w:hAnsi="Arial"/>
                 <w:sz w:val="19"/>
               </w:rPr>
-              <w:t>131.77</w:t>
+              <w:t>129.05</w:t>
             </w:r>
           </w:p>
         </w:tc>
@@ -1069,7 +1069,7 @@
                 <w:rFonts w:ascii="Arial" w:hAnsi="Arial"/>
                 <w:sz w:val="19"/>
               </w:rPr>
-              <w:t>18.05%</w:t>
+              <w:t>17.86%</w:t>
             </w:r>
           </w:p>
         </w:tc>
@@ -1086,7 +1086,7 @@
                 <w:rFonts w:ascii="Arial" w:hAnsi="Arial"/>
                 <w:sz w:val="19"/>
               </w:rPr>
-              <w:t>38.86%</w:t>
+              <w:t>39.94%</w:t>
             </w:r>
           </w:p>
         </w:tc>
@@ -1103,7 +1103,7 @@
                 <w:rFonts w:ascii="Arial" w:hAnsi="Arial"/>
                 <w:sz w:val="19"/>
               </w:rPr>
-              <w:t>6.94</w:t>
+              <w:t>5.92</w:t>
             </w:r>
           </w:p>
         </w:tc>
@@ -1296,7 +1296,7 @@
                 <w:rFonts w:ascii="Arial" w:hAnsi="Arial"/>
                 <w:sz w:val="19"/>
               </w:rPr>
-              <w:t>0.5843</w:t>
+              <w:t>0.5529</w:t>
             </w:r>
           </w:p>
         </w:tc>
@@ -1313,7 +1313,7 @@
                 <w:rFonts w:ascii="Arial" w:hAnsi="Arial"/>
                 <w:sz w:val="19"/>
               </w:rPr>
-              <w:t>0.8178</w:t>
+              <w:t>0.7838</w:t>
             </w:r>
           </w:p>
         </w:tc>
@@ -1330,7 +1330,7 @@
                 <w:rFonts w:ascii="Arial" w:hAnsi="Arial"/>
                 <w:sz w:val="19"/>
               </w:rPr>
-              <w:t>22.12%</w:t>
+              <w:t>25.51%</w:t>
             </w:r>
           </w:p>
         </w:tc>
@@ -1383,7 +1383,7 @@
                 <w:rFonts w:ascii="Arial" w:hAnsi="Arial"/>
                 <w:sz w:val="19"/>
               </w:rPr>
-              <w:t>0.7182</w:t>
+              <w:t>0.8049</w:t>
             </w:r>
           </w:p>
         </w:tc>
@@ -1400,7 +1400,7 @@
                 <w:rFonts w:ascii="Arial" w:hAnsi="Arial"/>
                 <w:sz w:val="19"/>
               </w:rPr>
-              <w:t>0.9531</w:t>
+              <w:t>0.9917</w:t>
             </w:r>
           </w:p>
         </w:tc>
@@ -1417,7 +1417,7 @@
                 <w:rFonts w:ascii="Arial" w:hAnsi="Arial"/>
                 <w:sz w:val="19"/>
               </w:rPr>
-              <w:t>1.55%</w:t>
+              <w:t>0.00%</w:t>
             </w:r>
           </w:p>
         </w:tc>
@@ -1470,7 +1470,7 @@
                 <w:rFonts w:ascii="Arial" w:hAnsi="Arial"/>
                 <w:sz w:val="19"/>
               </w:rPr>
-              <w:t>0.8454</w:t>
+              <w:t>0.8766</w:t>
             </w:r>
           </w:p>
         </w:tc>
@@ -1557,7 +1557,7 @@
                 <w:rFonts w:ascii="Arial" w:hAnsi="Arial"/>
                 <w:sz w:val="19"/>
               </w:rPr>
-              <w:t>0.5173</w:t>
+              <w:t>0.5728</w:t>
             </w:r>
           </w:p>
         </w:tc>
@@ -1574,7 +1574,7 @@
                 <w:rFonts w:ascii="Arial" w:hAnsi="Arial"/>
                 <w:sz w:val="19"/>
               </w:rPr>
-              <w:t>0.7217</w:t>
+              <w:t>0.7667</w:t>
             </w:r>
           </w:p>
         </w:tc>
@@ -1591,7 +1591,7 @@
                 <w:rFonts w:ascii="Arial" w:hAnsi="Arial"/>
                 <w:sz w:val="19"/>
               </w:rPr>
-              <w:t>27.67%</w:t>
+              <w:t>25.03%</w:t>
             </w:r>
           </w:p>
         </w:tc>
@@ -1644,7 +1644,7 @@
                 <w:rFonts w:ascii="Arial" w:hAnsi="Arial"/>
                 <w:sz w:val="19"/>
               </w:rPr>
-              <w:t>0.8051</w:t>
+              <w:t>0.7782</w:t>
             </w:r>
           </w:p>
         </w:tc>
@@ -1661,7 +1661,7 @@
                 <w:rFonts w:ascii="Arial" w:hAnsi="Arial"/>
                 <w:sz w:val="19"/>
               </w:rPr>
-              <w:t>0.9713</w:t>
+              <w:t>0.9641</w:t>
             </w:r>
           </w:p>
         </w:tc>
@@ -1731,7 +1731,7 @@
                 <w:rFonts w:ascii="Arial" w:hAnsi="Arial"/>
                 <w:sz w:val="19"/>
               </w:rPr>
-              <w:t>0.8510</w:t>
+              <w:t>0.8911</w:t>
             </w:r>
           </w:p>
         </w:tc>
@@ -1818,7 +1818,7 @@
                 <w:rFonts w:ascii="Arial" w:hAnsi="Arial"/>
                 <w:sz w:val="19"/>
               </w:rPr>
-              <w:t>0.4895</w:t>
+              <w:t>0.5577</w:t>
             </w:r>
           </w:p>
         </w:tc>
@@ -1835,7 +1835,7 @@
                 <w:rFonts w:ascii="Arial" w:hAnsi="Arial"/>
                 <w:sz w:val="19"/>
               </w:rPr>
-              <w:t>0.7077</w:t>
+              <w:t>0.8075</w:t>
             </w:r>
           </w:p>
         </w:tc>
@@ -1852,7 +1852,7 @@
                 <w:rFonts w:ascii="Arial" w:hAnsi="Arial"/>
                 <w:sz w:val="19"/>
               </w:rPr>
-              <w:t>31.27%</w:t>
+              <w:t>18.80%</w:t>
             </w:r>
           </w:p>
         </w:tc>
@@ -1905,7 +1905,7 @@
                 <w:rFonts w:ascii="Arial" w:hAnsi="Arial"/>
                 <w:sz w:val="19"/>
               </w:rPr>
-              <w:t>0.7568</w:t>
+              <w:t>0.7032</w:t>
             </w:r>
           </w:p>
         </w:tc>
@@ -1922,7 +1922,7 @@
                 <w:rFonts w:ascii="Arial" w:hAnsi="Arial"/>
                 <w:sz w:val="19"/>
               </w:rPr>
-              <w:t>0.9907</w:t>
+              <w:t>0.9921</w:t>
             </w:r>
           </w:p>
         </w:tc>
@@ -1992,7 +1992,7 @@
                 <w:rFonts w:ascii="Arial" w:hAnsi="Arial"/>
                 <w:sz w:val="19"/>
               </w:rPr>
-              <w:t>0.9138</w:t>
+              <w:t>0.8645</w:t>
             </w:r>
           </w:p>
         </w:tc>
@@ -2009,7 +2009,7 @@
                 <w:rFonts w:ascii="Arial" w:hAnsi="Arial"/>
                 <w:sz w:val="19"/>
               </w:rPr>
-              <w:t>1.0000</w:t>
+              <w:t>0.9915</w:t>
             </w:r>
           </w:p>
         </w:tc>
@@ -2079,7 +2079,7 @@
                 <w:rFonts w:ascii="Arial" w:hAnsi="Arial"/>
                 <w:sz w:val="19"/>
               </w:rPr>
-              <w:t>0.6159</w:t>
+              <w:t>0.5633</w:t>
             </w:r>
           </w:p>
         </w:tc>
@@ -2096,7 +2096,7 @@
                 <w:rFonts w:ascii="Arial" w:hAnsi="Arial"/>
                 <w:sz w:val="19"/>
               </w:rPr>
-              <w:t>0.8345</w:t>
+              <w:t>0.7967</w:t>
             </w:r>
           </w:p>
         </w:tc>
@@ -2113,7 +2113,7 @@
                 <w:rFonts w:ascii="Arial" w:hAnsi="Arial"/>
                 <w:sz w:val="19"/>
               </w:rPr>
-              <w:t>12.02%</w:t>
+              <w:t>15.86%</w:t>
             </w:r>
           </w:p>
         </w:tc>
@@ -2166,7 +2166,7 @@
                 <w:rFonts w:ascii="Arial" w:hAnsi="Arial"/>
                 <w:sz w:val="19"/>
               </w:rPr>
-              <w:t>0.7861</w:t>
+              <w:t>0.7368</w:t>
             </w:r>
           </w:p>
         </w:tc>
@@ -2183,7 +2183,7 @@
                 <w:rFonts w:ascii="Arial" w:hAnsi="Arial"/>
                 <w:sz w:val="19"/>
               </w:rPr>
-              <w:t>0.9829</w:t>
+              <w:t>0.9720</w:t>
             </w:r>
           </w:p>
         </w:tc>
@@ -2253,7 +2253,7 @@
                 <w:rFonts w:ascii="Arial" w:hAnsi="Arial"/>
                 <w:sz w:val="19"/>
               </w:rPr>
-              <w:t>0.8762</w:t>
+              <w:t>0.8368</w:t>
             </w:r>
           </w:p>
         </w:tc>
@@ -2270,7 +2270,7 @@
                 <w:rFonts w:ascii="Arial" w:hAnsi="Arial"/>
                 <w:sz w:val="19"/>
               </w:rPr>
-              <w:t>1.0000</w:t>
+              <w:t>0.9921</w:t>
             </w:r>
           </w:p>
         </w:tc>
@@ -2323,7 +2323,7 @@
           <w:i/>
           <w:sz w:val="19"/>
         </w:rPr>
-        <w:t>"it was a dark and stormy night when the next - very man s friend. then i shall imagine that present, do you not not be to the facts. just, and you must do that the cab are. i have heard it."</w:t>
+        <w:t>"it was a dark and stormy night when i had not done the looking. i was not bad a word, said holmes. he would be staggered that i came by the evening of the inquiry s death, and i have been made. the"</w:t>
         <w:br/>
       </w:r>
       <w:r>
@@ -2331,7 +2331,7 @@
           <w:color w:val="666666"/>
           <w:sz w:val="17"/>
         </w:rPr>
-        <w:t>Distinct-1: 0.7714 | Distinct-2: 1.0000 | Repetition Rate: 0.00%</w:t>
+        <w:t>Distinct-1: 0.7368 | Distinct-2: 1.0000 | Repetition Rate: 0.00%</w:t>
         <w:br/>
       </w:r>
     </w:p>
@@ -2350,7 +2350,7 @@
           <w:i/>
           <w:sz w:val="19"/>
         </w:rPr>
-        <w:t>"holmes sat in silence for a few minutes and then said my hand, and i ever given the reading. i understand. he must have been to such the ourselves of his blind. i understand that lord confidence. st. i have made my man of the"</w:t>
+        <w:t>"holmes sat in silence for a few minutes and then said he was a small of in the north of the order in the fire, i had not been just a family, and i have been better by the matter. the lamp is a man s need,"</w:t>
         <w:br/>
       </w:r>
       <w:r>
@@ -2358,7 +2358,7 @@
           <w:color w:val="666666"/>
           <w:sz w:val="17"/>
         </w:rPr>
-        <w:t>Distinct-1: 0.7692 | Distinct-2: 1.0000 | Repetition Rate: 0.00%</w:t>
+        <w:t>Distinct-1: 0.6977 | Distinct-2: 0.9762 | Repetition Rate: 0.00%</w:t>
         <w:br/>
       </w:r>
     </w:p>
@@ -2377,7 +2377,7 @@
           <w:i/>
           <w:sz w:val="19"/>
         </w:rPr>
-        <w:t>"the police had discovered no clue regarding the mystery of the possession. my name was a small minutes of my police there would be deduce with my house, mr. john profession. a own - man was one of the strong cane. i see, mr"</w:t>
+        <w:t>"the police had discovered no clue regarding the mystery of the passage. but i am, and i have been already for his time, i remarked, remarked i imagine that i had no man upon the sufferer s s paper. i could not see that the"</w:t>
         <w:br/>
       </w:r>
       <w:r>
@@ -2385,7 +2385,7 @@
           <w:color w:val="666666"/>
           <w:sz w:val="17"/>
         </w:rPr>
-        <w:t>Distinct-1: 0.7297 | Distinct-2: 0.9722 | Repetition Rate: 0.00%</w:t>
+        <w:t>Distinct-1: 0.6750 | Distinct-2: 1.0000 | Repetition Rate: 0.00%</w:t>
         <w:br/>
       </w:r>
     </w:p>
@@ -2404,7 +2404,7 @@
           <w:i/>
           <w:sz w:val="19"/>
         </w:rPr>
-        <w:t>"it was a dark and stormy night when my father had gone. i am its much, i think, we shall rest. you am sure a drive, but she s very much, said holmes. now, i ve thought that my own"</w:t>
+        <w:t>"it was a dark and stormy night when a man later, and this herself choked, with a huge hair of great very town to the circumstances. we have now been able to the house, and two of the gale. but he had been"</w:t>
         <w:br/>
       </w:r>
       <w:r>
@@ -2412,7 +2412,7 @@
           <w:color w:val="666666"/>
           <w:sz w:val="17"/>
         </w:rPr>
-        <w:t>Distinct-1: 0.8438 | Distinct-2: 1.0000 | Repetition Rate: 0.00%</w:t>
+        <w:t>Distinct-1: 0.7632 | Distinct-2: 0.9730 | Repetition Rate: 0.00%</w:t>
         <w:br/>
       </w:r>
     </w:p>

--- a/Varanasi_Naga_Akhil_230953496_FGAI_Assignment2.docx
+++ b/Varanasi_Naga_Akhil_230953496_FGAI_Assignment2.docx
@@ -4,6 +4,7 @@
   <w:body>
     <w:p>
       <w:pPr>
+        <w:spacing w:after="40"/>
         <w:jc w:val="center"/>
       </w:pPr>
       <w:r>
@@ -11,7 +12,7 @@
           <w:rFonts w:ascii="Arial" w:hAnsi="Arial"/>
           <w:b/>
           <w:color w:val="1B365D"/>
-          <w:sz w:val="36"/>
+          <w:sz w:val="34"/>
         </w:rPr>
         <w:t>Foundations of Generative AI (ICT4403)</w:t>
         <w:br/>
@@ -20,6 +21,7 @@
     </w:p>
     <w:p>
       <w:pPr>
+        <w:spacing w:after="240"/>
         <w:jc w:val="center"/>
       </w:pPr>
       <w:r>
@@ -27,12 +29,11 @@
           <w:rFonts w:ascii="Arial" w:hAnsi="Arial"/>
           <w:i/>
           <w:color w:val="555555"/>
-          <w:sz w:val="24"/>
+          <w:sz w:val="22"/>
         </w:rPr>
-        <w:t>System Architecture, Empirical Evaluation, and Temperature Dynamics</w:t>
+        <w:t>Research-Grade Exploratory Data Analysis, Recurrent Neural Architectures, and Empirical Generation Dynamics</w:t>
       </w:r>
     </w:p>
-    <w:p/>
     <w:p>
       <w:pPr>
         <w:pStyle w:val="Heading1"/>
@@ -54,8 +55,8 @@
         <w:tblLook w:firstColumn="1" w:firstRow="1" w:lastColumn="0" w:lastRow="0" w:noHBand="0" w:noVBand="1" w:val="04A0"/>
       </w:tblPr>
       <w:tblGrid>
-        <w:gridCol w:w="4968"/>
-        <w:gridCol w:w="4968"/>
+        <w:gridCol w:w="5040"/>
+        <w:gridCol w:w="5040"/>
       </w:tblGrid>
       <w:tr>
         <w:tc>
@@ -67,7 +68,7 @@
               <w:rPr>
                 <w:rFonts w:ascii="Arial" w:hAnsi="Arial"/>
                 <w:b/>
-                <w:sz w:val="20"/>
+                <w:sz w:val="19"/>
               </w:rPr>
               <w:t>Student Full Name</w:t>
             </w:r>
@@ -75,13 +76,13 @@
         </w:tc>
         <w:tc>
           <w:tcPr>
-            <w:tcW w:type="dxa" w:w="6624"/>
+            <w:tcW w:type="dxa" w:w="6912"/>
           </w:tcPr>
           <w:p>
             <w:r>
               <w:rPr>
                 <w:rFonts w:ascii="Arial" w:hAnsi="Arial"/>
-                <w:sz w:val="20"/>
+                <w:sz w:val="19"/>
               </w:rPr>
               <w:t>Varanasi Naga Akhil</w:t>
             </w:r>
@@ -98,7 +99,7 @@
               <w:rPr>
                 <w:rFonts w:ascii="Arial" w:hAnsi="Arial"/>
                 <w:b/>
-                <w:sz w:val="20"/>
+                <w:sz w:val="19"/>
               </w:rPr>
               <w:t>Registration Number</w:t>
             </w:r>
@@ -106,13 +107,13 @@
         </w:tc>
         <w:tc>
           <w:tcPr>
-            <w:tcW w:type="dxa" w:w="6624"/>
+            <w:tcW w:type="dxa" w:w="6912"/>
           </w:tcPr>
           <w:p>
             <w:r>
               <w:rPr>
                 <w:rFonts w:ascii="Arial" w:hAnsi="Arial"/>
-                <w:sz w:val="20"/>
+                <w:sz w:val="19"/>
               </w:rPr>
               <w:t>230953496</w:t>
             </w:r>
@@ -129,7 +130,7 @@
               <w:rPr>
                 <w:rFonts w:ascii="Arial" w:hAnsi="Arial"/>
                 <w:b/>
-                <w:sz w:val="20"/>
+                <w:sz w:val="19"/>
               </w:rPr>
               <w:t>Course &amp; Assignment</w:t>
             </w:r>
@@ -137,13 +138,13 @@
         </w:tc>
         <w:tc>
           <w:tcPr>
-            <w:tcW w:type="dxa" w:w="6624"/>
+            <w:tcW w:type="dxa" w:w="6912"/>
           </w:tcPr>
           <w:p>
             <w:r>
               <w:rPr>
                 <w:rFonts w:ascii="Arial" w:hAnsi="Arial"/>
-                <w:sz w:val="20"/>
+                <w:sz w:val="19"/>
               </w:rPr>
               <w:t>Foundations of Generative AI (ICT4403) - Assignment 2</w:t>
             </w:r>
@@ -160,7 +161,7 @@
               <w:rPr>
                 <w:rFonts w:ascii="Arial" w:hAnsi="Arial"/>
                 <w:b/>
-                <w:sz w:val="20"/>
+                <w:sz w:val="19"/>
               </w:rPr>
               <w:t>System Architecture Title</w:t>
             </w:r>
@@ -168,13 +169,13 @@
         </w:tc>
         <w:tc>
           <w:tcPr>
-            <w:tcW w:type="dxa" w:w="6624"/>
+            <w:tcW w:type="dxa" w:w="6912"/>
           </w:tcPr>
           <w:p>
             <w:r>
               <w:rPr>
                 <w:rFonts w:ascii="Arial" w:hAnsi="Arial"/>
-                <w:sz w:val="20"/>
+                <w:sz w:val="19"/>
               </w:rPr>
               <w:t>Autoregressive Text Generation System using Simple RNN, Bidirectional RNN, LSTM, and GRU</w:t>
             </w:r>
@@ -191,7 +192,7 @@
               <w:rPr>
                 <w:rFonts w:ascii="Arial" w:hAnsi="Arial"/>
                 <w:b/>
-                <w:sz w:val="20"/>
+                <w:sz w:val="19"/>
               </w:rPr>
               <w:t>Dataset Name &amp; Source URL</w:t>
             </w:r>
@@ -199,19 +200,19 @@
         </w:tc>
         <w:tc>
           <w:tcPr>
-            <w:tcW w:type="dxa" w:w="6624"/>
+            <w:tcW w:type="dxa" w:w="6912"/>
           </w:tcPr>
           <w:p>
             <w:r>
               <w:rPr>
                 <w:rFonts w:ascii="Arial" w:hAnsi="Arial"/>
                 <w:color w:val="0055AA"/>
-                <w:sz w:val="20"/>
+                <w:sz w:val="19"/>
                 <w:u w:val="single"/>
               </w:rPr>
-              <w:t>The Adventures of Sherlock Holmes by Sir Arthur Conan Doyle (Project Gutenberg)</w:t>
+              <w:t>The Adventures of Sherlock Holmes by Sir Arthur Conan Doyle (Project Gutenberg eBook #1661)</w:t>
               <w:br/>
-              <w:t>URL: https://www.gutenberg.org/files/1661/1661-0.txt</w:t>
+              <w:t>URL: https://www.gutenberg.org/ebooks/1661</w:t>
             </w:r>
           </w:p>
         </w:tc>
@@ -226,7 +227,7 @@
               <w:rPr>
                 <w:rFonts w:ascii="Arial" w:hAnsi="Arial"/>
                 <w:b/>
-                <w:sz w:val="20"/>
+                <w:sz w:val="19"/>
               </w:rPr>
               <w:t>GitHub Repository Link</w:t>
             </w:r>
@@ -234,14 +235,14 @@
         </w:tc>
         <w:tc>
           <w:tcPr>
-            <w:tcW w:type="dxa" w:w="6624"/>
+            <w:tcW w:type="dxa" w:w="6912"/>
           </w:tcPr>
           <w:p>
             <w:r>
               <w:rPr>
                 <w:rFonts w:ascii="Arial" w:hAnsi="Arial"/>
                 <w:color w:val="0055AA"/>
-                <w:sz w:val="20"/>
+                <w:sz w:val="19"/>
                 <w:u w:val="single"/>
               </w:rPr>
               <w:t>https://github.com/AkCodes23/FGAI_Assignment.git</w:t>
@@ -262,7 +263,7 @@
           <w:color w:val="1B365D"/>
           <w:sz w:val="30"/>
         </w:rPr>
-        <w:t>2. System Overview &amp; Comparable Experimental Setup</w:t>
+        <w:t>2. End-to-End System Architecture</w:t>
       </w:r>
     </w:p>
     <w:p>
@@ -270,9 +271,2583 @@
         <w:spacing w:after="120"/>
       </w:pPr>
       <w:r>
-        <w:t>To perform a strictly scientific evaluation, all four recurrent architectures were matched in parameter capacity and trained under identical conditions on the causal word-level language modeling task (context sequence length L=25 -&gt; target word w_L+1). The vocabulary comprises 4,378 distinct tokens extracted from Arthur Conan Doyle's The Adventures of Sherlock Holmes. Shared hyperparameters include embedding dimension = 128, hidden dimension = 256, dropout = 0.2, Adam optimizer (lr=0.001), batch size = 64, and gradient norm clipping = 5.0.</w:t>
+        <w:t>The autoregressive text generation system processes raw literary text into a clean sequence of discrete tokens, constructs causal sliding-window training pairs, maps tokens into continuous dense embeddings, and trains four controlled recurrent neural architectures (Simple RNN, Bidirectional RNN, LSTM, and GRU) to sequentially model the conditional probability distribution P(w_{t+1} | w_1, ..., w_t). At inference time, temperature-controlled stochastic sampling generates multi-sentence narrative continuations while enforcing special-token masking to prevent degenerate outputs.</w:t>
       </w:r>
     </w:p>
+    <w:p>
+      <w:pPr>
+        <w:spacing w:before="160" w:after="40"/>
+        <w:jc w:val="center"/>
+      </w:pPr>
+      <w:r>
+        <w:drawing>
+          <wp:inline xmlns:a="http://schemas.openxmlformats.org/drawingml/2006/main" xmlns:pic="http://schemas.openxmlformats.org/drawingml/2006/picture">
+            <wp:extent cx="5669280" cy="3222109"/>
+            <wp:docPr id="1" name="Picture 1"/>
+            <wp:cNvGraphicFramePr>
+              <a:graphicFrameLocks noChangeAspect="1"/>
+            </wp:cNvGraphicFramePr>
+            <a:graphic>
+              <a:graphicData uri="http://schemas.openxmlformats.org/drawingml/2006/picture">
+                <pic:pic>
+                  <pic:nvPicPr>
+                    <pic:cNvPr id="0" name="system_architecture_diagram.png"/>
+                    <pic:cNvPicPr/>
+                  </pic:nvPicPr>
+                  <pic:blipFill>
+                    <a:blip r:embed="rId9"/>
+                    <a:stretch>
+                      <a:fillRect/>
+                    </a:stretch>
+                  </pic:blipFill>
+                  <pic:spPr>
+                    <a:xfrm>
+                      <a:off x="0" y="0"/>
+                      <a:ext cx="5669280" cy="3222109"/>
+                    </a:xfrm>
+                    <a:prstGeom prst="rect"/>
+                  </pic:spPr>
+                </pic:pic>
+              </a:graphicData>
+            </a:graphic>
+          </wp:inline>
+        </w:drawing>
+      </w:r>
+    </w:p>
+    <w:p>
+      <w:pPr>
+        <w:spacing w:after="200"/>
+        <w:jc w:val="center"/>
+      </w:pPr>
+      <w:r>
+        <w:rPr>
+          <w:rFonts w:ascii="Arial" w:hAnsi="Arial"/>
+          <w:i/>
+          <w:color w:val="555555"/>
+          <w:sz w:val="17"/>
+        </w:rPr>
+        <w:t>Figure 1: End-to-end modular system architecture showing data ingestion, embedding projection, recurrent latent encoding, and controlled stochastic autoregressive generation.</w:t>
+      </w:r>
+    </w:p>
+    <w:p>
+      <w:pPr>
+        <w:pStyle w:val="Heading1"/>
+      </w:pPr>
+      <w:r>
+        <w:rPr>
+          <w:rFonts w:ascii="Arial" w:hAnsi="Arial"/>
+          <w:b/>
+          <w:color w:val="1B365D"/>
+          <w:sz w:val="30"/>
+        </w:rPr>
+        <w:t>3. Exploratory Data Analysis (EDA) &amp; Corpus Diagnostics</w:t>
+      </w:r>
+    </w:p>
+    <w:p>
+      <w:pPr>
+        <w:spacing w:after="120"/>
+      </w:pPr>
+      <w:r>
+        <w:t>A rigorous exploratory data analysis was conducted on The Adventures of Sherlock Holmes to characterize its lexical distribution, information entropy, sentence length dynamics, and vocabulary coverage. These statistical properties directly informed our hyperparameter choices for context sequence length (L = 20) and vocabulary cutoff (V = 4,378).</w:t>
+      </w:r>
+    </w:p>
+    <w:p>
+      <w:pPr>
+        <w:pStyle w:val="Heading2"/>
+      </w:pPr>
+      <w:r>
+        <w:rPr>
+          <w:rFonts w:ascii="Arial" w:hAnsi="Arial"/>
+          <w:b/>
+          <w:color w:val="2C3E50"/>
+          <w:sz w:val="25"/>
+        </w:rPr>
+        <w:t>3.1 Descriptive Corpus &amp; Information-Theoretic Metrics</w:t>
+      </w:r>
+    </w:p>
+    <w:tbl>
+      <w:tblPr>
+        <w:tblStyle w:val="TableGrid"/>
+        <w:tblW w:type="auto" w:w="0"/>
+        <w:jc w:val="center"/>
+        <w:tblLook w:firstColumn="1" w:firstRow="1" w:lastColumn="0" w:lastRow="0" w:noHBand="0" w:noVBand="1" w:val="04A0"/>
+      </w:tblPr>
+      <w:tblGrid>
+        <w:gridCol w:w="5040"/>
+        <w:gridCol w:w="5040"/>
+      </w:tblGrid>
+      <w:tr>
+        <w:tc>
+          <w:tcPr>
+            <w:tcW w:type="dxa" w:w="5184"/>
+            <w:shd w:fill="1B365D"/>
+          </w:tcPr>
+          <w:p>
+            <w:pPr>
+              <w:spacing w:before="60" w:after="60"/>
+            </w:pPr>
+            <w:r>
+              <w:rPr>
+                <w:rFonts w:ascii="Arial" w:hAnsi="Arial"/>
+                <w:b/>
+                <w:color w:val="FFFFFF"/>
+                <w:sz w:val="18"/>
+              </w:rPr>
+              <w:t>Statistical / Information-Theoretic Metric</w:t>
+            </w:r>
+          </w:p>
+        </w:tc>
+        <w:tc>
+          <w:tcPr>
+            <w:tcW w:type="dxa" w:w="4896"/>
+            <w:shd w:fill="1B365D"/>
+          </w:tcPr>
+          <w:p>
+            <w:pPr>
+              <w:spacing w:before="60" w:after="60"/>
+            </w:pPr>
+            <w:r>
+              <w:rPr>
+                <w:rFonts w:ascii="Arial" w:hAnsi="Arial"/>
+                <w:b/>
+                <w:color w:val="FFFFFF"/>
+                <w:sz w:val="18"/>
+              </w:rPr>
+              <w:t>Empirical Value (Sherlock Holmes Corpus)</w:t>
+            </w:r>
+          </w:p>
+        </w:tc>
+      </w:tr>
+      <w:tr>
+        <w:tc>
+          <w:tcPr>
+            <w:tcW w:type="dxa" w:w="5184"/>
+          </w:tcPr>
+          <w:p>
+            <w:pPr>
+              <w:spacing w:before="60" w:after="60"/>
+            </w:pPr>
+            <w:r>
+              <w:rPr>
+                <w:rFonts w:ascii="Arial" w:hAnsi="Arial"/>
+                <w:sz w:val="18"/>
+              </w:rPr>
+              <w:t>Raw Characters</w:t>
+            </w:r>
+          </w:p>
+        </w:tc>
+        <w:tc>
+          <w:tcPr>
+            <w:tcW w:type="dxa" w:w="4896"/>
+          </w:tcPr>
+          <w:p>
+            <w:pPr>
+              <w:spacing w:before="60" w:after="60"/>
+            </w:pPr>
+            <w:r>
+              <w:rPr>
+                <w:rFonts w:ascii="Arial" w:hAnsi="Arial"/>
+                <w:sz w:val="18"/>
+              </w:rPr>
+              <w:t>593,731</w:t>
+            </w:r>
+          </w:p>
+        </w:tc>
+      </w:tr>
+      <w:tr>
+        <w:tc>
+          <w:tcPr>
+            <w:tcW w:type="dxa" w:w="5184"/>
+          </w:tcPr>
+          <w:p>
+            <w:pPr>
+              <w:spacing w:before="60" w:after="60"/>
+            </w:pPr>
+            <w:r>
+              <w:rPr>
+                <w:rFonts w:ascii="Arial" w:hAnsi="Arial"/>
+                <w:sz w:val="18"/>
+              </w:rPr>
+              <w:t>Clean Characters</w:t>
+            </w:r>
+          </w:p>
+        </w:tc>
+        <w:tc>
+          <w:tcPr>
+            <w:tcW w:type="dxa" w:w="4896"/>
+          </w:tcPr>
+          <w:p>
+            <w:pPr>
+              <w:spacing w:before="60" w:after="60"/>
+            </w:pPr>
+            <w:r>
+              <w:rPr>
+                <w:rFonts w:ascii="Arial" w:hAnsi="Arial"/>
+                <w:sz w:val="18"/>
+              </w:rPr>
+              <w:t>574,143</w:t>
+            </w:r>
+          </w:p>
+        </w:tc>
+      </w:tr>
+      <w:tr>
+        <w:tc>
+          <w:tcPr>
+            <w:tcW w:type="dxa" w:w="5184"/>
+          </w:tcPr>
+          <w:p>
+            <w:pPr>
+              <w:spacing w:before="60" w:after="60"/>
+            </w:pPr>
+            <w:r>
+              <w:rPr>
+                <w:rFonts w:ascii="Arial" w:hAnsi="Arial"/>
+                <w:sz w:val="18"/>
+              </w:rPr>
+              <w:t>Total Corpus Tokens</w:t>
+            </w:r>
+          </w:p>
+        </w:tc>
+        <w:tc>
+          <w:tcPr>
+            <w:tcW w:type="dxa" w:w="4896"/>
+          </w:tcPr>
+          <w:p>
+            <w:pPr>
+              <w:spacing w:before="60" w:after="60"/>
+            </w:pPr>
+            <w:r>
+              <w:rPr>
+                <w:rFonts w:ascii="Arial" w:hAnsi="Arial"/>
+                <w:sz w:val="18"/>
+              </w:rPr>
+              <w:t>121,822</w:t>
+            </w:r>
+          </w:p>
+        </w:tc>
+      </w:tr>
+      <w:tr>
+        <w:tc>
+          <w:tcPr>
+            <w:tcW w:type="dxa" w:w="5184"/>
+          </w:tcPr>
+          <w:p>
+            <w:pPr>
+              <w:spacing w:before="60" w:after="60"/>
+            </w:pPr>
+            <w:r>
+              <w:rPr>
+                <w:rFonts w:ascii="Arial" w:hAnsi="Arial"/>
+                <w:sz w:val="18"/>
+              </w:rPr>
+              <w:t>Unique Tokens (Raw Vocabulary)</w:t>
+            </w:r>
+          </w:p>
+        </w:tc>
+        <w:tc>
+          <w:tcPr>
+            <w:tcW w:type="dxa" w:w="4896"/>
+          </w:tcPr>
+          <w:p>
+            <w:pPr>
+              <w:spacing w:before="60" w:after="60"/>
+            </w:pPr>
+            <w:r>
+              <w:rPr>
+                <w:rFonts w:ascii="Arial" w:hAnsi="Arial"/>
+                <w:sz w:val="18"/>
+              </w:rPr>
+              <w:t>7,826</w:t>
+            </w:r>
+          </w:p>
+        </w:tc>
+      </w:tr>
+      <w:tr>
+        <w:tc>
+          <w:tcPr>
+            <w:tcW w:type="dxa" w:w="5184"/>
+          </w:tcPr>
+          <w:p>
+            <w:pPr>
+              <w:spacing w:before="60" w:after="60"/>
+            </w:pPr>
+            <w:r>
+              <w:rPr>
+                <w:rFonts w:ascii="Arial" w:hAnsi="Arial"/>
+                <w:sz w:val="18"/>
+              </w:rPr>
+              <w:t>Effective Model Vocabulary Size</w:t>
+            </w:r>
+          </w:p>
+        </w:tc>
+        <w:tc>
+          <w:tcPr>
+            <w:tcW w:type="dxa" w:w="4896"/>
+          </w:tcPr>
+          <w:p>
+            <w:pPr>
+              <w:spacing w:before="60" w:after="60"/>
+            </w:pPr>
+            <w:r>
+              <w:rPr>
+                <w:rFonts w:ascii="Arial" w:hAnsi="Arial"/>
+                <w:sz w:val="18"/>
+              </w:rPr>
+              <w:t>4,378</w:t>
+            </w:r>
+          </w:p>
+        </w:tc>
+      </w:tr>
+      <w:tr>
+        <w:tc>
+          <w:tcPr>
+            <w:tcW w:type="dxa" w:w="5184"/>
+          </w:tcPr>
+          <w:p>
+            <w:pPr>
+              <w:spacing w:before="60" w:after="60"/>
+            </w:pPr>
+            <w:r>
+              <w:rPr>
+                <w:rFonts w:ascii="Arial" w:hAnsi="Arial"/>
+                <w:sz w:val="18"/>
+              </w:rPr>
+              <w:t>Type-Token Ratio (TTR)</w:t>
+            </w:r>
+          </w:p>
+        </w:tc>
+        <w:tc>
+          <w:tcPr>
+            <w:tcW w:type="dxa" w:w="4896"/>
+          </w:tcPr>
+          <w:p>
+            <w:pPr>
+              <w:spacing w:before="60" w:after="60"/>
+            </w:pPr>
+            <w:r>
+              <w:rPr>
+                <w:rFonts w:ascii="Arial" w:hAnsi="Arial"/>
+                <w:sz w:val="18"/>
+              </w:rPr>
+              <w:t>0.0642</w:t>
+            </w:r>
+          </w:p>
+        </w:tc>
+      </w:tr>
+      <w:tr>
+        <w:tc>
+          <w:tcPr>
+            <w:tcW w:type="dxa" w:w="5184"/>
+          </w:tcPr>
+          <w:p>
+            <w:pPr>
+              <w:spacing w:before="60" w:after="60"/>
+            </w:pPr>
+            <w:r>
+              <w:rPr>
+                <w:rFonts w:ascii="Arial" w:hAnsi="Arial"/>
+                <w:sz w:val="18"/>
+              </w:rPr>
+              <w:t>Guiraud's Index (Root TTR)</w:t>
+            </w:r>
+          </w:p>
+        </w:tc>
+        <w:tc>
+          <w:tcPr>
+            <w:tcW w:type="dxa" w:w="4896"/>
+          </w:tcPr>
+          <w:p>
+            <w:pPr>
+              <w:spacing w:before="60" w:after="60"/>
+            </w:pPr>
+            <w:r>
+              <w:rPr>
+                <w:rFonts w:ascii="Arial" w:hAnsi="Arial"/>
+                <w:sz w:val="18"/>
+              </w:rPr>
+              <w:t>22.42</w:t>
+            </w:r>
+          </w:p>
+        </w:tc>
+      </w:tr>
+      <w:tr>
+        <w:tc>
+          <w:tcPr>
+            <w:tcW w:type="dxa" w:w="5184"/>
+          </w:tcPr>
+          <w:p>
+            <w:pPr>
+              <w:spacing w:before="60" w:after="60"/>
+            </w:pPr>
+            <w:r>
+              <w:rPr>
+                <w:rFonts w:ascii="Arial" w:hAnsi="Arial"/>
+                <w:sz w:val="18"/>
+              </w:rPr>
+              <w:t>Hapax Legomena Count (freq = 1)</w:t>
+            </w:r>
+          </w:p>
+        </w:tc>
+        <w:tc>
+          <w:tcPr>
+            <w:tcW w:type="dxa" w:w="4896"/>
+          </w:tcPr>
+          <w:p>
+            <w:pPr>
+              <w:spacing w:before="60" w:after="60"/>
+            </w:pPr>
+            <w:r>
+              <w:rPr>
+                <w:rFonts w:ascii="Arial" w:hAnsi="Arial"/>
+                <w:sz w:val="18"/>
+              </w:rPr>
+              <w:t>3,452 (44.11%)</w:t>
+            </w:r>
+          </w:p>
+        </w:tc>
+      </w:tr>
+      <w:tr>
+        <w:tc>
+          <w:tcPr>
+            <w:tcW w:type="dxa" w:w="5184"/>
+          </w:tcPr>
+          <w:p>
+            <w:pPr>
+              <w:spacing w:before="60" w:after="60"/>
+            </w:pPr>
+            <w:r>
+              <w:rPr>
+                <w:rFonts w:ascii="Arial" w:hAnsi="Arial"/>
+                <w:sz w:val="18"/>
+              </w:rPr>
+              <w:t>Dis Legomena Count (freq = 2)</w:t>
+            </w:r>
+          </w:p>
+        </w:tc>
+        <w:tc>
+          <w:tcPr>
+            <w:tcW w:type="dxa" w:w="4896"/>
+          </w:tcPr>
+          <w:p>
+            <w:pPr>
+              <w:spacing w:before="60" w:after="60"/>
+            </w:pPr>
+            <w:r>
+              <w:rPr>
+                <w:rFonts w:ascii="Arial" w:hAnsi="Arial"/>
+                <w:sz w:val="18"/>
+              </w:rPr>
+              <w:t>1,247 (15.93%)</w:t>
+            </w:r>
+          </w:p>
+        </w:tc>
+      </w:tr>
+      <w:tr>
+        <w:tc>
+          <w:tcPr>
+            <w:tcW w:type="dxa" w:w="5184"/>
+          </w:tcPr>
+          <w:p>
+            <w:pPr>
+              <w:spacing w:before="60" w:after="60"/>
+            </w:pPr>
+            <w:r>
+              <w:rPr>
+                <w:rFonts w:ascii="Arial" w:hAnsi="Arial"/>
+                <w:sz w:val="18"/>
+              </w:rPr>
+              <w:t>Unigram Shannon Entropy</w:t>
+            </w:r>
+          </w:p>
+        </w:tc>
+        <w:tc>
+          <w:tcPr>
+            <w:tcW w:type="dxa" w:w="4896"/>
+          </w:tcPr>
+          <w:p>
+            <w:pPr>
+              <w:spacing w:before="60" w:after="60"/>
+            </w:pPr>
+            <w:r>
+              <w:rPr>
+                <w:rFonts w:ascii="Arial" w:hAnsi="Arial"/>
+                <w:sz w:val="18"/>
+              </w:rPr>
+              <w:t>8.7852 bits/token</w:t>
+            </w:r>
+          </w:p>
+        </w:tc>
+      </w:tr>
+      <w:tr>
+        <w:tc>
+          <w:tcPr>
+            <w:tcW w:type="dxa" w:w="5184"/>
+          </w:tcPr>
+          <w:p>
+            <w:pPr>
+              <w:spacing w:before="60" w:after="60"/>
+            </w:pPr>
+            <w:r>
+              <w:rPr>
+                <w:rFonts w:ascii="Arial" w:hAnsi="Arial"/>
+                <w:sz w:val="18"/>
+              </w:rPr>
+              <w:t>Theoretical Zeroth-Order Perplexity</w:t>
+            </w:r>
+          </w:p>
+        </w:tc>
+        <w:tc>
+          <w:tcPr>
+            <w:tcW w:type="dxa" w:w="4896"/>
+          </w:tcPr>
+          <w:p>
+            <w:pPr>
+              <w:spacing w:before="60" w:after="60"/>
+            </w:pPr>
+            <w:r>
+              <w:rPr>
+                <w:rFonts w:ascii="Arial" w:hAnsi="Arial"/>
+                <w:sz w:val="18"/>
+              </w:rPr>
+              <w:t>441.17</w:t>
+            </w:r>
+          </w:p>
+        </w:tc>
+      </w:tr>
+      <w:tr>
+        <w:tc>
+          <w:tcPr>
+            <w:tcW w:type="dxa" w:w="5184"/>
+          </w:tcPr>
+          <w:p>
+            <w:pPr>
+              <w:spacing w:before="60" w:after="60"/>
+            </w:pPr>
+            <w:r>
+              <w:rPr>
+                <w:rFonts w:ascii="Arial" w:hAnsi="Arial"/>
+                <w:sz w:val="18"/>
+              </w:rPr>
+              <w:t>Empirical Zipf Exponent (alpha)</w:t>
+            </w:r>
+          </w:p>
+        </w:tc>
+        <w:tc>
+          <w:tcPr>
+            <w:tcW w:type="dxa" w:w="4896"/>
+          </w:tcPr>
+          <w:p>
+            <w:pPr>
+              <w:spacing w:before="60" w:after="60"/>
+            </w:pPr>
+            <w:r>
+              <w:rPr>
+                <w:rFonts w:ascii="Arial" w:hAnsi="Arial"/>
+                <w:sz w:val="18"/>
+              </w:rPr>
+              <w:t>1.1161</w:t>
+            </w:r>
+          </w:p>
+        </w:tc>
+      </w:tr>
+      <w:tr>
+        <w:tc>
+          <w:tcPr>
+            <w:tcW w:type="dxa" w:w="5184"/>
+          </w:tcPr>
+          <w:p>
+            <w:pPr>
+              <w:spacing w:before="60" w:after="60"/>
+            </w:pPr>
+            <w:r>
+              <w:rPr>
+                <w:rFonts w:ascii="Arial" w:hAnsi="Arial"/>
+                <w:sz w:val="18"/>
+              </w:rPr>
+              <w:t>Zipf Power Law Fit R^2</w:t>
+            </w:r>
+          </w:p>
+        </w:tc>
+        <w:tc>
+          <w:tcPr>
+            <w:tcW w:type="dxa" w:w="4896"/>
+          </w:tcPr>
+          <w:p>
+            <w:pPr>
+              <w:spacing w:before="60" w:after="60"/>
+            </w:pPr>
+            <w:r>
+              <w:rPr>
+                <w:rFonts w:ascii="Arial" w:hAnsi="Arial"/>
+                <w:sz w:val="18"/>
+              </w:rPr>
+              <w:t>0.9966</w:t>
+            </w:r>
+          </w:p>
+        </w:tc>
+      </w:tr>
+      <w:tr>
+        <w:tc>
+          <w:tcPr>
+            <w:tcW w:type="dxa" w:w="5184"/>
+          </w:tcPr>
+          <w:p>
+            <w:pPr>
+              <w:spacing w:before="60" w:after="60"/>
+            </w:pPr>
+            <w:r>
+              <w:rPr>
+                <w:rFonts w:ascii="Arial" w:hAnsi="Arial"/>
+                <w:sz w:val="18"/>
+              </w:rPr>
+              <w:t>Top 50% Token Coverage Threshold</w:t>
+            </w:r>
+          </w:p>
+        </w:tc>
+        <w:tc>
+          <w:tcPr>
+            <w:tcW w:type="dxa" w:w="4896"/>
+          </w:tcPr>
+          <w:p>
+            <w:pPr>
+              <w:spacing w:before="60" w:after="60"/>
+            </w:pPr>
+            <w:r>
+              <w:rPr>
+                <w:rFonts w:ascii="Arial" w:hAnsi="Arial"/>
+                <w:sz w:val="18"/>
+              </w:rPr>
+              <w:t>Top 40 words</w:t>
+            </w:r>
+          </w:p>
+        </w:tc>
+      </w:tr>
+      <w:tr>
+        <w:tc>
+          <w:tcPr>
+            <w:tcW w:type="dxa" w:w="5184"/>
+          </w:tcPr>
+          <w:p>
+            <w:pPr>
+              <w:spacing w:before="60" w:after="60"/>
+            </w:pPr>
+            <w:r>
+              <w:rPr>
+                <w:rFonts w:ascii="Arial" w:hAnsi="Arial"/>
+                <w:sz w:val="18"/>
+              </w:rPr>
+              <w:t>Top 80% Token Coverage Threshold</w:t>
+            </w:r>
+          </w:p>
+        </w:tc>
+        <w:tc>
+          <w:tcPr>
+            <w:tcW w:type="dxa" w:w="4896"/>
+          </w:tcPr>
+          <w:p>
+            <w:pPr>
+              <w:spacing w:before="60" w:after="60"/>
+            </w:pPr>
+            <w:r>
+              <w:rPr>
+                <w:rFonts w:ascii="Arial" w:hAnsi="Arial"/>
+                <w:sz w:val="18"/>
+              </w:rPr>
+              <w:t>Top 517 words</w:t>
+            </w:r>
+          </w:p>
+        </w:tc>
+      </w:tr>
+      <w:tr>
+        <w:tc>
+          <w:tcPr>
+            <w:tcW w:type="dxa" w:w="5184"/>
+          </w:tcPr>
+          <w:p>
+            <w:pPr>
+              <w:spacing w:before="60" w:after="60"/>
+            </w:pPr>
+            <w:r>
+              <w:rPr>
+                <w:rFonts w:ascii="Arial" w:hAnsi="Arial"/>
+                <w:sz w:val="18"/>
+              </w:rPr>
+              <w:t>Top 95% Token Coverage Threshold</w:t>
+            </w:r>
+          </w:p>
+        </w:tc>
+        <w:tc>
+          <w:tcPr>
+            <w:tcW w:type="dxa" w:w="4896"/>
+          </w:tcPr>
+          <w:p>
+            <w:pPr>
+              <w:spacing w:before="60" w:after="60"/>
+            </w:pPr>
+            <w:r>
+              <w:rPr>
+                <w:rFonts w:ascii="Arial" w:hAnsi="Arial"/>
+                <w:sz w:val="18"/>
+              </w:rPr>
+              <w:t>Top 3079 words</w:t>
+            </w:r>
+          </w:p>
+        </w:tc>
+      </w:tr>
+      <w:tr>
+        <w:tc>
+          <w:tcPr>
+            <w:tcW w:type="dxa" w:w="5184"/>
+          </w:tcPr>
+          <w:p>
+            <w:pPr>
+              <w:spacing w:before="60" w:after="60"/>
+            </w:pPr>
+            <w:r>
+              <w:rPr>
+                <w:rFonts w:ascii="Arial" w:hAnsi="Arial"/>
+                <w:sz w:val="18"/>
+              </w:rPr>
+              <w:t>Total Sentences Extracted</w:t>
+            </w:r>
+          </w:p>
+        </w:tc>
+        <w:tc>
+          <w:tcPr>
+            <w:tcW w:type="dxa" w:w="4896"/>
+          </w:tcPr>
+          <w:p>
+            <w:pPr>
+              <w:spacing w:before="60" w:after="60"/>
+            </w:pPr>
+            <w:r>
+              <w:rPr>
+                <w:rFonts w:ascii="Arial" w:hAnsi="Arial"/>
+                <w:sz w:val="18"/>
+              </w:rPr>
+              <w:t>5,144</w:t>
+            </w:r>
+          </w:p>
+        </w:tc>
+      </w:tr>
+      <w:tr>
+        <w:tc>
+          <w:tcPr>
+            <w:tcW w:type="dxa" w:w="5184"/>
+          </w:tcPr>
+          <w:p>
+            <w:pPr>
+              <w:spacing w:before="60" w:after="60"/>
+            </w:pPr>
+            <w:r>
+              <w:rPr>
+                <w:rFonts w:ascii="Arial" w:hAnsi="Arial"/>
+                <w:sz w:val="18"/>
+              </w:rPr>
+              <w:t>Mean Sentence Length</w:t>
+            </w:r>
+          </w:p>
+        </w:tc>
+        <w:tc>
+          <w:tcPr>
+            <w:tcW w:type="dxa" w:w="4896"/>
+          </w:tcPr>
+          <w:p>
+            <w:pPr>
+              <w:spacing w:before="60" w:after="60"/>
+            </w:pPr>
+            <w:r>
+              <w:rPr>
+                <w:rFonts w:ascii="Arial" w:hAnsi="Arial"/>
+                <w:sz w:val="18"/>
+              </w:rPr>
+              <w:t>20.41 ± 15.22 words</w:t>
+            </w:r>
+          </w:p>
+        </w:tc>
+      </w:tr>
+      <w:tr>
+        <w:tc>
+          <w:tcPr>
+            <w:tcW w:type="dxa" w:w="5184"/>
+          </w:tcPr>
+          <w:p>
+            <w:pPr>
+              <w:spacing w:before="60" w:after="60"/>
+            </w:pPr>
+            <w:r>
+              <w:rPr>
+                <w:rFonts w:ascii="Arial" w:hAnsi="Arial"/>
+                <w:sz w:val="18"/>
+              </w:rPr>
+              <w:t>Median Sentence Length</w:t>
+            </w:r>
+          </w:p>
+        </w:tc>
+        <w:tc>
+          <w:tcPr>
+            <w:tcW w:type="dxa" w:w="4896"/>
+          </w:tcPr>
+          <w:p>
+            <w:pPr>
+              <w:spacing w:before="60" w:after="60"/>
+            </w:pPr>
+            <w:r>
+              <w:rPr>
+                <w:rFonts w:ascii="Arial" w:hAnsi="Arial"/>
+                <w:sz w:val="18"/>
+              </w:rPr>
+              <w:t>17.0 words</w:t>
+            </w:r>
+          </w:p>
+        </w:tc>
+      </w:tr>
+      <w:tr>
+        <w:tc>
+          <w:tcPr>
+            <w:tcW w:type="dxa" w:w="5184"/>
+          </w:tcPr>
+          <w:p>
+            <w:pPr>
+              <w:spacing w:before="60" w:after="60"/>
+            </w:pPr>
+            <w:r>
+              <w:rPr>
+                <w:rFonts w:ascii="Arial" w:hAnsi="Arial"/>
+                <w:sz w:val="18"/>
+              </w:rPr>
+              <w:t>IQR Sentence Length</w:t>
+            </w:r>
+          </w:p>
+        </w:tc>
+        <w:tc>
+          <w:tcPr>
+            <w:tcW w:type="dxa" w:w="4896"/>
+          </w:tcPr>
+          <w:p>
+            <w:pPr>
+              <w:spacing w:before="60" w:after="60"/>
+            </w:pPr>
+            <w:r>
+              <w:rPr>
+                <w:rFonts w:ascii="Arial" w:hAnsi="Arial"/>
+                <w:sz w:val="18"/>
+              </w:rPr>
+              <w:t>[9.0, 28.0] words</w:t>
+            </w:r>
+          </w:p>
+        </w:tc>
+      </w:tr>
+      <w:tr>
+        <w:tc>
+          <w:tcPr>
+            <w:tcW w:type="dxa" w:w="5184"/>
+          </w:tcPr>
+          <w:p>
+            <w:pPr>
+              <w:spacing w:before="60" w:after="60"/>
+            </w:pPr>
+            <w:r>
+              <w:rPr>
+                <w:rFonts w:ascii="Arial" w:hAnsi="Arial"/>
+                <w:sz w:val="18"/>
+              </w:rPr>
+              <w:t>95th Percentile Sentence Length</w:t>
+            </w:r>
+          </w:p>
+        </w:tc>
+        <w:tc>
+          <w:tcPr>
+            <w:tcW w:type="dxa" w:w="4896"/>
+          </w:tcPr>
+          <w:p>
+            <w:pPr>
+              <w:spacing w:before="60" w:after="60"/>
+            </w:pPr>
+            <w:r>
+              <w:rPr>
+                <w:rFonts w:ascii="Arial" w:hAnsi="Arial"/>
+                <w:sz w:val="18"/>
+              </w:rPr>
+              <w:t>48.0 words</w:t>
+            </w:r>
+          </w:p>
+        </w:tc>
+      </w:tr>
+    </w:tbl>
+    <w:p>
+      <w:pPr>
+        <w:spacing w:before="120"/>
+      </w:pPr>
+      <w:r>
+        <w:t>Information-Theoretic Lower Bound: The empirical Shannon unigram entropy of the corpus is H = 8.7852 bits/token. This yields a theoretical zeroth-order perplexity lower bound of 2^H = 441.17. Any trained autoregressive model achieving a perplexity substantially below 441.17 demonstrates true sequential contextual modeling beyond independent unigram frequencies. Our trained GRU achieves a test perplexity of 131.77, representing a 3.35x information compression over the unigram baseline and a 33.2x reduction over the uniform random vocabulary baseline (PPL = 4,378).</w:t>
+      </w:r>
+    </w:p>
+    <w:p>
+      <w:pPr>
+        <w:pStyle w:val="Heading2"/>
+      </w:pPr>
+      <w:r>
+        <w:rPr>
+          <w:rFonts w:ascii="Arial" w:hAnsi="Arial"/>
+          <w:b/>
+          <w:color w:val="2C3E50"/>
+          <w:sz w:val="25"/>
+        </w:rPr>
+        <w:t>3.2 Sentence Length Distribution &amp; Sequence Window Justification</w:t>
+      </w:r>
+    </w:p>
+    <w:p>
+      <w:r>
+        <w:t>The corpus contains 5,144 sentences with a mean length of 20.41 words and a median of 17.0 words (IQR: [9.0, 28.0] words). The distribution is moderately right-skewed, characteristic of Victorian prose with subordinate clauses. Our choice of context sequence length L = 20 spans approximately 60% of all complete sentences in the text, ensuring that the recurrent hidden states capture complete clausal dependencies without exceeding the vanishing-gradient retention horizon of recurrent cells.</w:t>
+      </w:r>
+    </w:p>
+    <w:p>
+      <w:pPr>
+        <w:spacing w:before="160" w:after="40"/>
+        <w:jc w:val="center"/>
+      </w:pPr>
+      <w:r>
+        <w:drawing>
+          <wp:inline xmlns:a="http://schemas.openxmlformats.org/drawingml/2006/main" xmlns:pic="http://schemas.openxmlformats.org/drawingml/2006/picture">
+            <wp:extent cx="5303520" cy="2921010"/>
+            <wp:docPr id="2" name="Picture 2"/>
+            <wp:cNvGraphicFramePr>
+              <a:graphicFrameLocks noChangeAspect="1"/>
+            </wp:cNvGraphicFramePr>
+            <a:graphic>
+              <a:graphicData uri="http://schemas.openxmlformats.org/drawingml/2006/picture">
+                <pic:pic>
+                  <pic:nvPicPr>
+                    <pic:cNvPr id="0" name="eda_sentence_lengths.png"/>
+                    <pic:cNvPicPr/>
+                  </pic:nvPicPr>
+                  <pic:blipFill>
+                    <a:blip r:embed="rId10"/>
+                    <a:stretch>
+                      <a:fillRect/>
+                    </a:stretch>
+                  </pic:blipFill>
+                  <pic:spPr>
+                    <a:xfrm>
+                      <a:off x="0" y="0"/>
+                      <a:ext cx="5303520" cy="2921010"/>
+                    </a:xfrm>
+                    <a:prstGeom prst="rect"/>
+                  </pic:spPr>
+                </pic:pic>
+              </a:graphicData>
+            </a:graphic>
+          </wp:inline>
+        </w:drawing>
+      </w:r>
+    </w:p>
+    <w:p>
+      <w:pPr>
+        <w:spacing w:after="200"/>
+        <w:jc w:val="center"/>
+      </w:pPr>
+      <w:r>
+        <w:rPr>
+          <w:rFonts w:ascii="Arial" w:hAnsi="Arial"/>
+          <w:i/>
+          <w:color w:val="555555"/>
+          <w:sz w:val="17"/>
+        </w:rPr>
+        <w:t>Figure 2: Empirical sentence length probability density distribution with mean (20.41 words), median (17.0 words), and 95th percentile markers.</w:t>
+      </w:r>
+    </w:p>
+    <w:p>
+      <w:pPr>
+        <w:pStyle w:val="Heading2"/>
+      </w:pPr>
+      <w:r>
+        <w:rPr>
+          <w:rFonts w:ascii="Arial" w:hAnsi="Arial"/>
+          <w:b/>
+          <w:color w:val="2C3E50"/>
+          <w:sz w:val="25"/>
+        </w:rPr>
+        <w:t>3.3 Empirical Zipf's Law Power-Law Verification</w:t>
+      </w:r>
+    </w:p>
+    <w:p>
+      <w:r>
+        <w:t>Zipf's Law states that the occurrence frequency f(r) of a word is inversely proportional to its frequency rank r: f(r) = C / r^alpha, which linearizes in logarithmic coordinates as log10(f(r)) = log10(C) - alpha * log10(r). Ordinary least squares (OLS) regression over the top 1,000 token ranks yields an empirical exponent of alpha = 1.1161 with a coefficient of determination R^2 = 0.9966. This strong adherence confirms that the vocabulary follows standard natural language distributional power laws, where a small set of grammatical function words dominates the token stream while a vast tail of content words occurs rarely.</w:t>
+      </w:r>
+    </w:p>
+    <w:p>
+      <w:pPr>
+        <w:spacing w:before="160" w:after="40"/>
+        <w:jc w:val="center"/>
+      </w:pPr>
+      <w:r>
+        <w:drawing>
+          <wp:inline xmlns:a="http://schemas.openxmlformats.org/drawingml/2006/main" xmlns:pic="http://schemas.openxmlformats.org/drawingml/2006/picture">
+            <wp:extent cx="5303520" cy="3215880"/>
+            <wp:docPr id="3" name="Picture 3"/>
+            <wp:cNvGraphicFramePr>
+              <a:graphicFrameLocks noChangeAspect="1"/>
+            </wp:cNvGraphicFramePr>
+            <a:graphic>
+              <a:graphicData uri="http://schemas.openxmlformats.org/drawingml/2006/picture">
+                <pic:pic>
+                  <pic:nvPicPr>
+                    <pic:cNvPr id="0" name="eda_zipf_law.png"/>
+                    <pic:cNvPicPr/>
+                  </pic:nvPicPr>
+                  <pic:blipFill>
+                    <a:blip r:embed="rId11"/>
+                    <a:stretch>
+                      <a:fillRect/>
+                    </a:stretch>
+                  </pic:blipFill>
+                  <pic:spPr>
+                    <a:xfrm>
+                      <a:off x="0" y="0"/>
+                      <a:ext cx="5303520" cy="3215880"/>
+                    </a:xfrm>
+                    <a:prstGeom prst="rect"/>
+                  </pic:spPr>
+                </pic:pic>
+              </a:graphicData>
+            </a:graphic>
+          </wp:inline>
+        </w:drawing>
+      </w:r>
+    </w:p>
+    <w:p>
+      <w:pPr>
+        <w:spacing w:after="200"/>
+        <w:jc w:val="center"/>
+      </w:pPr>
+      <w:r>
+        <w:rPr>
+          <w:rFonts w:ascii="Arial" w:hAnsi="Arial"/>
+          <w:i/>
+          <w:color w:val="555555"/>
+          <w:sz w:val="17"/>
+        </w:rPr>
+        <w:t>Figure 3: Empirical rank-frequency Zipfian distribution on log-log coordinates compared against the theoretical power-law fit (alpha = 1.1161, R^2 = 0.9966).</w:t>
+      </w:r>
+    </w:p>
+    <w:p>
+      <w:pPr>
+        <w:pStyle w:val="Heading2"/>
+      </w:pPr>
+      <w:r>
+        <w:rPr>
+          <w:rFonts w:ascii="Arial" w:hAnsi="Arial"/>
+          <w:b/>
+          <w:color w:val="2C3E50"/>
+          <w:sz w:val="25"/>
+        </w:rPr>
+        <w:t>3.4 Cumulative Lexical Coverage &amp; Out-of-Vocabulary Analysis</w:t>
+      </w:r>
+    </w:p>
+    <w:p>
+      <w:r>
+        <w:t>An analysis of cumulative token coverage reveals steep initial concentration: the top 40 words alone account for 50.0% of all tokens in the corpus, while the top 517 words account for 80.0% (Pareto threshold). Setting the minimum word frequency threshold to min_freq &gt;= 2 yields an effective vocabulary size of V = 4,378 distinct tokens. This active vocabulary covers over 97.4% of all running tokens in the corpus, restricting the out-of-vocabulary (&lt;UNK&gt;) rate to just 2.6%. This strikes an optimal trade-off between vocabulary expressiveness and softmax projection computational cost.</w:t>
+      </w:r>
+    </w:p>
+    <w:p>
+      <w:pPr>
+        <w:spacing w:before="160" w:after="40"/>
+        <w:jc w:val="center"/>
+      </w:pPr>
+      <w:r>
+        <w:drawing>
+          <wp:inline xmlns:a="http://schemas.openxmlformats.org/drawingml/2006/main" xmlns:pic="http://schemas.openxmlformats.org/drawingml/2006/picture">
+            <wp:extent cx="5303520" cy="2910106"/>
+            <wp:docPr id="4" name="Picture 4"/>
+            <wp:cNvGraphicFramePr>
+              <a:graphicFrameLocks noChangeAspect="1"/>
+            </wp:cNvGraphicFramePr>
+            <a:graphic>
+              <a:graphicData uri="http://schemas.openxmlformats.org/drawingml/2006/picture">
+                <pic:pic>
+                  <pic:nvPicPr>
+                    <pic:cNvPr id="0" name="eda_token_coverage.png"/>
+                    <pic:cNvPicPr/>
+                  </pic:nvPicPr>
+                  <pic:blipFill>
+                    <a:blip r:embed="rId12"/>
+                    <a:stretch>
+                      <a:fillRect/>
+                    </a:stretch>
+                  </pic:blipFill>
+                  <pic:spPr>
+                    <a:xfrm>
+                      <a:off x="0" y="0"/>
+                      <a:ext cx="5303520" cy="2910106"/>
+                    </a:xfrm>
+                    <a:prstGeom prst="rect"/>
+                  </pic:spPr>
+                </pic:pic>
+              </a:graphicData>
+            </a:graphic>
+          </wp:inline>
+        </w:drawing>
+      </w:r>
+    </w:p>
+    <w:p>
+      <w:pPr>
+        <w:spacing w:after="200"/>
+        <w:jc w:val="center"/>
+      </w:pPr>
+      <w:r>
+        <w:rPr>
+          <w:rFonts w:ascii="Arial" w:hAnsi="Arial"/>
+          <w:i/>
+          <w:color w:val="555555"/>
+          <w:sz w:val="17"/>
+        </w:rPr>
+        <w:t>Figure 4: Cumulative lexical coverage curve versus vocabulary rank, highlighting the 50%, 80%, and 95% coverage thresholds and the active vocabulary cutoff.</w:t>
+      </w:r>
+    </w:p>
+    <w:p>
+      <w:pPr>
+        <w:pStyle w:val="Heading2"/>
+      </w:pPr>
+      <w:r>
+        <w:rPr>
+          <w:rFonts w:ascii="Arial" w:hAnsi="Arial"/>
+          <w:b/>
+          <w:color w:val="2C3E50"/>
+          <w:sz w:val="25"/>
+        </w:rPr>
+        <w:t>3.5 Frequent Collocations &amp; N-Gram Profiles</w:t>
+      </w:r>
+    </w:p>
+    <w:p>
+      <w:r>
+        <w:t>N-gram frequency analysis highlights the predominant syntactic collocations in Conan Doyle's prose. Excluding isolated punctuation, the most frequent bigrams represent prepositional phrases ('of the', 'in the', 'to the', 'at the') and first-person narrative framing ('it is', 'i have', 'it was', 'that i'). These collocations serve as primary qualitative benchmarks when inspecting model-generated sequences.</w:t>
+      </w:r>
+    </w:p>
+    <w:p>
+      <w:pPr>
+        <w:spacing w:before="160" w:after="40"/>
+        <w:jc w:val="center"/>
+      </w:pPr>
+      <w:r>
+        <w:drawing>
+          <wp:inline xmlns:a="http://schemas.openxmlformats.org/drawingml/2006/main" xmlns:pic="http://schemas.openxmlformats.org/drawingml/2006/picture">
+            <wp:extent cx="5486400" cy="2340601"/>
+            <wp:docPr id="5" name="Picture 5"/>
+            <wp:cNvGraphicFramePr>
+              <a:graphicFrameLocks noChangeAspect="1"/>
+            </wp:cNvGraphicFramePr>
+            <a:graphic>
+              <a:graphicData uri="http://schemas.openxmlformats.org/drawingml/2006/picture">
+                <pic:pic>
+                  <pic:nvPicPr>
+                    <pic:cNvPr id="0" name="eda_top_ngrams.png"/>
+                    <pic:cNvPicPr/>
+                  </pic:nvPicPr>
+                  <pic:blipFill>
+                    <a:blip r:embed="rId13"/>
+                    <a:stretch>
+                      <a:fillRect/>
+                    </a:stretch>
+                  </pic:blipFill>
+                  <pic:spPr>
+                    <a:xfrm>
+                      <a:off x="0" y="0"/>
+                      <a:ext cx="5486400" cy="2340601"/>
+                    </a:xfrm>
+                    <a:prstGeom prst="rect"/>
+                  </pic:spPr>
+                </pic:pic>
+              </a:graphicData>
+            </a:graphic>
+          </wp:inline>
+        </w:drawing>
+      </w:r>
+    </w:p>
+    <w:p>
+      <w:pPr>
+        <w:spacing w:after="200"/>
+        <w:jc w:val="center"/>
+      </w:pPr>
+      <w:r>
+        <w:rPr>
+          <w:rFonts w:ascii="Arial" w:hAnsi="Arial"/>
+          <w:i/>
+          <w:color w:val="555555"/>
+          <w:sz w:val="17"/>
+        </w:rPr>
+        <w:t>Figure 5: High-frequency lexical profiles for Top 12 Unigram word tokens (Panel A) and Top 12 Bigram collocations (Panel B).</w:t>
+      </w:r>
+    </w:p>
+    <w:tbl>
+      <w:tblPr>
+        <w:tblStyle w:val="TableGrid"/>
+        <w:tblW w:type="auto" w:w="0"/>
+        <w:jc w:val="center"/>
+        <w:tblLook w:firstColumn="1" w:firstRow="1" w:lastColumn="0" w:lastRow="0" w:noHBand="0" w:noVBand="1" w:val="04A0"/>
+      </w:tblPr>
+      <w:tblGrid>
+        <w:gridCol w:w="1440"/>
+        <w:gridCol w:w="1440"/>
+        <w:gridCol w:w="1440"/>
+        <w:gridCol w:w="1440"/>
+        <w:gridCol w:w="1440"/>
+        <w:gridCol w:w="1440"/>
+        <w:gridCol w:w="1440"/>
+      </w:tblGrid>
+      <w:tr>
+        <w:tc>
+          <w:tcPr>
+            <w:tcW w:type="dxa" w:w="864"/>
+            <w:shd w:fill="1B365D"/>
+          </w:tcPr>
+          <w:p>
+            <w:pPr>
+              <w:spacing w:before="60" w:after="60"/>
+            </w:pPr>
+            <w:r>
+              <w:rPr>
+                <w:rFonts w:ascii="Arial" w:hAnsi="Arial"/>
+                <w:b/>
+                <w:color w:val="FFFFFF"/>
+                <w:sz w:val="18"/>
+              </w:rPr>
+              <w:t>Rank</w:t>
+            </w:r>
+          </w:p>
+        </w:tc>
+        <w:tc>
+          <w:tcPr>
+            <w:tcW w:type="dxa" w:w="1584"/>
+            <w:shd w:fill="1B365D"/>
+          </w:tcPr>
+          <w:p>
+            <w:pPr>
+              <w:spacing w:before="60" w:after="60"/>
+            </w:pPr>
+            <w:r>
+              <w:rPr>
+                <w:rFonts w:ascii="Arial" w:hAnsi="Arial"/>
+                <w:b/>
+                <w:color w:val="FFFFFF"/>
+                <w:sz w:val="18"/>
+              </w:rPr>
+              <w:t>Unigram</w:t>
+            </w:r>
+          </w:p>
+        </w:tc>
+        <w:tc>
+          <w:tcPr>
+            <w:tcW w:type="dxa" w:w="1296"/>
+            <w:shd w:fill="1B365D"/>
+          </w:tcPr>
+          <w:p>
+            <w:pPr>
+              <w:spacing w:before="60" w:after="60"/>
+            </w:pPr>
+            <w:r>
+              <w:rPr>
+                <w:rFonts w:ascii="Arial" w:hAnsi="Arial"/>
+                <w:b/>
+                <w:color w:val="FFFFFF"/>
+                <w:sz w:val="18"/>
+              </w:rPr>
+              <w:t>Count</w:t>
+            </w:r>
+          </w:p>
+        </w:tc>
+        <w:tc>
+          <w:tcPr>
+            <w:tcW w:type="dxa" w:w="1584"/>
+            <w:shd w:fill="1B365D"/>
+          </w:tcPr>
+          <w:p>
+            <w:pPr>
+              <w:spacing w:before="60" w:after="60"/>
+            </w:pPr>
+            <w:r>
+              <w:rPr>
+                <w:rFonts w:ascii="Arial" w:hAnsi="Arial"/>
+                <w:b/>
+                <w:color w:val="FFFFFF"/>
+                <w:sz w:val="18"/>
+              </w:rPr>
+              <w:t>Unigram %</w:t>
+            </w:r>
+          </w:p>
+        </w:tc>
+        <w:tc>
+          <w:tcPr>
+            <w:tcW w:type="dxa" w:w="1872"/>
+            <w:shd w:fill="1B365D"/>
+          </w:tcPr>
+          <w:p>
+            <w:pPr>
+              <w:spacing w:before="60" w:after="60"/>
+            </w:pPr>
+            <w:r>
+              <w:rPr>
+                <w:rFonts w:ascii="Arial" w:hAnsi="Arial"/>
+                <w:b/>
+                <w:color w:val="FFFFFF"/>
+                <w:sz w:val="18"/>
+              </w:rPr>
+              <w:t>Bigram</w:t>
+            </w:r>
+          </w:p>
+        </w:tc>
+        <w:tc>
+          <w:tcPr>
+            <w:tcW w:type="dxa" w:w="1296"/>
+            <w:shd w:fill="1B365D"/>
+          </w:tcPr>
+          <w:p>
+            <w:pPr>
+              <w:spacing w:before="60" w:after="60"/>
+            </w:pPr>
+            <w:r>
+              <w:rPr>
+                <w:rFonts w:ascii="Arial" w:hAnsi="Arial"/>
+                <w:b/>
+                <w:color w:val="FFFFFF"/>
+                <w:sz w:val="18"/>
+              </w:rPr>
+              <w:t>Count</w:t>
+            </w:r>
+          </w:p>
+        </w:tc>
+        <w:tc>
+          <w:tcPr>
+            <w:tcW w:type="dxa" w:w="1584"/>
+            <w:shd w:fill="1B365D"/>
+          </w:tcPr>
+          <w:p>
+            <w:pPr>
+              <w:spacing w:before="60" w:after="60"/>
+            </w:pPr>
+            <w:r>
+              <w:rPr>
+                <w:rFonts w:ascii="Arial" w:hAnsi="Arial"/>
+                <w:b/>
+                <w:color w:val="FFFFFF"/>
+                <w:sz w:val="18"/>
+              </w:rPr>
+              <w:t>Bigram %</w:t>
+            </w:r>
+          </w:p>
+        </w:tc>
+      </w:tr>
+      <w:tr>
+        <w:tc>
+          <w:tcPr>
+            <w:tcW w:type="dxa" w:w="864"/>
+          </w:tcPr>
+          <w:p>
+            <w:pPr>
+              <w:spacing w:before="60" w:after="60"/>
+            </w:pPr>
+            <w:r>
+              <w:rPr>
+                <w:rFonts w:ascii="Arial" w:hAnsi="Arial"/>
+                <w:sz w:val="18"/>
+              </w:rPr>
+              <w:t>1</w:t>
+            </w:r>
+          </w:p>
+        </w:tc>
+        <w:tc>
+          <w:tcPr>
+            <w:tcW w:type="dxa" w:w="1584"/>
+          </w:tcPr>
+          <w:p>
+            <w:pPr>
+              <w:spacing w:before="60" w:after="60"/>
+            </w:pPr>
+            <w:r>
+              <w:rPr>
+                <w:rFonts w:ascii="Arial" w:hAnsi="Arial"/>
+                <w:sz w:val="18"/>
+              </w:rPr>
+              <w:t>the</w:t>
+            </w:r>
+          </w:p>
+        </w:tc>
+        <w:tc>
+          <w:tcPr>
+            <w:tcW w:type="dxa" w:w="1296"/>
+          </w:tcPr>
+          <w:p>
+            <w:pPr>
+              <w:spacing w:before="60" w:after="60"/>
+            </w:pPr>
+            <w:r>
+              <w:rPr>
+                <w:rFonts w:ascii="Arial" w:hAnsi="Arial"/>
+                <w:sz w:val="18"/>
+              </w:rPr>
+              <w:t>5,630</w:t>
+            </w:r>
+          </w:p>
+        </w:tc>
+        <w:tc>
+          <w:tcPr>
+            <w:tcW w:type="dxa" w:w="1584"/>
+          </w:tcPr>
+          <w:p>
+            <w:pPr>
+              <w:spacing w:before="60" w:after="60"/>
+            </w:pPr>
+            <w:r>
+              <w:rPr>
+                <w:rFonts w:ascii="Arial" w:hAnsi="Arial"/>
+                <w:sz w:val="18"/>
+              </w:rPr>
+              <w:t>5.318%</w:t>
+            </w:r>
+          </w:p>
+        </w:tc>
+        <w:tc>
+          <w:tcPr>
+            <w:tcW w:type="dxa" w:w="1872"/>
+          </w:tcPr>
+          <w:p>
+            <w:pPr>
+              <w:spacing w:before="60" w:after="60"/>
+            </w:pPr>
+            <w:r>
+              <w:rPr>
+                <w:rFonts w:ascii="Arial" w:hAnsi="Arial"/>
+                <w:sz w:val="18"/>
+              </w:rPr>
+              <w:t>of the</w:t>
+            </w:r>
+          </w:p>
+        </w:tc>
+        <w:tc>
+          <w:tcPr>
+            <w:tcW w:type="dxa" w:w="1296"/>
+          </w:tcPr>
+          <w:p>
+            <w:pPr>
+              <w:spacing w:before="60" w:after="60"/>
+            </w:pPr>
+            <w:r>
+              <w:rPr>
+                <w:rFonts w:ascii="Arial" w:hAnsi="Arial"/>
+                <w:sz w:val="18"/>
+              </w:rPr>
+              <w:t>714</w:t>
+            </w:r>
+          </w:p>
+        </w:tc>
+        <w:tc>
+          <w:tcPr>
+            <w:tcW w:type="dxa" w:w="1584"/>
+          </w:tcPr>
+          <w:p>
+            <w:pPr>
+              <w:spacing w:before="60" w:after="60"/>
+            </w:pPr>
+            <w:r>
+              <w:rPr>
+                <w:rFonts w:ascii="Arial" w:hAnsi="Arial"/>
+                <w:sz w:val="18"/>
+              </w:rPr>
+              <w:t>0.674%</w:t>
+            </w:r>
+          </w:p>
+        </w:tc>
+      </w:tr>
+      <w:tr>
+        <w:tc>
+          <w:tcPr>
+            <w:tcW w:type="dxa" w:w="864"/>
+          </w:tcPr>
+          <w:p>
+            <w:pPr>
+              <w:spacing w:before="60" w:after="60"/>
+            </w:pPr>
+            <w:r>
+              <w:rPr>
+                <w:rFonts w:ascii="Arial" w:hAnsi="Arial"/>
+                <w:sz w:val="18"/>
+              </w:rPr>
+              <w:t>2</w:t>
+            </w:r>
+          </w:p>
+        </w:tc>
+        <w:tc>
+          <w:tcPr>
+            <w:tcW w:type="dxa" w:w="1584"/>
+          </w:tcPr>
+          <w:p>
+            <w:pPr>
+              <w:spacing w:before="60" w:after="60"/>
+            </w:pPr>
+            <w:r>
+              <w:rPr>
+                <w:rFonts w:ascii="Arial" w:hAnsi="Arial"/>
+                <w:sz w:val="18"/>
+              </w:rPr>
+              <w:t>i</w:t>
+            </w:r>
+          </w:p>
+        </w:tc>
+        <w:tc>
+          <w:tcPr>
+            <w:tcW w:type="dxa" w:w="1296"/>
+          </w:tcPr>
+          <w:p>
+            <w:pPr>
+              <w:spacing w:before="60" w:after="60"/>
+            </w:pPr>
+            <w:r>
+              <w:rPr>
+                <w:rFonts w:ascii="Arial" w:hAnsi="Arial"/>
+                <w:sz w:val="18"/>
+              </w:rPr>
+              <w:t>3,038</w:t>
+            </w:r>
+          </w:p>
+        </w:tc>
+        <w:tc>
+          <w:tcPr>
+            <w:tcW w:type="dxa" w:w="1584"/>
+          </w:tcPr>
+          <w:p>
+            <w:pPr>
+              <w:spacing w:before="60" w:after="60"/>
+            </w:pPr>
+            <w:r>
+              <w:rPr>
+                <w:rFonts w:ascii="Arial" w:hAnsi="Arial"/>
+                <w:sz w:val="18"/>
+              </w:rPr>
+              <w:t>2.870%</w:t>
+            </w:r>
+          </w:p>
+        </w:tc>
+        <w:tc>
+          <w:tcPr>
+            <w:tcW w:type="dxa" w:w="1872"/>
+          </w:tcPr>
+          <w:p>
+            <w:pPr>
+              <w:spacing w:before="60" w:after="60"/>
+            </w:pPr>
+            <w:r>
+              <w:rPr>
+                <w:rFonts w:ascii="Arial" w:hAnsi="Arial"/>
+                <w:sz w:val="18"/>
+              </w:rPr>
+              <w:t>in the</w:t>
+            </w:r>
+          </w:p>
+        </w:tc>
+        <w:tc>
+          <w:tcPr>
+            <w:tcW w:type="dxa" w:w="1296"/>
+          </w:tcPr>
+          <w:p>
+            <w:pPr>
+              <w:spacing w:before="60" w:after="60"/>
+            </w:pPr>
+            <w:r>
+              <w:rPr>
+                <w:rFonts w:ascii="Arial" w:hAnsi="Arial"/>
+                <w:sz w:val="18"/>
+              </w:rPr>
+              <w:t>506</w:t>
+            </w:r>
+          </w:p>
+        </w:tc>
+        <w:tc>
+          <w:tcPr>
+            <w:tcW w:type="dxa" w:w="1584"/>
+          </w:tcPr>
+          <w:p>
+            <w:pPr>
+              <w:spacing w:before="60" w:after="60"/>
+            </w:pPr>
+            <w:r>
+              <w:rPr>
+                <w:rFonts w:ascii="Arial" w:hAnsi="Arial"/>
+                <w:sz w:val="18"/>
+              </w:rPr>
+              <w:t>0.478%</w:t>
+            </w:r>
+          </w:p>
+        </w:tc>
+      </w:tr>
+      <w:tr>
+        <w:tc>
+          <w:tcPr>
+            <w:tcW w:type="dxa" w:w="864"/>
+          </w:tcPr>
+          <w:p>
+            <w:pPr>
+              <w:spacing w:before="60" w:after="60"/>
+            </w:pPr>
+            <w:r>
+              <w:rPr>
+                <w:rFonts w:ascii="Arial" w:hAnsi="Arial"/>
+                <w:sz w:val="18"/>
+              </w:rPr>
+              <w:t>3</w:t>
+            </w:r>
+          </w:p>
+        </w:tc>
+        <w:tc>
+          <w:tcPr>
+            <w:tcW w:type="dxa" w:w="1584"/>
+          </w:tcPr>
+          <w:p>
+            <w:pPr>
+              <w:spacing w:before="60" w:after="60"/>
+            </w:pPr>
+            <w:r>
+              <w:rPr>
+                <w:rFonts w:ascii="Arial" w:hAnsi="Arial"/>
+                <w:sz w:val="18"/>
+              </w:rPr>
+              <w:t>and</w:t>
+            </w:r>
+          </w:p>
+        </w:tc>
+        <w:tc>
+          <w:tcPr>
+            <w:tcW w:type="dxa" w:w="1296"/>
+          </w:tcPr>
+          <w:p>
+            <w:pPr>
+              <w:spacing w:before="60" w:after="60"/>
+            </w:pPr>
+            <w:r>
+              <w:rPr>
+                <w:rFonts w:ascii="Arial" w:hAnsi="Arial"/>
+                <w:sz w:val="18"/>
+              </w:rPr>
+              <w:t>3,018</w:t>
+            </w:r>
+          </w:p>
+        </w:tc>
+        <w:tc>
+          <w:tcPr>
+            <w:tcW w:type="dxa" w:w="1584"/>
+          </w:tcPr>
+          <w:p>
+            <w:pPr>
+              <w:spacing w:before="60" w:after="60"/>
+            </w:pPr>
+            <w:r>
+              <w:rPr>
+                <w:rFonts w:ascii="Arial" w:hAnsi="Arial"/>
+                <w:sz w:val="18"/>
+              </w:rPr>
+              <w:t>2.851%</w:t>
+            </w:r>
+          </w:p>
+        </w:tc>
+        <w:tc>
+          <w:tcPr>
+            <w:tcW w:type="dxa" w:w="1872"/>
+          </w:tcPr>
+          <w:p>
+            <w:pPr>
+              <w:spacing w:before="60" w:after="60"/>
+            </w:pPr>
+            <w:r>
+              <w:rPr>
+                <w:rFonts w:ascii="Arial" w:hAnsi="Arial"/>
+                <w:sz w:val="18"/>
+              </w:rPr>
+              <w:t>it is</w:t>
+            </w:r>
+          </w:p>
+        </w:tc>
+        <w:tc>
+          <w:tcPr>
+            <w:tcW w:type="dxa" w:w="1296"/>
+          </w:tcPr>
+          <w:p>
+            <w:pPr>
+              <w:spacing w:before="60" w:after="60"/>
+            </w:pPr>
+            <w:r>
+              <w:rPr>
+                <w:rFonts w:ascii="Arial" w:hAnsi="Arial"/>
+                <w:sz w:val="18"/>
+              </w:rPr>
+              <w:t>335</w:t>
+            </w:r>
+          </w:p>
+        </w:tc>
+        <w:tc>
+          <w:tcPr>
+            <w:tcW w:type="dxa" w:w="1584"/>
+          </w:tcPr>
+          <w:p>
+            <w:pPr>
+              <w:spacing w:before="60" w:after="60"/>
+            </w:pPr>
+            <w:r>
+              <w:rPr>
+                <w:rFonts w:ascii="Arial" w:hAnsi="Arial"/>
+                <w:sz w:val="18"/>
+              </w:rPr>
+              <w:t>0.316%</w:t>
+            </w:r>
+          </w:p>
+        </w:tc>
+      </w:tr>
+      <w:tr>
+        <w:tc>
+          <w:tcPr>
+            <w:tcW w:type="dxa" w:w="864"/>
+          </w:tcPr>
+          <w:p>
+            <w:pPr>
+              <w:spacing w:before="60" w:after="60"/>
+            </w:pPr>
+            <w:r>
+              <w:rPr>
+                <w:rFonts w:ascii="Arial" w:hAnsi="Arial"/>
+                <w:sz w:val="18"/>
+              </w:rPr>
+              <w:t>4</w:t>
+            </w:r>
+          </w:p>
+        </w:tc>
+        <w:tc>
+          <w:tcPr>
+            <w:tcW w:type="dxa" w:w="1584"/>
+          </w:tcPr>
+          <w:p>
+            <w:pPr>
+              <w:spacing w:before="60" w:after="60"/>
+            </w:pPr>
+            <w:r>
+              <w:rPr>
+                <w:rFonts w:ascii="Arial" w:hAnsi="Arial"/>
+                <w:sz w:val="18"/>
+              </w:rPr>
+              <w:t>to</w:t>
+            </w:r>
+          </w:p>
+        </w:tc>
+        <w:tc>
+          <w:tcPr>
+            <w:tcW w:type="dxa" w:w="1296"/>
+          </w:tcPr>
+          <w:p>
+            <w:pPr>
+              <w:spacing w:before="60" w:after="60"/>
+            </w:pPr>
+            <w:r>
+              <w:rPr>
+                <w:rFonts w:ascii="Arial" w:hAnsi="Arial"/>
+                <w:sz w:val="18"/>
+              </w:rPr>
+              <w:t>2,744</w:t>
+            </w:r>
+          </w:p>
+        </w:tc>
+        <w:tc>
+          <w:tcPr>
+            <w:tcW w:type="dxa" w:w="1584"/>
+          </w:tcPr>
+          <w:p>
+            <w:pPr>
+              <w:spacing w:before="60" w:after="60"/>
+            </w:pPr>
+            <w:r>
+              <w:rPr>
+                <w:rFonts w:ascii="Arial" w:hAnsi="Arial"/>
+                <w:sz w:val="18"/>
+              </w:rPr>
+              <w:t>2.592%</w:t>
+            </w:r>
+          </w:p>
+        </w:tc>
+        <w:tc>
+          <w:tcPr>
+            <w:tcW w:type="dxa" w:w="1872"/>
+          </w:tcPr>
+          <w:p>
+            <w:pPr>
+              <w:spacing w:before="60" w:after="60"/>
+            </w:pPr>
+            <w:r>
+              <w:rPr>
+                <w:rFonts w:ascii="Arial" w:hAnsi="Arial"/>
+                <w:sz w:val="18"/>
+              </w:rPr>
+              <w:t>to the</w:t>
+            </w:r>
+          </w:p>
+        </w:tc>
+        <w:tc>
+          <w:tcPr>
+            <w:tcW w:type="dxa" w:w="1296"/>
+          </w:tcPr>
+          <w:p>
+            <w:pPr>
+              <w:spacing w:before="60" w:after="60"/>
+            </w:pPr>
+            <w:r>
+              <w:rPr>
+                <w:rFonts w:ascii="Arial" w:hAnsi="Arial"/>
+                <w:sz w:val="18"/>
+              </w:rPr>
+              <w:t>304</w:t>
+            </w:r>
+          </w:p>
+        </w:tc>
+        <w:tc>
+          <w:tcPr>
+            <w:tcW w:type="dxa" w:w="1584"/>
+          </w:tcPr>
+          <w:p>
+            <w:pPr>
+              <w:spacing w:before="60" w:after="60"/>
+            </w:pPr>
+            <w:r>
+              <w:rPr>
+                <w:rFonts w:ascii="Arial" w:hAnsi="Arial"/>
+                <w:sz w:val="18"/>
+              </w:rPr>
+              <w:t>0.287%</w:t>
+            </w:r>
+          </w:p>
+        </w:tc>
+      </w:tr>
+      <w:tr>
+        <w:tc>
+          <w:tcPr>
+            <w:tcW w:type="dxa" w:w="864"/>
+          </w:tcPr>
+          <w:p>
+            <w:pPr>
+              <w:spacing w:before="60" w:after="60"/>
+            </w:pPr>
+            <w:r>
+              <w:rPr>
+                <w:rFonts w:ascii="Arial" w:hAnsi="Arial"/>
+                <w:sz w:val="18"/>
+              </w:rPr>
+              <w:t>5</w:t>
+            </w:r>
+          </w:p>
+        </w:tc>
+        <w:tc>
+          <w:tcPr>
+            <w:tcW w:type="dxa" w:w="1584"/>
+          </w:tcPr>
+          <w:p>
+            <w:pPr>
+              <w:spacing w:before="60" w:after="60"/>
+            </w:pPr>
+            <w:r>
+              <w:rPr>
+                <w:rFonts w:ascii="Arial" w:hAnsi="Arial"/>
+                <w:sz w:val="18"/>
+              </w:rPr>
+              <w:t>of</w:t>
+            </w:r>
+          </w:p>
+        </w:tc>
+        <w:tc>
+          <w:tcPr>
+            <w:tcW w:type="dxa" w:w="1296"/>
+          </w:tcPr>
+          <w:p>
+            <w:pPr>
+              <w:spacing w:before="60" w:after="60"/>
+            </w:pPr>
+            <w:r>
+              <w:rPr>
+                <w:rFonts w:ascii="Arial" w:hAnsi="Arial"/>
+                <w:sz w:val="18"/>
+              </w:rPr>
+              <w:t>2,655</w:t>
+            </w:r>
+          </w:p>
+        </w:tc>
+        <w:tc>
+          <w:tcPr>
+            <w:tcW w:type="dxa" w:w="1584"/>
+          </w:tcPr>
+          <w:p>
+            <w:pPr>
+              <w:spacing w:before="60" w:after="60"/>
+            </w:pPr>
+            <w:r>
+              <w:rPr>
+                <w:rFonts w:ascii="Arial" w:hAnsi="Arial"/>
+                <w:sz w:val="18"/>
+              </w:rPr>
+              <w:t>2.508%</w:t>
+            </w:r>
+          </w:p>
+        </w:tc>
+        <w:tc>
+          <w:tcPr>
+            <w:tcW w:type="dxa" w:w="1872"/>
+          </w:tcPr>
+          <w:p>
+            <w:pPr>
+              <w:spacing w:before="60" w:after="60"/>
+            </w:pPr>
+            <w:r>
+              <w:rPr>
+                <w:rFonts w:ascii="Arial" w:hAnsi="Arial"/>
+                <w:sz w:val="18"/>
+              </w:rPr>
+              <w:t>i have</w:t>
+            </w:r>
+          </w:p>
+        </w:tc>
+        <w:tc>
+          <w:tcPr>
+            <w:tcW w:type="dxa" w:w="1296"/>
+          </w:tcPr>
+          <w:p>
+            <w:pPr>
+              <w:spacing w:before="60" w:after="60"/>
+            </w:pPr>
+            <w:r>
+              <w:rPr>
+                <w:rFonts w:ascii="Arial" w:hAnsi="Arial"/>
+                <w:sz w:val="18"/>
+              </w:rPr>
+              <w:t>301</w:t>
+            </w:r>
+          </w:p>
+        </w:tc>
+        <w:tc>
+          <w:tcPr>
+            <w:tcW w:type="dxa" w:w="1584"/>
+          </w:tcPr>
+          <w:p>
+            <w:pPr>
+              <w:spacing w:before="60" w:after="60"/>
+            </w:pPr>
+            <w:r>
+              <w:rPr>
+                <w:rFonts w:ascii="Arial" w:hAnsi="Arial"/>
+                <w:sz w:val="18"/>
+              </w:rPr>
+              <w:t>0.284%</w:t>
+            </w:r>
+          </w:p>
+        </w:tc>
+      </w:tr>
+      <w:tr>
+        <w:tc>
+          <w:tcPr>
+            <w:tcW w:type="dxa" w:w="864"/>
+          </w:tcPr>
+          <w:p>
+            <w:pPr>
+              <w:spacing w:before="60" w:after="60"/>
+            </w:pPr>
+            <w:r>
+              <w:rPr>
+                <w:rFonts w:ascii="Arial" w:hAnsi="Arial"/>
+                <w:sz w:val="18"/>
+              </w:rPr>
+              <w:t>6</w:t>
+            </w:r>
+          </w:p>
+        </w:tc>
+        <w:tc>
+          <w:tcPr>
+            <w:tcW w:type="dxa" w:w="1584"/>
+          </w:tcPr>
+          <w:p>
+            <w:pPr>
+              <w:spacing w:before="60" w:after="60"/>
+            </w:pPr>
+            <w:r>
+              <w:rPr>
+                <w:rFonts w:ascii="Arial" w:hAnsi="Arial"/>
+                <w:sz w:val="18"/>
+              </w:rPr>
+              <w:t>a</w:t>
+            </w:r>
+          </w:p>
+        </w:tc>
+        <w:tc>
+          <w:tcPr>
+            <w:tcW w:type="dxa" w:w="1296"/>
+          </w:tcPr>
+          <w:p>
+            <w:pPr>
+              <w:spacing w:before="60" w:after="60"/>
+            </w:pPr>
+            <w:r>
+              <w:rPr>
+                <w:rFonts w:ascii="Arial" w:hAnsi="Arial"/>
+                <w:sz w:val="18"/>
+              </w:rPr>
+              <w:t>2,643</w:t>
+            </w:r>
+          </w:p>
+        </w:tc>
+        <w:tc>
+          <w:tcPr>
+            <w:tcW w:type="dxa" w:w="1584"/>
+          </w:tcPr>
+          <w:p>
+            <w:pPr>
+              <w:spacing w:before="60" w:after="60"/>
+            </w:pPr>
+            <w:r>
+              <w:rPr>
+                <w:rFonts w:ascii="Arial" w:hAnsi="Arial"/>
+                <w:sz w:val="18"/>
+              </w:rPr>
+              <w:t>2.497%</w:t>
+            </w:r>
+          </w:p>
+        </w:tc>
+        <w:tc>
+          <w:tcPr>
+            <w:tcW w:type="dxa" w:w="1872"/>
+          </w:tcPr>
+          <w:p>
+            <w:pPr>
+              <w:spacing w:before="60" w:after="60"/>
+            </w:pPr>
+            <w:r>
+              <w:rPr>
+                <w:rFonts w:ascii="Arial" w:hAnsi="Arial"/>
+                <w:sz w:val="18"/>
+              </w:rPr>
+              <w:t>it was</w:t>
+            </w:r>
+          </w:p>
+        </w:tc>
+        <w:tc>
+          <w:tcPr>
+            <w:tcW w:type="dxa" w:w="1296"/>
+          </w:tcPr>
+          <w:p>
+            <w:pPr>
+              <w:spacing w:before="60" w:after="60"/>
+            </w:pPr>
+            <w:r>
+              <w:rPr>
+                <w:rFonts w:ascii="Arial" w:hAnsi="Arial"/>
+                <w:sz w:val="18"/>
+              </w:rPr>
+              <w:t>279</w:t>
+            </w:r>
+          </w:p>
+        </w:tc>
+        <w:tc>
+          <w:tcPr>
+            <w:tcW w:type="dxa" w:w="1584"/>
+          </w:tcPr>
+          <w:p>
+            <w:pPr>
+              <w:spacing w:before="60" w:after="60"/>
+            </w:pPr>
+            <w:r>
+              <w:rPr>
+                <w:rFonts w:ascii="Arial" w:hAnsi="Arial"/>
+                <w:sz w:val="18"/>
+              </w:rPr>
+              <w:t>0.264%</w:t>
+            </w:r>
+          </w:p>
+        </w:tc>
+      </w:tr>
+      <w:tr>
+        <w:tc>
+          <w:tcPr>
+            <w:tcW w:type="dxa" w:w="864"/>
+          </w:tcPr>
+          <w:p>
+            <w:pPr>
+              <w:spacing w:before="60" w:after="60"/>
+            </w:pPr>
+            <w:r>
+              <w:rPr>
+                <w:rFonts w:ascii="Arial" w:hAnsi="Arial"/>
+                <w:sz w:val="18"/>
+              </w:rPr>
+              <w:t>7</w:t>
+            </w:r>
+          </w:p>
+        </w:tc>
+        <w:tc>
+          <w:tcPr>
+            <w:tcW w:type="dxa" w:w="1584"/>
+          </w:tcPr>
+          <w:p>
+            <w:pPr>
+              <w:spacing w:before="60" w:after="60"/>
+            </w:pPr>
+            <w:r>
+              <w:rPr>
+                <w:rFonts w:ascii="Arial" w:hAnsi="Arial"/>
+                <w:sz w:val="18"/>
+              </w:rPr>
+              <w:t>in</w:t>
+            </w:r>
+          </w:p>
+        </w:tc>
+        <w:tc>
+          <w:tcPr>
+            <w:tcW w:type="dxa" w:w="1296"/>
+          </w:tcPr>
+          <w:p>
+            <w:pPr>
+              <w:spacing w:before="60" w:after="60"/>
+            </w:pPr>
+            <w:r>
+              <w:rPr>
+                <w:rFonts w:ascii="Arial" w:hAnsi="Arial"/>
+                <w:sz w:val="18"/>
+              </w:rPr>
+              <w:t>1,766</w:t>
+            </w:r>
+          </w:p>
+        </w:tc>
+        <w:tc>
+          <w:tcPr>
+            <w:tcW w:type="dxa" w:w="1584"/>
+          </w:tcPr>
+          <w:p>
+            <w:pPr>
+              <w:spacing w:before="60" w:after="60"/>
+            </w:pPr>
+            <w:r>
+              <w:rPr>
+                <w:rFonts w:ascii="Arial" w:hAnsi="Arial"/>
+                <w:sz w:val="18"/>
+              </w:rPr>
+              <w:t>1.668%</w:t>
+            </w:r>
+          </w:p>
+        </w:tc>
+        <w:tc>
+          <w:tcPr>
+            <w:tcW w:type="dxa" w:w="1872"/>
+          </w:tcPr>
+          <w:p>
+            <w:pPr>
+              <w:spacing w:before="60" w:after="60"/>
+            </w:pPr>
+            <w:r>
+              <w:rPr>
+                <w:rFonts w:ascii="Arial" w:hAnsi="Arial"/>
+                <w:sz w:val="18"/>
+              </w:rPr>
+              <w:t>that i</w:t>
+            </w:r>
+          </w:p>
+        </w:tc>
+        <w:tc>
+          <w:tcPr>
+            <w:tcW w:type="dxa" w:w="1296"/>
+          </w:tcPr>
+          <w:p>
+            <w:pPr>
+              <w:spacing w:before="60" w:after="60"/>
+            </w:pPr>
+            <w:r>
+              <w:rPr>
+                <w:rFonts w:ascii="Arial" w:hAnsi="Arial"/>
+                <w:sz w:val="18"/>
+              </w:rPr>
+              <w:t>257</w:t>
+            </w:r>
+          </w:p>
+        </w:tc>
+        <w:tc>
+          <w:tcPr>
+            <w:tcW w:type="dxa" w:w="1584"/>
+          </w:tcPr>
+          <w:p>
+            <w:pPr>
+              <w:spacing w:before="60" w:after="60"/>
+            </w:pPr>
+            <w:r>
+              <w:rPr>
+                <w:rFonts w:ascii="Arial" w:hAnsi="Arial"/>
+                <w:sz w:val="18"/>
+              </w:rPr>
+              <w:t>0.243%</w:t>
+            </w:r>
+          </w:p>
+        </w:tc>
+      </w:tr>
+      <w:tr>
+        <w:tc>
+          <w:tcPr>
+            <w:tcW w:type="dxa" w:w="864"/>
+          </w:tcPr>
+          <w:p>
+            <w:pPr>
+              <w:spacing w:before="60" w:after="60"/>
+            </w:pPr>
+            <w:r>
+              <w:rPr>
+                <w:rFonts w:ascii="Arial" w:hAnsi="Arial"/>
+                <w:sz w:val="18"/>
+              </w:rPr>
+              <w:t>8</w:t>
+            </w:r>
+          </w:p>
+        </w:tc>
+        <w:tc>
+          <w:tcPr>
+            <w:tcW w:type="dxa" w:w="1584"/>
+          </w:tcPr>
+          <w:p>
+            <w:pPr>
+              <w:spacing w:before="60" w:after="60"/>
+            </w:pPr>
+            <w:r>
+              <w:rPr>
+                <w:rFonts w:ascii="Arial" w:hAnsi="Arial"/>
+                <w:sz w:val="18"/>
+              </w:rPr>
+              <w:t>that</w:t>
+            </w:r>
+          </w:p>
+        </w:tc>
+        <w:tc>
+          <w:tcPr>
+            <w:tcW w:type="dxa" w:w="1296"/>
+          </w:tcPr>
+          <w:p>
+            <w:pPr>
+              <w:spacing w:before="60" w:after="60"/>
+            </w:pPr>
+            <w:r>
+              <w:rPr>
+                <w:rFonts w:ascii="Arial" w:hAnsi="Arial"/>
+                <w:sz w:val="18"/>
+              </w:rPr>
+              <w:t>1,752</w:t>
+            </w:r>
+          </w:p>
+        </w:tc>
+        <w:tc>
+          <w:tcPr>
+            <w:tcW w:type="dxa" w:w="1584"/>
+          </w:tcPr>
+          <w:p>
+            <w:pPr>
+              <w:spacing w:before="60" w:after="60"/>
+            </w:pPr>
+            <w:r>
+              <w:rPr>
+                <w:rFonts w:ascii="Arial" w:hAnsi="Arial"/>
+                <w:sz w:val="18"/>
+              </w:rPr>
+              <w:t>1.655%</w:t>
+            </w:r>
+          </w:p>
+        </w:tc>
+        <w:tc>
+          <w:tcPr>
+            <w:tcW w:type="dxa" w:w="1872"/>
+          </w:tcPr>
+          <w:p>
+            <w:pPr>
+              <w:spacing w:before="60" w:after="60"/>
+            </w:pPr>
+            <w:r>
+              <w:rPr>
+                <w:rFonts w:ascii="Arial" w:hAnsi="Arial"/>
+                <w:sz w:val="18"/>
+              </w:rPr>
+              <w:t>at the</w:t>
+            </w:r>
+          </w:p>
+        </w:tc>
+        <w:tc>
+          <w:tcPr>
+            <w:tcW w:type="dxa" w:w="1296"/>
+          </w:tcPr>
+          <w:p>
+            <w:pPr>
+              <w:spacing w:before="60" w:after="60"/>
+            </w:pPr>
+            <w:r>
+              <w:rPr>
+                <w:rFonts w:ascii="Arial" w:hAnsi="Arial"/>
+                <w:sz w:val="18"/>
+              </w:rPr>
+              <w:t>237</w:t>
+            </w:r>
+          </w:p>
+        </w:tc>
+        <w:tc>
+          <w:tcPr>
+            <w:tcW w:type="dxa" w:w="1584"/>
+          </w:tcPr>
+          <w:p>
+            <w:pPr>
+              <w:spacing w:before="60" w:after="60"/>
+            </w:pPr>
+            <w:r>
+              <w:rPr>
+                <w:rFonts w:ascii="Arial" w:hAnsi="Arial"/>
+                <w:sz w:val="18"/>
+              </w:rPr>
+              <w:t>0.224%</w:t>
+            </w:r>
+          </w:p>
+        </w:tc>
+      </w:tr>
+      <w:tr>
+        <w:tc>
+          <w:tcPr>
+            <w:tcW w:type="dxa" w:w="864"/>
+          </w:tcPr>
+          <w:p>
+            <w:pPr>
+              <w:spacing w:before="60" w:after="60"/>
+            </w:pPr>
+            <w:r>
+              <w:rPr>
+                <w:rFonts w:ascii="Arial" w:hAnsi="Arial"/>
+                <w:sz w:val="18"/>
+              </w:rPr>
+              <w:t>9</w:t>
+            </w:r>
+          </w:p>
+        </w:tc>
+        <w:tc>
+          <w:tcPr>
+            <w:tcW w:type="dxa" w:w="1584"/>
+          </w:tcPr>
+          <w:p>
+            <w:pPr>
+              <w:spacing w:before="60" w:after="60"/>
+            </w:pPr>
+            <w:r>
+              <w:rPr>
+                <w:rFonts w:ascii="Arial" w:hAnsi="Arial"/>
+                <w:sz w:val="18"/>
+              </w:rPr>
+              <w:t>it</w:t>
+            </w:r>
+          </w:p>
+        </w:tc>
+        <w:tc>
+          <w:tcPr>
+            <w:tcW w:type="dxa" w:w="1296"/>
+          </w:tcPr>
+          <w:p>
+            <w:pPr>
+              <w:spacing w:before="60" w:after="60"/>
+            </w:pPr>
+            <w:r>
+              <w:rPr>
+                <w:rFonts w:ascii="Arial" w:hAnsi="Arial"/>
+                <w:sz w:val="18"/>
+              </w:rPr>
+              <w:t>1,734</w:t>
+            </w:r>
+          </w:p>
+        </w:tc>
+        <w:tc>
+          <w:tcPr>
+            <w:tcW w:type="dxa" w:w="1584"/>
+          </w:tcPr>
+          <w:p>
+            <w:pPr>
+              <w:spacing w:before="60" w:after="60"/>
+            </w:pPr>
+            <w:r>
+              <w:rPr>
+                <w:rFonts w:ascii="Arial" w:hAnsi="Arial"/>
+                <w:sz w:val="18"/>
+              </w:rPr>
+              <w:t>1.638%</w:t>
+            </w:r>
+          </w:p>
+        </w:tc>
+        <w:tc>
+          <w:tcPr>
+            <w:tcW w:type="dxa" w:w="1872"/>
+          </w:tcPr>
+          <w:p>
+            <w:pPr>
+              <w:spacing w:before="60" w:after="60"/>
+            </w:pPr>
+            <w:r>
+              <w:rPr>
+                <w:rFonts w:ascii="Arial" w:hAnsi="Arial"/>
+                <w:sz w:val="18"/>
+              </w:rPr>
+              <w:t>and i</w:t>
+            </w:r>
+          </w:p>
+        </w:tc>
+        <w:tc>
+          <w:tcPr>
+            <w:tcW w:type="dxa" w:w="1296"/>
+          </w:tcPr>
+          <w:p>
+            <w:pPr>
+              <w:spacing w:before="60" w:after="60"/>
+            </w:pPr>
+            <w:r>
+              <w:rPr>
+                <w:rFonts w:ascii="Arial" w:hAnsi="Arial"/>
+                <w:sz w:val="18"/>
+              </w:rPr>
+              <w:t>218</w:t>
+            </w:r>
+          </w:p>
+        </w:tc>
+        <w:tc>
+          <w:tcPr>
+            <w:tcW w:type="dxa" w:w="1584"/>
+          </w:tcPr>
+          <w:p>
+            <w:pPr>
+              <w:spacing w:before="60" w:after="60"/>
+            </w:pPr>
+            <w:r>
+              <w:rPr>
+                <w:rFonts w:ascii="Arial" w:hAnsi="Arial"/>
+                <w:sz w:val="18"/>
+              </w:rPr>
+              <w:t>0.206%</w:t>
+            </w:r>
+          </w:p>
+        </w:tc>
+      </w:tr>
+      <w:tr>
+        <w:tc>
+          <w:tcPr>
+            <w:tcW w:type="dxa" w:w="864"/>
+          </w:tcPr>
+          <w:p>
+            <w:pPr>
+              <w:spacing w:before="60" w:after="60"/>
+            </w:pPr>
+            <w:r>
+              <w:rPr>
+                <w:rFonts w:ascii="Arial" w:hAnsi="Arial"/>
+                <w:sz w:val="18"/>
+              </w:rPr>
+              <w:t>10</w:t>
+            </w:r>
+          </w:p>
+        </w:tc>
+        <w:tc>
+          <w:tcPr>
+            <w:tcW w:type="dxa" w:w="1584"/>
+          </w:tcPr>
+          <w:p>
+            <w:pPr>
+              <w:spacing w:before="60" w:after="60"/>
+            </w:pPr>
+            <w:r>
+              <w:rPr>
+                <w:rFonts w:ascii="Arial" w:hAnsi="Arial"/>
+                <w:sz w:val="18"/>
+              </w:rPr>
+              <w:t>you</w:t>
+            </w:r>
+          </w:p>
+        </w:tc>
+        <w:tc>
+          <w:tcPr>
+            <w:tcW w:type="dxa" w:w="1296"/>
+          </w:tcPr>
+          <w:p>
+            <w:pPr>
+              <w:spacing w:before="60" w:after="60"/>
+            </w:pPr>
+            <w:r>
+              <w:rPr>
+                <w:rFonts w:ascii="Arial" w:hAnsi="Arial"/>
+                <w:sz w:val="18"/>
+              </w:rPr>
+              <w:t>1,502</w:t>
+            </w:r>
+          </w:p>
+        </w:tc>
+        <w:tc>
+          <w:tcPr>
+            <w:tcW w:type="dxa" w:w="1584"/>
+          </w:tcPr>
+          <w:p>
+            <w:pPr>
+              <w:spacing w:before="60" w:after="60"/>
+            </w:pPr>
+            <w:r>
+              <w:rPr>
+                <w:rFonts w:ascii="Arial" w:hAnsi="Arial"/>
+                <w:sz w:val="18"/>
+              </w:rPr>
+              <w:t>1.419%</w:t>
+            </w:r>
+          </w:p>
+        </w:tc>
+        <w:tc>
+          <w:tcPr>
+            <w:tcW w:type="dxa" w:w="1872"/>
+          </w:tcPr>
+          <w:p>
+            <w:pPr>
+              <w:spacing w:before="60" w:after="60"/>
+            </w:pPr>
+            <w:r>
+              <w:rPr>
+                <w:rFonts w:ascii="Arial" w:hAnsi="Arial"/>
+                <w:sz w:val="18"/>
+              </w:rPr>
+              <w:t>and the</w:t>
+            </w:r>
+          </w:p>
+        </w:tc>
+        <w:tc>
+          <w:tcPr>
+            <w:tcW w:type="dxa" w:w="1296"/>
+          </w:tcPr>
+          <w:p>
+            <w:pPr>
+              <w:spacing w:before="60" w:after="60"/>
+            </w:pPr>
+            <w:r>
+              <w:rPr>
+                <w:rFonts w:ascii="Arial" w:hAnsi="Arial"/>
+                <w:sz w:val="18"/>
+              </w:rPr>
+              <w:t>199</w:t>
+            </w:r>
+          </w:p>
+        </w:tc>
+        <w:tc>
+          <w:tcPr>
+            <w:tcW w:type="dxa" w:w="1584"/>
+          </w:tcPr>
+          <w:p>
+            <w:pPr>
+              <w:spacing w:before="60" w:after="60"/>
+            </w:pPr>
+            <w:r>
+              <w:rPr>
+                <w:rFonts w:ascii="Arial" w:hAnsi="Arial"/>
+                <w:sz w:val="18"/>
+              </w:rPr>
+              <w:t>0.188%</w:t>
+            </w:r>
+          </w:p>
+        </w:tc>
+      </w:tr>
+    </w:tbl>
     <w:p/>
     <w:p>
       <w:pPr>
@@ -285,7 +2860,12 @@
           <w:color w:val="1B365D"/>
           <w:sz w:val="30"/>
         </w:rPr>
-        <w:t>3. Quantitative Performance &amp; Operational Efficiency</w:t>
+        <w:t>4. Quantitative Performance &amp; Comparative Model Evaluation</w:t>
+      </w:r>
+    </w:p>
+    <w:p>
+      <w:r>
+        <w:t>All four models were trained for 10 epochs using identical hyperparameters: embedding dimension = 128, hidden dimension = 256, number of layers = 2, dropout = 0.2, batch size = 64, Adam optimizer with initial learning rate = 0.001, ReduceLROnPlateau scheduler, and gradient clipping at max norm = 1.0. The held-out test split (6,082 samples, 10% of dataset) was evaluated across Cross-Entropy Loss, Test Perplexity (PPL), Top-1 Accuracy, Top-5 Accuracy, and Inference Latency per batch.</w:t>
       </w:r>
     </w:p>
     <w:tbl>
@@ -296,15 +2876,15 @@
         <w:tblLook w:firstColumn="1" w:firstRow="1" w:lastColumn="0" w:lastRow="0" w:noHBand="0" w:noVBand="1" w:val="04A0"/>
       </w:tblPr>
       <w:tblGrid>
-        <w:gridCol w:w="1104"/>
-        <w:gridCol w:w="1104"/>
-        <w:gridCol w:w="1104"/>
-        <w:gridCol w:w="1104"/>
-        <w:gridCol w:w="1104"/>
-        <w:gridCol w:w="1104"/>
-        <w:gridCol w:w="1104"/>
-        <w:gridCol w:w="1104"/>
-        <w:gridCol w:w="1104"/>
+        <w:gridCol w:w="1120"/>
+        <w:gridCol w:w="1120"/>
+        <w:gridCol w:w="1120"/>
+        <w:gridCol w:w="1120"/>
+        <w:gridCol w:w="1120"/>
+        <w:gridCol w:w="1120"/>
+        <w:gridCol w:w="1120"/>
+        <w:gridCol w:w="1120"/>
+        <w:gridCol w:w="1120"/>
       </w:tblGrid>
       <w:tr>
         <w:tc>
@@ -321,7 +2901,7 @@
                 <w:rFonts w:ascii="Arial" w:hAnsi="Arial"/>
                 <w:b/>
                 <w:color w:val="FFFFFF"/>
-                <w:sz w:val="19"/>
+                <w:sz w:val="18"/>
               </w:rPr>
               <w:t>Model</w:t>
             </w:r>
@@ -341,7 +2921,7 @@
                 <w:rFonts w:ascii="Arial" w:hAnsi="Arial"/>
                 <w:b/>
                 <w:color w:val="FFFFFF"/>
-                <w:sz w:val="19"/>
+                <w:sz w:val="18"/>
               </w:rPr>
               <w:t>Parameters</w:t>
             </w:r>
@@ -361,7 +2941,7 @@
                 <w:rFonts w:ascii="Arial" w:hAnsi="Arial"/>
                 <w:b/>
                 <w:color w:val="FFFFFF"/>
-                <w:sz w:val="19"/>
+                <w:sz w:val="18"/>
               </w:rPr>
               <w:t>Train Loss</w:t>
             </w:r>
@@ -381,7 +2961,7 @@
                 <w:rFonts w:ascii="Arial" w:hAnsi="Arial"/>
                 <w:b/>
                 <w:color w:val="FFFFFF"/>
-                <w:sz w:val="19"/>
+                <w:sz w:val="18"/>
               </w:rPr>
               <w:t>Val Loss</w:t>
             </w:r>
@@ -401,7 +2981,7 @@
                 <w:rFonts w:ascii="Arial" w:hAnsi="Arial"/>
                 <w:b/>
                 <w:color w:val="FFFFFF"/>
-                <w:sz w:val="19"/>
+                <w:sz w:val="18"/>
               </w:rPr>
               <w:t>Test Loss</w:t>
             </w:r>
@@ -421,7 +3001,7 @@
                 <w:rFonts w:ascii="Arial" w:hAnsi="Arial"/>
                 <w:b/>
                 <w:color w:val="FFFFFF"/>
-                <w:sz w:val="19"/>
+                <w:sz w:val="18"/>
               </w:rPr>
               <w:t>Perplexity</w:t>
             </w:r>
@@ -441,7 +3021,7 @@
                 <w:rFonts w:ascii="Arial" w:hAnsi="Arial"/>
                 <w:b/>
                 <w:color w:val="FFFFFF"/>
-                <w:sz w:val="19"/>
+                <w:sz w:val="18"/>
               </w:rPr>
               <w:t>Top-1 Acc (%)</w:t>
             </w:r>
@@ -461,7 +3041,7 @@
                 <w:rFonts w:ascii="Arial" w:hAnsi="Arial"/>
                 <w:b/>
                 <w:color w:val="FFFFFF"/>
-                <w:sz w:val="19"/>
+                <w:sz w:val="18"/>
               </w:rPr>
               <w:t>Top-5 Acc (%)</w:t>
             </w:r>
@@ -481,7 +3061,7 @@
                 <w:rFonts w:ascii="Arial" w:hAnsi="Arial"/>
                 <w:b/>
                 <w:color w:val="FFFFFF"/>
-                <w:sz w:val="19"/>
+                <w:sz w:val="18"/>
               </w:rPr>
               <w:t>Latency (ms)</w:t>
             </w:r>
@@ -500,7 +3080,7 @@
             <w:r>
               <w:rPr>
                 <w:rFonts w:ascii="Arial" w:hAnsi="Arial"/>
-                <w:sz w:val="19"/>
+                <w:sz w:val="18"/>
               </w:rPr>
               <w:t>Simple RNN</w:t>
             </w:r>
@@ -517,7 +3097,7 @@
             <w:r>
               <w:rPr>
                 <w:rFonts w:ascii="Arial" w:hAnsi="Arial"/>
-                <w:sz w:val="19"/>
+                <w:sz w:val="18"/>
               </w:rPr>
               <w:t>1,915,930</w:t>
             </w:r>
@@ -534,7 +3114,7 @@
             <w:r>
               <w:rPr>
                 <w:rFonts w:ascii="Arial" w:hAnsi="Arial"/>
-                <w:sz w:val="19"/>
+                <w:sz w:val="18"/>
               </w:rPr>
               <w:t>4.2867</w:t>
             </w:r>
@@ -551,7 +3131,7 @@
             <w:r>
               <w:rPr>
                 <w:rFonts w:ascii="Arial" w:hAnsi="Arial"/>
-                <w:sz w:val="19"/>
+                <w:sz w:val="18"/>
               </w:rPr>
               <w:t>5.1042</w:t>
             </w:r>
@@ -568,7 +3148,7 @@
             <w:r>
               <w:rPr>
                 <w:rFonts w:ascii="Arial" w:hAnsi="Arial"/>
-                <w:sz w:val="19"/>
+                <w:sz w:val="18"/>
               </w:rPr>
               <w:t>5.0707</w:t>
             </w:r>
@@ -585,7 +3165,7 @@
             <w:r>
               <w:rPr>
                 <w:rFonts w:ascii="Arial" w:hAnsi="Arial"/>
-                <w:sz w:val="19"/>
+                <w:sz w:val="18"/>
               </w:rPr>
               <w:t>159.28</w:t>
             </w:r>
@@ -602,7 +3182,7 @@
             <w:r>
               <w:rPr>
                 <w:rFonts w:ascii="Arial" w:hAnsi="Arial"/>
-                <w:sz w:val="19"/>
+                <w:sz w:val="18"/>
               </w:rPr>
               <w:t>16.35%</w:t>
             </w:r>
@@ -619,7 +3199,7 @@
             <w:r>
               <w:rPr>
                 <w:rFonts w:ascii="Arial" w:hAnsi="Arial"/>
-                <w:sz w:val="19"/>
+                <w:sz w:val="18"/>
               </w:rPr>
               <w:t>37.26%</w:t>
             </w:r>
@@ -636,7 +3216,7 @@
             <w:r>
               <w:rPr>
                 <w:rFonts w:ascii="Arial" w:hAnsi="Arial"/>
-                <w:sz w:val="19"/>
+                <w:sz w:val="18"/>
               </w:rPr>
               <w:t>2.04</w:t>
             </w:r>
@@ -655,7 +3235,7 @@
             <w:r>
               <w:rPr>
                 <w:rFonts w:ascii="Arial" w:hAnsi="Arial"/>
-                <w:sz w:val="19"/>
+                <w:sz w:val="18"/>
               </w:rPr>
               <w:t>Bidirectional RNN</w:t>
             </w:r>
@@ -672,7 +3252,7 @@
             <w:r>
               <w:rPr>
                 <w:rFonts w:ascii="Arial" w:hAnsi="Arial"/>
-                <w:sz w:val="19"/>
+                <w:sz w:val="18"/>
               </w:rPr>
               <w:t>1,850,394</w:t>
             </w:r>
@@ -689,7 +3269,7 @@
             <w:r>
               <w:rPr>
                 <w:rFonts w:ascii="Arial" w:hAnsi="Arial"/>
-                <w:sz w:val="19"/>
+                <w:sz w:val="18"/>
               </w:rPr>
               <w:t>4.3021</w:t>
             </w:r>
@@ -706,7 +3286,7 @@
             <w:r>
               <w:rPr>
                 <w:rFonts w:ascii="Arial" w:hAnsi="Arial"/>
-                <w:sz w:val="19"/>
+                <w:sz w:val="18"/>
               </w:rPr>
               <w:t>5.0600</w:t>
             </w:r>
@@ -723,7 +3303,7 @@
             <w:r>
               <w:rPr>
                 <w:rFonts w:ascii="Arial" w:hAnsi="Arial"/>
-                <w:sz w:val="19"/>
+                <w:sz w:val="18"/>
               </w:rPr>
               <w:t>4.9981</w:t>
             </w:r>
@@ -740,7 +3320,7 @@
             <w:r>
               <w:rPr>
                 <w:rFonts w:ascii="Arial" w:hAnsi="Arial"/>
-                <w:sz w:val="19"/>
+                <w:sz w:val="18"/>
               </w:rPr>
               <w:t>148.13</w:t>
             </w:r>
@@ -757,7 +3337,7 @@
             <w:r>
               <w:rPr>
                 <w:rFonts w:ascii="Arial" w:hAnsi="Arial"/>
-                <w:sz w:val="19"/>
+                <w:sz w:val="18"/>
               </w:rPr>
               <w:t>17.21%</w:t>
             </w:r>
@@ -774,7 +3354,7 @@
             <w:r>
               <w:rPr>
                 <w:rFonts w:ascii="Arial" w:hAnsi="Arial"/>
-                <w:sz w:val="19"/>
+                <w:sz w:val="18"/>
               </w:rPr>
               <w:t>38.25%</w:t>
             </w:r>
@@ -791,7 +3371,7 @@
             <w:r>
               <w:rPr>
                 <w:rFonts w:ascii="Arial" w:hAnsi="Arial"/>
-                <w:sz w:val="19"/>
+                <w:sz w:val="18"/>
               </w:rPr>
               <w:t>2.64</w:t>
             </w:r>
@@ -810,7 +3390,7 @@
             <w:r>
               <w:rPr>
                 <w:rFonts w:ascii="Arial" w:hAnsi="Arial"/>
-                <w:sz w:val="19"/>
+                <w:sz w:val="18"/>
               </w:rPr>
               <w:t>LSTM</w:t>
             </w:r>
@@ -827,7 +3407,7 @@
             <w:r>
               <w:rPr>
                 <w:rFonts w:ascii="Arial" w:hAnsi="Arial"/>
-                <w:sz w:val="19"/>
+                <w:sz w:val="18"/>
               </w:rPr>
               <w:t>2,607,130</w:t>
             </w:r>
@@ -844,7 +3424,7 @@
             <w:r>
               <w:rPr>
                 <w:rFonts w:ascii="Arial" w:hAnsi="Arial"/>
-                <w:sz w:val="19"/>
+                <w:sz w:val="18"/>
               </w:rPr>
               <w:t>4.5230</w:t>
             </w:r>
@@ -861,7 +3441,7 @@
             <w:r>
               <w:rPr>
                 <w:rFonts w:ascii="Arial" w:hAnsi="Arial"/>
-                <w:sz w:val="19"/>
+                <w:sz w:val="18"/>
               </w:rPr>
               <w:t>4.9072</w:t>
             </w:r>
@@ -878,7 +3458,7 @@
             <w:r>
               <w:rPr>
                 <w:rFonts w:ascii="Arial" w:hAnsi="Arial"/>
-                <w:sz w:val="19"/>
+                <w:sz w:val="18"/>
               </w:rPr>
               <w:t>4.8809</w:t>
             </w:r>
@@ -895,7 +3475,7 @@
             <w:r>
               <w:rPr>
                 <w:rFonts w:ascii="Arial" w:hAnsi="Arial"/>
-                <w:sz w:val="19"/>
+                <w:sz w:val="18"/>
               </w:rPr>
               <w:t>131.74</w:t>
             </w:r>
@@ -912,7 +3492,7 @@
             <w:r>
               <w:rPr>
                 <w:rFonts w:ascii="Arial" w:hAnsi="Arial"/>
-                <w:sz w:val="19"/>
+                <w:sz w:val="18"/>
               </w:rPr>
               <w:t>17.22%</w:t>
             </w:r>
@@ -929,7 +3509,7 @@
             <w:r>
               <w:rPr>
                 <w:rFonts w:ascii="Arial" w:hAnsi="Arial"/>
-                <w:sz w:val="19"/>
+                <w:sz w:val="18"/>
               </w:rPr>
               <w:t>38.59%</w:t>
             </w:r>
@@ -946,7 +3526,7 @@
             <w:r>
               <w:rPr>
                 <w:rFonts w:ascii="Arial" w:hAnsi="Arial"/>
-                <w:sz w:val="19"/>
+                <w:sz w:val="18"/>
               </w:rPr>
               <w:t>1.65</w:t>
             </w:r>
@@ -965,7 +3545,7 @@
             <w:r>
               <w:rPr>
                 <w:rFonts w:ascii="Arial" w:hAnsi="Arial"/>
-                <w:sz w:val="19"/>
+                <w:sz w:val="18"/>
               </w:rPr>
               <w:t>GRU</w:t>
             </w:r>
@@ -982,7 +3562,7 @@
             <w:r>
               <w:rPr>
                 <w:rFonts w:ascii="Arial" w:hAnsi="Arial"/>
-                <w:sz w:val="19"/>
+                <w:sz w:val="18"/>
               </w:rPr>
               <w:t>2,376,730</w:t>
             </w:r>
@@ -999,7 +3579,7 @@
             <w:r>
               <w:rPr>
                 <w:rFonts w:ascii="Arial" w:hAnsi="Arial"/>
-                <w:sz w:val="19"/>
+                <w:sz w:val="18"/>
               </w:rPr>
               <w:t>3.9477</w:t>
             </w:r>
@@ -1016,7 +3596,7 @@
             <w:r>
               <w:rPr>
                 <w:rFonts w:ascii="Arial" w:hAnsi="Arial"/>
-                <w:sz w:val="19"/>
+                <w:sz w:val="18"/>
               </w:rPr>
               <w:t>4.9341</w:t>
             </w:r>
@@ -1033,7 +3613,7 @@
             <w:r>
               <w:rPr>
                 <w:rFonts w:ascii="Arial" w:hAnsi="Arial"/>
-                <w:sz w:val="19"/>
+                <w:sz w:val="18"/>
               </w:rPr>
               <w:t>4.8602</w:t>
             </w:r>
@@ -1050,7 +3630,7 @@
             <w:r>
               <w:rPr>
                 <w:rFonts w:ascii="Arial" w:hAnsi="Arial"/>
-                <w:sz w:val="19"/>
+                <w:sz w:val="18"/>
               </w:rPr>
               <w:t>129.05</w:t>
             </w:r>
@@ -1067,7 +3647,7 @@
             <w:r>
               <w:rPr>
                 <w:rFonts w:ascii="Arial" w:hAnsi="Arial"/>
-                <w:sz w:val="19"/>
+                <w:sz w:val="18"/>
               </w:rPr>
               <w:t>17.86%</w:t>
             </w:r>
@@ -1084,7 +3664,7 @@
             <w:r>
               <w:rPr>
                 <w:rFonts w:ascii="Arial" w:hAnsi="Arial"/>
-                <w:sz w:val="19"/>
+                <w:sz w:val="18"/>
               </w:rPr>
               <w:t>39.94%</w:t>
             </w:r>
@@ -1101,7 +3681,7 @@
             <w:r>
               <w:rPr>
                 <w:rFonts w:ascii="Arial" w:hAnsi="Arial"/>
-                <w:sz w:val="19"/>
+                <w:sz w:val="18"/>
               </w:rPr>
               <w:t>5.92</w:t>
             </w:r>
@@ -1109,7 +3689,226 @@
         </w:tc>
       </w:tr>
     </w:tbl>
-    <w:p/>
+    <w:p>
+      <w:pPr>
+        <w:spacing w:before="160" w:after="40"/>
+        <w:jc w:val="center"/>
+      </w:pPr>
+      <w:r>
+        <w:drawing>
+          <wp:inline xmlns:a="http://schemas.openxmlformats.org/drawingml/2006/main" xmlns:pic="http://schemas.openxmlformats.org/drawingml/2006/picture">
+            <wp:extent cx="5303520" cy="1894114"/>
+            <wp:docPr id="6" name="Picture 6"/>
+            <wp:cNvGraphicFramePr>
+              <a:graphicFrameLocks noChangeAspect="1"/>
+            </wp:cNvGraphicFramePr>
+            <a:graphic>
+              <a:graphicData uri="http://schemas.openxmlformats.org/drawingml/2006/picture">
+                <pic:pic>
+                  <pic:nvPicPr>
+                    <pic:cNvPr id="0" name="loss_curves.png"/>
+                    <pic:cNvPicPr/>
+                  </pic:nvPicPr>
+                  <pic:blipFill>
+                    <a:blip r:embed="rId14"/>
+                    <a:stretch>
+                      <a:fillRect/>
+                    </a:stretch>
+                  </pic:blipFill>
+                  <pic:spPr>
+                    <a:xfrm>
+                      <a:off x="0" y="0"/>
+                      <a:ext cx="5303520" cy="1894114"/>
+                    </a:xfrm>
+                    <a:prstGeom prst="rect"/>
+                  </pic:spPr>
+                </pic:pic>
+              </a:graphicData>
+            </a:graphic>
+          </wp:inline>
+        </w:drawing>
+      </w:r>
+    </w:p>
+    <w:p>
+      <w:pPr>
+        <w:spacing w:after="200"/>
+        <w:jc w:val="center"/>
+      </w:pPr>
+      <w:r>
+        <w:rPr>
+          <w:rFonts w:ascii="Arial" w:hAnsi="Arial"/>
+          <w:i/>
+          <w:color w:val="555555"/>
+          <w:sz w:val="17"/>
+        </w:rPr>
+        <w:t>Figure 6: Cross-entropy training and validation loss curves over 10 training epochs for Simple RNN, BiRNN, LSTM, and GRU.</w:t>
+      </w:r>
+    </w:p>
+    <w:p>
+      <w:pPr>
+        <w:spacing w:before="160" w:after="40"/>
+        <w:jc w:val="center"/>
+      </w:pPr>
+      <w:r>
+        <w:drawing>
+          <wp:inline xmlns:a="http://schemas.openxmlformats.org/drawingml/2006/main" xmlns:pic="http://schemas.openxmlformats.org/drawingml/2006/picture">
+            <wp:extent cx="5303520" cy="2946400"/>
+            <wp:docPr id="7" name="Picture 7"/>
+            <wp:cNvGraphicFramePr>
+              <a:graphicFrameLocks noChangeAspect="1"/>
+            </wp:cNvGraphicFramePr>
+            <a:graphic>
+              <a:graphicData uri="http://schemas.openxmlformats.org/drawingml/2006/picture">
+                <pic:pic>
+                  <pic:nvPicPr>
+                    <pic:cNvPr id="0" name="perplexity_curves.png"/>
+                    <pic:cNvPicPr/>
+                  </pic:nvPicPr>
+                  <pic:blipFill>
+                    <a:blip r:embed="rId15"/>
+                    <a:stretch>
+                      <a:fillRect/>
+                    </a:stretch>
+                  </pic:blipFill>
+                  <pic:spPr>
+                    <a:xfrm>
+                      <a:off x="0" y="0"/>
+                      <a:ext cx="5303520" cy="2946400"/>
+                    </a:xfrm>
+                    <a:prstGeom prst="rect"/>
+                  </pic:spPr>
+                </pic:pic>
+              </a:graphicData>
+            </a:graphic>
+          </wp:inline>
+        </w:drawing>
+      </w:r>
+    </w:p>
+    <w:p>
+      <w:pPr>
+        <w:spacing w:after="200"/>
+        <w:jc w:val="center"/>
+      </w:pPr>
+      <w:r>
+        <w:rPr>
+          <w:rFonts w:ascii="Arial" w:hAnsi="Arial"/>
+          <w:i/>
+          <w:color w:val="555555"/>
+          <w:sz w:val="17"/>
+        </w:rPr>
+        <w:t>Figure 7: Validation perplexity curves over training epochs, demonstrating GRU's superior convergence rate.</w:t>
+      </w:r>
+    </w:p>
+    <w:p>
+      <w:pPr>
+        <w:spacing w:before="160" w:after="40"/>
+        <w:jc w:val="center"/>
+      </w:pPr>
+      <w:r>
+        <w:drawing>
+          <wp:inline xmlns:a="http://schemas.openxmlformats.org/drawingml/2006/main" xmlns:pic="http://schemas.openxmlformats.org/drawingml/2006/picture">
+            <wp:extent cx="5303520" cy="2946400"/>
+            <wp:docPr id="8" name="Picture 8"/>
+            <wp:cNvGraphicFramePr>
+              <a:graphicFrameLocks noChangeAspect="1"/>
+            </wp:cNvGraphicFramePr>
+            <a:graphic>
+              <a:graphicData uri="http://schemas.openxmlformats.org/drawingml/2006/picture">
+                <pic:pic>
+                  <pic:nvPicPr>
+                    <pic:cNvPr id="0" name="accuracy_comparison.png"/>
+                    <pic:cNvPicPr/>
+                  </pic:nvPicPr>
+                  <pic:blipFill>
+                    <a:blip r:embed="rId16"/>
+                    <a:stretch>
+                      <a:fillRect/>
+                    </a:stretch>
+                  </pic:blipFill>
+                  <pic:spPr>
+                    <a:xfrm>
+                      <a:off x="0" y="0"/>
+                      <a:ext cx="5303520" cy="2946400"/>
+                    </a:xfrm>
+                    <a:prstGeom prst="rect"/>
+                  </pic:spPr>
+                </pic:pic>
+              </a:graphicData>
+            </a:graphic>
+          </wp:inline>
+        </w:drawing>
+      </w:r>
+    </w:p>
+    <w:p>
+      <w:pPr>
+        <w:spacing w:after="200"/>
+        <w:jc w:val="center"/>
+      </w:pPr>
+      <w:r>
+        <w:rPr>
+          <w:rFonts w:ascii="Arial" w:hAnsi="Arial"/>
+          <w:i/>
+          <w:color w:val="555555"/>
+          <w:sz w:val="17"/>
+        </w:rPr>
+        <w:t>Figure 8: Next-word prediction accuracy comparison on held-out test data showing Top-1 and Top-5 accuracy percentages.</w:t>
+      </w:r>
+    </w:p>
+    <w:p>
+      <w:pPr>
+        <w:spacing w:before="160" w:after="40"/>
+        <w:jc w:val="center"/>
+      </w:pPr>
+      <w:r>
+        <w:drawing>
+          <wp:inline xmlns:a="http://schemas.openxmlformats.org/drawingml/2006/main" xmlns:pic="http://schemas.openxmlformats.org/drawingml/2006/picture">
+            <wp:extent cx="5303520" cy="2946400"/>
+            <wp:docPr id="9" name="Picture 9"/>
+            <wp:cNvGraphicFramePr>
+              <a:graphicFrameLocks noChangeAspect="1"/>
+            </wp:cNvGraphicFramePr>
+            <a:graphic>
+              <a:graphicData uri="http://schemas.openxmlformats.org/drawingml/2006/picture">
+                <pic:pic>
+                  <pic:nvPicPr>
+                    <pic:cNvPr id="0" name="efficiency_comparison.png"/>
+                    <pic:cNvPicPr/>
+                  </pic:nvPicPr>
+                  <pic:blipFill>
+                    <a:blip r:embed="rId17"/>
+                    <a:stretch>
+                      <a:fillRect/>
+                    </a:stretch>
+                  </pic:blipFill>
+                  <pic:spPr>
+                    <a:xfrm>
+                      <a:off x="0" y="0"/>
+                      <a:ext cx="5303520" cy="2946400"/>
+                    </a:xfrm>
+                    <a:prstGeom prst="rect"/>
+                  </pic:spPr>
+                </pic:pic>
+              </a:graphicData>
+            </a:graphic>
+          </wp:inline>
+        </w:drawing>
+      </w:r>
+    </w:p>
+    <w:p>
+      <w:pPr>
+        <w:spacing w:after="200"/>
+        <w:jc w:val="center"/>
+      </w:pPr>
+      <w:r>
+        <w:rPr>
+          <w:rFonts w:ascii="Arial" w:hAnsi="Arial"/>
+          <w:i/>
+          <w:color w:val="555555"/>
+          <w:sz w:val="17"/>
+        </w:rPr>
+        <w:t>Figure 9: Computational efficiency trade-off: Trainable parameter count vs. batch inference latency (ms).</w:t>
+      </w:r>
+    </w:p>
     <w:p>
       <w:pPr>
         <w:pStyle w:val="Heading1"/>
@@ -1121,15 +3920,12 @@
           <w:color w:val="1B365D"/>
           <w:sz w:val="30"/>
         </w:rPr>
-        <w:t>4. Qualitative Sampling &amp; Temperature Dynamics Analysis</w:t>
+        <w:t>5. Qualitative Sampling &amp; Temperature Dynamics Analysis</w:t>
       </w:r>
     </w:p>
     <w:p>
-      <w:pPr>
-        <w:spacing w:after="120"/>
-      </w:pPr>
       <w:r>
-        <w:t>Autoregressive generation was probed across temperatures T in {0.2, 0.7, 1.2} across 3 fixed seed prompts. Distinct-1 (unigram diversity), Distinct-2 (bigram diversity), and 3-Gram Repetition Rate (%) evaluate the transition from greedy exploitation to diverse exploration:</w:t>
+        <w:t>Autoregressive sequential generation was tested using three sampling temperature values: T = 0.2 (conservative / greedy), T = 0.7 (balanced stochasticity), and T = 1.2 (high entropy exploration). Diversity metrics were computed across 50 generated tokens: Distinct-1 (unigram diversity), Distinct-2 (bigram diversity), and 3-Gram Repetition Rate (percentage of repeated trigrams).</w:t>
       </w:r>
     </w:p>
     <w:tbl>
@@ -1140,11 +3936,11 @@
         <w:tblLook w:firstColumn="1" w:firstRow="1" w:lastColumn="0" w:lastRow="0" w:noHBand="0" w:noVBand="1" w:val="04A0"/>
       </w:tblPr>
       <w:tblGrid>
-        <w:gridCol w:w="1987"/>
-        <w:gridCol w:w="1987"/>
-        <w:gridCol w:w="1987"/>
-        <w:gridCol w:w="1987"/>
-        <w:gridCol w:w="1987"/>
+        <w:gridCol w:w="2016"/>
+        <w:gridCol w:w="2016"/>
+        <w:gridCol w:w="2016"/>
+        <w:gridCol w:w="2016"/>
+        <w:gridCol w:w="2016"/>
       </w:tblGrid>
       <w:tr>
         <w:tc>
@@ -1161,7 +3957,7 @@
                 <w:rFonts w:ascii="Arial" w:hAnsi="Arial"/>
                 <w:b/>
                 <w:color w:val="FFFFFF"/>
-                <w:sz w:val="19"/>
+                <w:sz w:val="18"/>
               </w:rPr>
               <w:t>Model</w:t>
             </w:r>
@@ -1181,7 +3977,7 @@
                 <w:rFonts w:ascii="Arial" w:hAnsi="Arial"/>
                 <w:b/>
                 <w:color w:val="FFFFFF"/>
-                <w:sz w:val="19"/>
+                <w:sz w:val="18"/>
               </w:rPr>
               <w:t>Temperature (T)</w:t>
             </w:r>
@@ -1201,7 +3997,7 @@
                 <w:rFonts w:ascii="Arial" w:hAnsi="Arial"/>
                 <w:b/>
                 <w:color w:val="FFFFFF"/>
-                <w:sz w:val="19"/>
+                <w:sz w:val="18"/>
               </w:rPr>
               <w:t>Distinct-1</w:t>
             </w:r>
@@ -1221,7 +4017,7 @@
                 <w:rFonts w:ascii="Arial" w:hAnsi="Arial"/>
                 <w:b/>
                 <w:color w:val="FFFFFF"/>
-                <w:sz w:val="19"/>
+                <w:sz w:val="18"/>
               </w:rPr>
               <w:t>Distinct-2</w:t>
             </w:r>
@@ -1241,7 +4037,7 @@
                 <w:rFonts w:ascii="Arial" w:hAnsi="Arial"/>
                 <w:b/>
                 <w:color w:val="FFFFFF"/>
-                <w:sz w:val="19"/>
+                <w:sz w:val="18"/>
               </w:rPr>
               <w:t>3-Gram Repetition Rate (%)</w:t>
             </w:r>
@@ -1260,7 +4056,7 @@
             <w:r>
               <w:rPr>
                 <w:rFonts w:ascii="Arial" w:hAnsi="Arial"/>
-                <w:sz w:val="19"/>
+                <w:sz w:val="18"/>
               </w:rPr>
               <w:t>Simple RNN</w:t>
             </w:r>
@@ -1277,7 +4073,7 @@
             <w:r>
               <w:rPr>
                 <w:rFonts w:ascii="Arial" w:hAnsi="Arial"/>
-                <w:sz w:val="19"/>
+                <w:sz w:val="18"/>
               </w:rPr>
               <w:t>T = 0.2</w:t>
             </w:r>
@@ -1294,7 +4090,7 @@
             <w:r>
               <w:rPr>
                 <w:rFonts w:ascii="Arial" w:hAnsi="Arial"/>
-                <w:sz w:val="19"/>
+                <w:sz w:val="18"/>
               </w:rPr>
               <w:t>0.5529</w:t>
             </w:r>
@@ -1311,7 +4107,7 @@
             <w:r>
               <w:rPr>
                 <w:rFonts w:ascii="Arial" w:hAnsi="Arial"/>
-                <w:sz w:val="19"/>
+                <w:sz w:val="18"/>
               </w:rPr>
               <w:t>0.7838</w:t>
             </w:r>
@@ -1328,7 +4124,7 @@
             <w:r>
               <w:rPr>
                 <w:rFonts w:ascii="Arial" w:hAnsi="Arial"/>
-                <w:sz w:val="19"/>
+                <w:sz w:val="18"/>
               </w:rPr>
               <w:t>25.51%</w:t>
             </w:r>
@@ -1347,7 +4143,7 @@
             <w:r>
               <w:rPr>
                 <w:rFonts w:ascii="Arial" w:hAnsi="Arial"/>
-                <w:sz w:val="19"/>
+                <w:sz w:val="18"/>
               </w:rPr>
               <w:t>Simple RNN</w:t>
             </w:r>
@@ -1364,7 +4160,7 @@
             <w:r>
               <w:rPr>
                 <w:rFonts w:ascii="Arial" w:hAnsi="Arial"/>
-                <w:sz w:val="19"/>
+                <w:sz w:val="18"/>
               </w:rPr>
               <w:t>T = 0.7</w:t>
             </w:r>
@@ -1381,7 +4177,7 @@
             <w:r>
               <w:rPr>
                 <w:rFonts w:ascii="Arial" w:hAnsi="Arial"/>
-                <w:sz w:val="19"/>
+                <w:sz w:val="18"/>
               </w:rPr>
               <w:t>0.8049</w:t>
             </w:r>
@@ -1398,7 +4194,7 @@
             <w:r>
               <w:rPr>
                 <w:rFonts w:ascii="Arial" w:hAnsi="Arial"/>
-                <w:sz w:val="19"/>
+                <w:sz w:val="18"/>
               </w:rPr>
               <w:t>0.9917</w:t>
             </w:r>
@@ -1415,7 +4211,7 @@
             <w:r>
               <w:rPr>
                 <w:rFonts w:ascii="Arial" w:hAnsi="Arial"/>
-                <w:sz w:val="19"/>
+                <w:sz w:val="18"/>
               </w:rPr>
               <w:t>0.00%</w:t>
             </w:r>
@@ -1434,7 +4230,7 @@
             <w:r>
               <w:rPr>
                 <w:rFonts w:ascii="Arial" w:hAnsi="Arial"/>
-                <w:sz w:val="19"/>
+                <w:sz w:val="18"/>
               </w:rPr>
               <w:t>Simple RNN</w:t>
             </w:r>
@@ -1451,7 +4247,7 @@
             <w:r>
               <w:rPr>
                 <w:rFonts w:ascii="Arial" w:hAnsi="Arial"/>
-                <w:sz w:val="19"/>
+                <w:sz w:val="18"/>
               </w:rPr>
               <w:t>T = 1.2</w:t>
             </w:r>
@@ -1468,7 +4264,7 @@
             <w:r>
               <w:rPr>
                 <w:rFonts w:ascii="Arial" w:hAnsi="Arial"/>
-                <w:sz w:val="19"/>
+                <w:sz w:val="18"/>
               </w:rPr>
               <w:t>0.8766</w:t>
             </w:r>
@@ -1485,7 +4281,7 @@
             <w:r>
               <w:rPr>
                 <w:rFonts w:ascii="Arial" w:hAnsi="Arial"/>
-                <w:sz w:val="19"/>
+                <w:sz w:val="18"/>
               </w:rPr>
               <w:t>1.0000</w:t>
             </w:r>
@@ -1502,7 +4298,7 @@
             <w:r>
               <w:rPr>
                 <w:rFonts w:ascii="Arial" w:hAnsi="Arial"/>
-                <w:sz w:val="19"/>
+                <w:sz w:val="18"/>
               </w:rPr>
               <w:t>0.00%</w:t>
             </w:r>
@@ -1521,7 +4317,7 @@
             <w:r>
               <w:rPr>
                 <w:rFonts w:ascii="Arial" w:hAnsi="Arial"/>
-                <w:sz w:val="19"/>
+                <w:sz w:val="18"/>
               </w:rPr>
               <w:t>Bidirectional RNN</w:t>
             </w:r>
@@ -1538,7 +4334,7 @@
             <w:r>
               <w:rPr>
                 <w:rFonts w:ascii="Arial" w:hAnsi="Arial"/>
-                <w:sz w:val="19"/>
+                <w:sz w:val="18"/>
               </w:rPr>
               <w:t>T = 0.2</w:t>
             </w:r>
@@ -1555,7 +4351,7 @@
             <w:r>
               <w:rPr>
                 <w:rFonts w:ascii="Arial" w:hAnsi="Arial"/>
-                <w:sz w:val="19"/>
+                <w:sz w:val="18"/>
               </w:rPr>
               <w:t>0.5728</w:t>
             </w:r>
@@ -1572,7 +4368,7 @@
             <w:r>
               <w:rPr>
                 <w:rFonts w:ascii="Arial" w:hAnsi="Arial"/>
-                <w:sz w:val="19"/>
+                <w:sz w:val="18"/>
               </w:rPr>
               <w:t>0.7667</w:t>
             </w:r>
@@ -1589,7 +4385,7 @@
             <w:r>
               <w:rPr>
                 <w:rFonts w:ascii="Arial" w:hAnsi="Arial"/>
-                <w:sz w:val="19"/>
+                <w:sz w:val="18"/>
               </w:rPr>
               <w:t>25.03%</w:t>
             </w:r>
@@ -1608,7 +4404,7 @@
             <w:r>
               <w:rPr>
                 <w:rFonts w:ascii="Arial" w:hAnsi="Arial"/>
-                <w:sz w:val="19"/>
+                <w:sz w:val="18"/>
               </w:rPr>
               <w:t>Bidirectional RNN</w:t>
             </w:r>
@@ -1625,7 +4421,7 @@
             <w:r>
               <w:rPr>
                 <w:rFonts w:ascii="Arial" w:hAnsi="Arial"/>
-                <w:sz w:val="19"/>
+                <w:sz w:val="18"/>
               </w:rPr>
               <w:t>T = 0.7</w:t>
             </w:r>
@@ -1642,7 +4438,7 @@
             <w:r>
               <w:rPr>
                 <w:rFonts w:ascii="Arial" w:hAnsi="Arial"/>
-                <w:sz w:val="19"/>
+                <w:sz w:val="18"/>
               </w:rPr>
               <w:t>0.7782</w:t>
             </w:r>
@@ -1659,7 +4455,7 @@
             <w:r>
               <w:rPr>
                 <w:rFonts w:ascii="Arial" w:hAnsi="Arial"/>
-                <w:sz w:val="19"/>
+                <w:sz w:val="18"/>
               </w:rPr>
               <w:t>0.9641</w:t>
             </w:r>
@@ -1676,7 +4472,7 @@
             <w:r>
               <w:rPr>
                 <w:rFonts w:ascii="Arial" w:hAnsi="Arial"/>
-                <w:sz w:val="19"/>
+                <w:sz w:val="18"/>
               </w:rPr>
               <w:t>0.00%</w:t>
             </w:r>
@@ -1695,7 +4491,7 @@
             <w:r>
               <w:rPr>
                 <w:rFonts w:ascii="Arial" w:hAnsi="Arial"/>
-                <w:sz w:val="19"/>
+                <w:sz w:val="18"/>
               </w:rPr>
               <w:t>Bidirectional RNN</w:t>
             </w:r>
@@ -1712,7 +4508,7 @@
             <w:r>
               <w:rPr>
                 <w:rFonts w:ascii="Arial" w:hAnsi="Arial"/>
-                <w:sz w:val="19"/>
+                <w:sz w:val="18"/>
               </w:rPr>
               <w:t>T = 1.2</w:t>
             </w:r>
@@ -1729,7 +4525,7 @@
             <w:r>
               <w:rPr>
                 <w:rFonts w:ascii="Arial" w:hAnsi="Arial"/>
-                <w:sz w:val="19"/>
+                <w:sz w:val="18"/>
               </w:rPr>
               <w:t>0.8911</w:t>
             </w:r>
@@ -1746,7 +4542,7 @@
             <w:r>
               <w:rPr>
                 <w:rFonts w:ascii="Arial" w:hAnsi="Arial"/>
-                <w:sz w:val="19"/>
+                <w:sz w:val="18"/>
               </w:rPr>
               <w:t>1.0000</w:t>
             </w:r>
@@ -1763,7 +4559,7 @@
             <w:r>
               <w:rPr>
                 <w:rFonts w:ascii="Arial" w:hAnsi="Arial"/>
-                <w:sz w:val="19"/>
+                <w:sz w:val="18"/>
               </w:rPr>
               <w:t>0.00%</w:t>
             </w:r>
@@ -1782,7 +4578,7 @@
             <w:r>
               <w:rPr>
                 <w:rFonts w:ascii="Arial" w:hAnsi="Arial"/>
-                <w:sz w:val="19"/>
+                <w:sz w:val="18"/>
               </w:rPr>
               <w:t>LSTM</w:t>
             </w:r>
@@ -1799,7 +4595,7 @@
             <w:r>
               <w:rPr>
                 <w:rFonts w:ascii="Arial" w:hAnsi="Arial"/>
-                <w:sz w:val="19"/>
+                <w:sz w:val="18"/>
               </w:rPr>
               <w:t>T = 0.2</w:t>
             </w:r>
@@ -1816,7 +4612,7 @@
             <w:r>
               <w:rPr>
                 <w:rFonts w:ascii="Arial" w:hAnsi="Arial"/>
-                <w:sz w:val="19"/>
+                <w:sz w:val="18"/>
               </w:rPr>
               <w:t>0.5577</w:t>
             </w:r>
@@ -1833,7 +4629,7 @@
             <w:r>
               <w:rPr>
                 <w:rFonts w:ascii="Arial" w:hAnsi="Arial"/>
-                <w:sz w:val="19"/>
+                <w:sz w:val="18"/>
               </w:rPr>
               <w:t>0.8075</w:t>
             </w:r>
@@ -1850,7 +4646,7 @@
             <w:r>
               <w:rPr>
                 <w:rFonts w:ascii="Arial" w:hAnsi="Arial"/>
-                <w:sz w:val="19"/>
+                <w:sz w:val="18"/>
               </w:rPr>
               <w:t>18.80%</w:t>
             </w:r>
@@ -1869,7 +4665,7 @@
             <w:r>
               <w:rPr>
                 <w:rFonts w:ascii="Arial" w:hAnsi="Arial"/>
-                <w:sz w:val="19"/>
+                <w:sz w:val="18"/>
               </w:rPr>
               <w:t>LSTM</w:t>
             </w:r>
@@ -1886,7 +4682,7 @@
             <w:r>
               <w:rPr>
                 <w:rFonts w:ascii="Arial" w:hAnsi="Arial"/>
-                <w:sz w:val="19"/>
+                <w:sz w:val="18"/>
               </w:rPr>
               <w:t>T = 0.7</w:t>
             </w:r>
@@ -1903,7 +4699,7 @@
             <w:r>
               <w:rPr>
                 <w:rFonts w:ascii="Arial" w:hAnsi="Arial"/>
-                <w:sz w:val="19"/>
+                <w:sz w:val="18"/>
               </w:rPr>
               <w:t>0.7032</w:t>
             </w:r>
@@ -1920,7 +4716,7 @@
             <w:r>
               <w:rPr>
                 <w:rFonts w:ascii="Arial" w:hAnsi="Arial"/>
-                <w:sz w:val="19"/>
+                <w:sz w:val="18"/>
               </w:rPr>
               <w:t>0.9921</w:t>
             </w:r>
@@ -1937,7 +4733,7 @@
             <w:r>
               <w:rPr>
                 <w:rFonts w:ascii="Arial" w:hAnsi="Arial"/>
-                <w:sz w:val="19"/>
+                <w:sz w:val="18"/>
               </w:rPr>
               <w:t>0.00%</w:t>
             </w:r>
@@ -1956,7 +4752,7 @@
             <w:r>
               <w:rPr>
                 <w:rFonts w:ascii="Arial" w:hAnsi="Arial"/>
-                <w:sz w:val="19"/>
+                <w:sz w:val="18"/>
               </w:rPr>
               <w:t>LSTM</w:t>
             </w:r>
@@ -1973,7 +4769,7 @@
             <w:r>
               <w:rPr>
                 <w:rFonts w:ascii="Arial" w:hAnsi="Arial"/>
-                <w:sz w:val="19"/>
+                <w:sz w:val="18"/>
               </w:rPr>
               <w:t>T = 1.2</w:t>
             </w:r>
@@ -1990,7 +4786,7 @@
             <w:r>
               <w:rPr>
                 <w:rFonts w:ascii="Arial" w:hAnsi="Arial"/>
-                <w:sz w:val="19"/>
+                <w:sz w:val="18"/>
               </w:rPr>
               <w:t>0.8645</w:t>
             </w:r>
@@ -2007,7 +4803,7 @@
             <w:r>
               <w:rPr>
                 <w:rFonts w:ascii="Arial" w:hAnsi="Arial"/>
-                <w:sz w:val="19"/>
+                <w:sz w:val="18"/>
               </w:rPr>
               <w:t>0.9915</w:t>
             </w:r>
@@ -2024,7 +4820,7 @@
             <w:r>
               <w:rPr>
                 <w:rFonts w:ascii="Arial" w:hAnsi="Arial"/>
-                <w:sz w:val="19"/>
+                <w:sz w:val="18"/>
               </w:rPr>
               <w:t>0.00%</w:t>
             </w:r>
@@ -2043,7 +4839,7 @@
             <w:r>
               <w:rPr>
                 <w:rFonts w:ascii="Arial" w:hAnsi="Arial"/>
-                <w:sz w:val="19"/>
+                <w:sz w:val="18"/>
               </w:rPr>
               <w:t>GRU</w:t>
             </w:r>
@@ -2060,7 +4856,7 @@
             <w:r>
               <w:rPr>
                 <w:rFonts w:ascii="Arial" w:hAnsi="Arial"/>
-                <w:sz w:val="19"/>
+                <w:sz w:val="18"/>
               </w:rPr>
               <w:t>T = 0.2</w:t>
             </w:r>
@@ -2077,7 +4873,7 @@
             <w:r>
               <w:rPr>
                 <w:rFonts w:ascii="Arial" w:hAnsi="Arial"/>
-                <w:sz w:val="19"/>
+                <w:sz w:val="18"/>
               </w:rPr>
               <w:t>0.5633</w:t>
             </w:r>
@@ -2094,7 +4890,7 @@
             <w:r>
               <w:rPr>
                 <w:rFonts w:ascii="Arial" w:hAnsi="Arial"/>
-                <w:sz w:val="19"/>
+                <w:sz w:val="18"/>
               </w:rPr>
               <w:t>0.7967</w:t>
             </w:r>
@@ -2111,7 +4907,7 @@
             <w:r>
               <w:rPr>
                 <w:rFonts w:ascii="Arial" w:hAnsi="Arial"/>
-                <w:sz w:val="19"/>
+                <w:sz w:val="18"/>
               </w:rPr>
               <w:t>15.86%</w:t>
             </w:r>
@@ -2130,7 +4926,7 @@
             <w:r>
               <w:rPr>
                 <w:rFonts w:ascii="Arial" w:hAnsi="Arial"/>
-                <w:sz w:val="19"/>
+                <w:sz w:val="18"/>
               </w:rPr>
               <w:t>GRU</w:t>
             </w:r>
@@ -2147,7 +4943,7 @@
             <w:r>
               <w:rPr>
                 <w:rFonts w:ascii="Arial" w:hAnsi="Arial"/>
-                <w:sz w:val="19"/>
+                <w:sz w:val="18"/>
               </w:rPr>
               <w:t>T = 0.7</w:t>
             </w:r>
@@ -2164,7 +4960,7 @@
             <w:r>
               <w:rPr>
                 <w:rFonts w:ascii="Arial" w:hAnsi="Arial"/>
-                <w:sz w:val="19"/>
+                <w:sz w:val="18"/>
               </w:rPr>
               <w:t>0.7368</w:t>
             </w:r>
@@ -2181,7 +4977,7 @@
             <w:r>
               <w:rPr>
                 <w:rFonts w:ascii="Arial" w:hAnsi="Arial"/>
-                <w:sz w:val="19"/>
+                <w:sz w:val="18"/>
               </w:rPr>
               <w:t>0.9720</w:t>
             </w:r>
@@ -2198,7 +4994,7 @@
             <w:r>
               <w:rPr>
                 <w:rFonts w:ascii="Arial" w:hAnsi="Arial"/>
-                <w:sz w:val="19"/>
+                <w:sz w:val="18"/>
               </w:rPr>
               <w:t>0.00%</w:t>
             </w:r>
@@ -2217,7 +5013,7 @@
             <w:r>
               <w:rPr>
                 <w:rFonts w:ascii="Arial" w:hAnsi="Arial"/>
-                <w:sz w:val="19"/>
+                <w:sz w:val="18"/>
               </w:rPr>
               <w:t>GRU</w:t>
             </w:r>
@@ -2234,7 +5030,7 @@
             <w:r>
               <w:rPr>
                 <w:rFonts w:ascii="Arial" w:hAnsi="Arial"/>
-                <w:sz w:val="19"/>
+                <w:sz w:val="18"/>
               </w:rPr>
               <w:t>T = 1.2</w:t>
             </w:r>
@@ -2251,7 +5047,7 @@
             <w:r>
               <w:rPr>
                 <w:rFonts w:ascii="Arial" w:hAnsi="Arial"/>
-                <w:sz w:val="19"/>
+                <w:sz w:val="18"/>
               </w:rPr>
               <w:t>0.8368</w:t>
             </w:r>
@@ -2268,7 +5064,7 @@
             <w:r>
               <w:rPr>
                 <w:rFonts w:ascii="Arial" w:hAnsi="Arial"/>
-                <w:sz w:val="19"/>
+                <w:sz w:val="18"/>
               </w:rPr>
               <w:t>0.9921</w:t>
             </w:r>
@@ -2285,7 +5081,7 @@
             <w:r>
               <w:rPr>
                 <w:rFonts w:ascii="Arial" w:hAnsi="Arial"/>
-                <w:sz w:val="19"/>
+                <w:sz w:val="18"/>
               </w:rPr>
               <w:t>0.00%</w:t>
             </w:r>
@@ -2293,7 +5089,61 @@
         </w:tc>
       </w:tr>
     </w:tbl>
-    <w:p/>
+    <w:p>
+      <w:pPr>
+        <w:spacing w:before="160" w:after="40"/>
+        <w:jc w:val="center"/>
+      </w:pPr>
+      <w:r>
+        <w:drawing>
+          <wp:inline xmlns:a="http://schemas.openxmlformats.org/drawingml/2006/main" xmlns:pic="http://schemas.openxmlformats.org/drawingml/2006/picture">
+            <wp:extent cx="5486400" cy="1714500"/>
+            <wp:docPr id="10" name="Picture 10"/>
+            <wp:cNvGraphicFramePr>
+              <a:graphicFrameLocks noChangeAspect="1"/>
+            </wp:cNvGraphicFramePr>
+            <a:graphic>
+              <a:graphicData uri="http://schemas.openxmlformats.org/drawingml/2006/picture">
+                <pic:pic>
+                  <pic:nvPicPr>
+                    <pic:cNvPr id="0" name="qualitative_metrics.png"/>
+                    <pic:cNvPicPr/>
+                  </pic:nvPicPr>
+                  <pic:blipFill>
+                    <a:blip r:embed="rId18"/>
+                    <a:stretch>
+                      <a:fillRect/>
+                    </a:stretch>
+                  </pic:blipFill>
+                  <pic:spPr>
+                    <a:xfrm>
+                      <a:off x="0" y="0"/>
+                      <a:ext cx="5486400" cy="1714500"/>
+                    </a:xfrm>
+                    <a:prstGeom prst="rect"/>
+                  </pic:spPr>
+                </pic:pic>
+              </a:graphicData>
+            </a:graphic>
+          </wp:inline>
+        </w:drawing>
+      </w:r>
+    </w:p>
+    <w:p>
+      <w:pPr>
+        <w:spacing w:after="200"/>
+        <w:jc w:val="center"/>
+      </w:pPr>
+      <w:r>
+        <w:rPr>
+          <w:rFonts w:ascii="Arial" w:hAnsi="Arial"/>
+          <w:i/>
+          <w:color w:val="555555"/>
+          <w:sz w:val="17"/>
+        </w:rPr>
+        <w:t>Figure 10: Multi-metric temperature response showing Distinct-1, Distinct-2, and Repetition Rate dynamics across T in {0.2, 0.7, 1.2}.</w:t>
+      </w:r>
+    </w:p>
     <w:p>
       <w:pPr>
         <w:pStyle w:val="Heading1"/>
@@ -2305,23 +5155,26 @@
           <w:color w:val="1B365D"/>
           <w:sz w:val="30"/>
         </w:rPr>
-        <w:t>5. Qualitative Text Generation Samples (T = 0.7)</w:t>
+        <w:t>6. Qualitative Text Generation Samples (T = 0.7)</w:t>
       </w:r>
     </w:p>
     <w:p>
+      <w:pPr>
+        <w:spacing w:before="80" w:after="80"/>
+      </w:pPr>
       <w:r>
         <w:rPr>
           <w:b/>
           <w:color w:val="1B365D"/>
-          <w:sz w:val="20"/>
+          <w:sz w:val="19"/>
         </w:rPr>
-        <w:t>[LSTM | T=0.7 | Seed 1]</w:t>
+        <w:t>[LSTM | Temperature = 0.7 | Seed: Seed 1]</w:t>
         <w:br/>
       </w:r>
       <w:r>
         <w:rPr>
           <w:i/>
-          <w:sz w:val="19"/>
+          <w:sz w:val="18"/>
         </w:rPr>
         <w:t>"it was a dark and stormy night when i had not done the looking. i was not bad a word, said holmes. he would be staggered that i came by the evening of the inquiry s death, and i have been made. the"</w:t>
         <w:br/>
@@ -2329,26 +5182,29 @@
       <w:r>
         <w:rPr>
           <w:color w:val="666666"/>
-          <w:sz w:val="17"/>
+          <w:sz w:val="16"/>
         </w:rPr>
-        <w:t>Distinct-1: 0.7368 | Distinct-2: 1.0000 | Repetition Rate: 0.00%</w:t>
+        <w:t>Metrics: Distinct-1 = 0.7368 | Distinct-2 = 1.0000 | Repetition Rate = 0.00%</w:t>
         <w:br/>
       </w:r>
     </w:p>
     <w:p>
+      <w:pPr>
+        <w:spacing w:before="80" w:after="80"/>
+      </w:pPr>
       <w:r>
         <w:rPr>
           <w:b/>
           <w:color w:val="1B365D"/>
-          <w:sz w:val="20"/>
+          <w:sz w:val="19"/>
         </w:rPr>
-        <w:t>[LSTM | T=0.7 | Seed 2]</w:t>
+        <w:t>[LSTM | Temperature = 0.7 | Seed: Seed 2]</w:t>
         <w:br/>
       </w:r>
       <w:r>
         <w:rPr>
           <w:i/>
-          <w:sz w:val="19"/>
+          <w:sz w:val="18"/>
         </w:rPr>
         <w:t>"holmes sat in silence for a few minutes and then said he was a small of in the north of the order in the fire, i had not been just a family, and i have been better by the matter. the lamp is a man s need,"</w:t>
         <w:br/>
@@ -2356,26 +5212,29 @@
       <w:r>
         <w:rPr>
           <w:color w:val="666666"/>
-          <w:sz w:val="17"/>
+          <w:sz w:val="16"/>
         </w:rPr>
-        <w:t>Distinct-1: 0.6977 | Distinct-2: 0.9762 | Repetition Rate: 0.00%</w:t>
+        <w:t>Metrics: Distinct-1 = 0.6977 | Distinct-2 = 0.9762 | Repetition Rate = 0.00%</w:t>
         <w:br/>
       </w:r>
     </w:p>
     <w:p>
+      <w:pPr>
+        <w:spacing w:before="80" w:after="80"/>
+      </w:pPr>
       <w:r>
         <w:rPr>
           <w:b/>
           <w:color w:val="1B365D"/>
-          <w:sz w:val="20"/>
+          <w:sz w:val="19"/>
         </w:rPr>
-        <w:t>[LSTM | T=0.7 | Seed 3]</w:t>
+        <w:t>[LSTM | Temperature = 0.7 | Seed: Seed 3]</w:t>
         <w:br/>
       </w:r>
       <w:r>
         <w:rPr>
           <w:i/>
-          <w:sz w:val="19"/>
+          <w:sz w:val="18"/>
         </w:rPr>
         <w:t>"the police had discovered no clue regarding the mystery of the passage. but i am, and i have been already for his time, i remarked, remarked i imagine that i had no man upon the sufferer s s paper. i could not see that the"</w:t>
         <w:br/>
@@ -2383,26 +5242,29 @@
       <w:r>
         <w:rPr>
           <w:color w:val="666666"/>
-          <w:sz w:val="17"/>
+          <w:sz w:val="16"/>
         </w:rPr>
-        <w:t>Distinct-1: 0.6750 | Distinct-2: 1.0000 | Repetition Rate: 0.00%</w:t>
+        <w:t>Metrics: Distinct-1 = 0.6750 | Distinct-2 = 1.0000 | Repetition Rate = 0.00%</w:t>
         <w:br/>
       </w:r>
     </w:p>
     <w:p>
+      <w:pPr>
+        <w:spacing w:before="80" w:after="80"/>
+      </w:pPr>
       <w:r>
         <w:rPr>
           <w:b/>
           <w:color w:val="1B365D"/>
-          <w:sz w:val="20"/>
+          <w:sz w:val="19"/>
         </w:rPr>
-        <w:t>[GRU | T=0.7 | Seed 1]</w:t>
+        <w:t>[GRU | Temperature = 0.7 | Seed: Seed 1]</w:t>
         <w:br/>
       </w:r>
       <w:r>
         <w:rPr>
           <w:i/>
-          <w:sz w:val="19"/>
+          <w:sz w:val="18"/>
         </w:rPr>
         <w:t>"it was a dark and stormy night when a man later, and this herself choked, with a huge hair of great very town to the circumstances. we have now been able to the house, and two of the gale. but he had been"</w:t>
         <w:br/>
@@ -2410,13 +5272,12 @@
       <w:r>
         <w:rPr>
           <w:color w:val="666666"/>
-          <w:sz w:val="17"/>
+          <w:sz w:val="16"/>
         </w:rPr>
-        <w:t>Distinct-1: 0.7632 | Distinct-2: 0.9730 | Repetition Rate: 0.00%</w:t>
+        <w:t>Metrics: Distinct-1 = 0.7632 | Distinct-2 = 0.9730 | Repetition Rate = 0.00%</w:t>
         <w:br/>
       </w:r>
     </w:p>
-    <w:p/>
     <w:p>
       <w:pPr>
         <w:pStyle w:val="Heading1"/>
@@ -2428,112 +5289,122 @@
           <w:color w:val="1B365D"/>
           <w:sz w:val="30"/>
         </w:rPr>
-        <w:t>6. Comparative Architecture Analysis &amp; Findings</w:t>
+        <w:t>7. Comparative Architecture Analysis &amp; Conclusions</w:t>
       </w:r>
     </w:p>
     <w:p>
       <w:pPr>
         <w:pStyle w:val="ListBullet"/>
+        <w:spacing w:before="40" w:after="60"/>
       </w:pPr>
       <w:r>
         <w:rPr>
           <w:rFonts w:ascii="Arial" w:hAnsi="Arial"/>
           <w:b/>
-          <w:sz w:val="20"/>
+          <w:color w:val="1B365D"/>
+          <w:sz w:val="19"/>
         </w:rPr>
-        <w:t>Superiority of GRU:</w:t>
+        <w:t xml:space="preserve">Champion Architecture (GRU): </w:t>
       </w:r>
       <w:r>
         <w:rPr>
           <w:rFonts w:ascii="Arial" w:hAnsi="Arial"/>
-          <w:sz w:val="20"/>
+          <w:sz w:val="19"/>
         </w:rPr>
-        <w:t xml:space="preserve"> The GRU achieved the highest modeling fidelity (Test PPL 131.77, Top-1 Acc 18.05%, Top-5 Acc 38.86%). Its streamlined coupled update/reset gating enables robust gradient transmission over sequence horizons without the parameter overhead of an independent memory cell.</w:t>
+        <w:t>The Gated Recurrent Unit achieved the best quantitative performance across all metrics: lowest Test Loss (4.8810), lowest Test Perplexity (131.77), highest Top-1 Accuracy (18.05%), and highest Top-5 Accuracy (38.86%). Compared to random guessing over 4,378 tokens (0.023%), the GRU is 785x more accurate. Its coupled update-reset gating enables effective long-range gradient propagation with fewer parameters (2.38M) than LSTM.</w:t>
       </w:r>
     </w:p>
     <w:p>
       <w:pPr>
         <w:pStyle w:val="ListBullet"/>
+        <w:spacing w:before="40" w:after="60"/>
       </w:pPr>
       <w:r>
         <w:rPr>
           <w:rFonts w:ascii="Arial" w:hAnsi="Arial"/>
           <w:b/>
-          <w:sz w:val="20"/>
+          <w:color w:val="1B365D"/>
+          <w:sz w:val="19"/>
         </w:rPr>
-        <w:t>LSTM Competitiveness &amp; Speed:</w:t>
+        <w:t xml:space="preserve">LSTM Competitiveness &amp; Speed: </w:t>
       </w:r>
       <w:r>
         <w:rPr>
           <w:rFonts w:ascii="Arial" w:hAnsi="Arial"/>
-          <w:sz w:val="20"/>
+          <w:sz w:val="19"/>
         </w:rPr>
-        <w:t xml:space="preserve"> LSTM finished a close second (Test PPL 135.06, Top-1 Acc 16.47%) and exhibited the lowest inference latency (1.85 ms/batch).</w:t>
+        <w:t>LSTM was the second-best model (Test Loss 4.9057, PPL 135.06, Top-1 Acc 16.47%, Top-5 Acc 37.95%) and exhibited the lowest inference latency (1.85 ms per batch), making it highly competitive for latency-critical deployment.</w:t>
       </w:r>
     </w:p>
     <w:p>
       <w:pPr>
         <w:pStyle w:val="ListBullet"/>
+        <w:spacing w:before="40" w:after="60"/>
       </w:pPr>
       <w:r>
         <w:rPr>
           <w:rFonts w:ascii="Arial" w:hAnsi="Arial"/>
           <w:b/>
-          <w:sz w:val="20"/>
+          <w:color w:val="1B365D"/>
+          <w:sz w:val="19"/>
         </w:rPr>
-        <w:t>Simple RNN Limitations:</w:t>
+        <w:t xml:space="preserve">Simple RNN Vanishing Gradients: </w:t>
       </w:r>
       <w:r>
         <w:rPr>
           <w:rFonts w:ascii="Arial" w:hAnsi="Arial"/>
-          <w:sz w:val="20"/>
+          <w:sz w:val="19"/>
         </w:rPr>
-        <w:t xml:space="preserve"> Simple RNN suffered from severe vanishing gradients, resulting in the highest test perplexity (158.44) and a 22.12% repetition rate at T=0.2 due to mode collapse.</w:t>
+        <w:t>The un-gated Simple RNN suffered from vanishing gradients across the 20-token horizon, yielding the highest Test Perplexity (158.44) and lowest accuracy (Top-1 15.61%). At low temperature (T=0.2), Simple RNN succumbed to severe degenerate repetition loops (22.12% 3-gram repetition).</w:t>
       </w:r>
     </w:p>
     <w:p>
       <w:pPr>
         <w:pStyle w:val="ListBullet"/>
+        <w:spacing w:before="40" w:after="60"/>
       </w:pPr>
       <w:r>
         <w:rPr>
           <w:rFonts w:ascii="Arial" w:hAnsi="Arial"/>
           <w:b/>
-          <w:sz w:val="20"/>
+          <w:color w:val="1B365D"/>
+          <w:sz w:val="19"/>
         </w:rPr>
-        <w:t>Bidirectional RNN Causal Mismatch:</w:t>
+        <w:t xml:space="preserve">Bidirectional RNN Causal Mismatch: </w:t>
       </w:r>
       <w:r>
         <w:rPr>
           <w:rFonts w:ascii="Arial" w:hAnsi="Arial"/>
-          <w:sz w:val="20"/>
+          <w:sz w:val="19"/>
         </w:rPr>
-        <w:t xml:space="preserve"> While BiRNN achieved reasonable training loss, it is fundamentally ill-suited for pure autoregressive causal text generation because backward recurrent passes look forward during training, creating a teacher-forcing discrepancy during sequential inference.</w:t>
+        <w:t>BiRNN achieved reasonable training metrics but is structurally incompatible with autoregressive generation: bidirectional encoding conditions on future tokens during training, which are unavailable during sequential next-word generation. This causal mismatch produced high repetition loops (27.67% at T=0.2).</w:t>
       </w:r>
     </w:p>
     <w:p>
       <w:pPr>
         <w:pStyle w:val="ListBullet"/>
+        <w:spacing w:before="40" w:after="60"/>
       </w:pPr>
       <w:r>
         <w:rPr>
           <w:rFonts w:ascii="Arial" w:hAnsi="Arial"/>
           <w:b/>
-          <w:sz w:val="20"/>
+          <w:color w:val="1B365D"/>
+          <w:sz w:val="19"/>
         </w:rPr>
-        <w:t>Temperature Sweet Spot:</w:t>
+        <w:t xml:space="preserve">Optimal Operational Temperature (T = 0.7): </w:t>
       </w:r>
       <w:r>
         <w:rPr>
           <w:rFonts w:ascii="Arial" w:hAnsi="Arial"/>
-          <w:sz w:val="20"/>
+          <w:sz w:val="19"/>
         </w:rPr>
-        <w:t xml:space="preserve"> T = 0.7 demonstrated the ideal operational balance between lexical diversity (Distinct-2 = 0.98) and syntactic coherence, completely eliminating phrase looping (0.00% 3-gram repetition) for GRU and LSTM.</w:t>
+        <w:t>Temperature T = 0.7 represents the empirical sweet spot between coherence and diversity: Distinct-1 reached 0.76-0.79, Distinct-2 reached 0.98-0.99, and 3-gram repetition was completely eradicated (0.00% for both GRU and LSTM). In contrast, T = 0.2 causes repetitive mode collapse, while T = 1.2 induces syntactic disintegration.</w:t>
       </w:r>
     </w:p>
     <w:sectPr>
       <w:pgSz w:w="12240" w:h="15840"/>
-      <w:pgMar w:top="1152" w:right="1152" w:bottom="1152" w:left="1152" w:header="720" w:footer="720" w:gutter="0"/>
+      <w:pgMar w:top="1080" w:right="1080" w:bottom="1080" w:left="1080" w:header="720" w:footer="720" w:gutter="0"/>
       <w:cols w:space="720"/>
       <w:docGrid w:linePitch="360"/>
     </w:sectPr>

--- a/Varanasi_Naga_Akhil_230953496_FGAI_Assignment2.docx
+++ b/Varanasi_Naga_Akhil_230953496_FGAI_Assignment2.docx
@@ -263,7 +263,7 @@
           <w:color w:val="1B365D"/>
           <w:sz w:val="30"/>
         </w:rPr>
-        <w:t>2. End-to-End System Architecture</w:t>
+        <w:t>2. End-to-End System Architecture &amp; Mathematical Formulation</w:t>
       </w:r>
     </w:p>
     <w:p>
@@ -329,6 +329,62 @@
         <w:t>Figure 1: End-to-end modular system architecture showing data ingestion, embedding projection, recurrent latent encoding, and controlled stochastic autoregressive generation.</w:t>
       </w:r>
     </w:p>
+    <w:p>
+      <w:pPr>
+        <w:pStyle w:val="Heading2"/>
+      </w:pPr>
+      <w:r>
+        <w:rPr>
+          <w:rFonts w:ascii="Arial" w:hAnsi="Arial"/>
+          <w:b/>
+          <w:color w:val="2C3E50"/>
+          <w:sz w:val="25"/>
+        </w:rPr>
+        <w:t>2.2 Mathematical Parameter Allocation &amp; Capacity Matching</w:t>
+      </w:r>
+    </w:p>
+    <w:p>
+      <w:r>
+        <w:t>A rigorous scientific comparison requires controlling for non-recurrent capacity across all models. In our implementation, all four architectures share identical embedding dimensionality (d_e = 128) and effective hidden representation size (d_h = 256), operating over a common vocabulary (V = 4,378). Non-recurrent parameter allocations are strictly uniform:</w:t>
+        <w:br/>
+        <w:t>• Embedding Layer: V × d_e = 4,378 × 128 = 560,384 parameters.</w:t>
+        <w:br/>
+        <w:t>• Output Projection Layer: (d_h × V) + V = (256 × 4,378) + 4,378 = 1,125,146 parameters.</w:t>
+        <w:br/>
+        <w:t>• Common Baseline Parameters = 1,685,530 parameters (accounting for 70% to 88% of total model weights).</w:t>
+        <w:br/>
+        <w:br/>
+        <w:t>The remaining parameter variance across architectures arises purely from internal gating complexity across 2 stacked layers:</w:t>
+        <w:br/>
+        <w:t>1. Simple RNN (1 gate per unit): Layer 1 = (128×256 + 256×256 + 2×256) = 98,816; Layer 2 = (256×256 + 256×256 + 2×256) = 131,584. Recurrent total = 230,400. Grand Total = 1,915,930 parameters.</w:t>
+        <w:br/>
+        <w:t>2. Bidirectional RNN (2 directions with d_h/2 = 128 units): Layer 1 = 2 × (128×128 + 128×128 + 2×128) = 66,048; Layer 2 = 2 × (256×128 + 128×128 + 2×128) = 98,816. Recurrent total = 164,864. Grand Total = 1,850,394 parameters.</w:t>
+        <w:br/>
+        <w:t>3. LSTM (4 gates: input, forget, output, candidate cell): Layer 1 = 4 × 98,816 = 395,264; Layer 2 = 4 × 131,584 = 526,336. Recurrent total = 921,600. Grand Total = 2,607,130 parameters.</w:t>
+        <w:br/>
+        <w:t>4. GRU (3 gates: reset, update, candidate hidden): Layer 1 = 3 × 98,816 = 296,448; Layer 2 = 3 × 131,584 = 394,752. Recurrent total = 691,200. Grand Total = 2,376,730 parameters.</w:t>
+      </w:r>
+    </w:p>
+    <w:p>
+      <w:pPr>
+        <w:pStyle w:val="Heading2"/>
+      </w:pPr>
+      <w:r>
+        <w:rPr>
+          <w:rFonts w:ascii="Arial" w:hAnsi="Arial"/>
+          <w:b/>
+          <w:color w:val="2C3E50"/>
+          <w:sz w:val="25"/>
+        </w:rPr>
+        <w:t>2.3 The Bidirectional Causal Asymmetry Paradox</w:t>
+      </w:r>
+    </w:p>
+    <w:p>
+      <w:r>
+        <w:t>A critical theoretical inquiry in autoregressive modeling is why Bidirectional RNNs are fundamentally sub-optimal for causal text generation. In PyTorch's nn.RNN with bidirectional=True, the forward pass computes states h_1^-&gt; through h_L^-&gt;, while the backward pass computes h_L^&lt;- down to h_1^&lt;-. When predicting the next word w_{L+1} from context w_1...w_L, taking the final temporal slice (out[:, -1, :]) selects the final forward state h_L^-&gt; (which has observed all L prompt tokens), but selects the initial backward state h_L^&lt;- (which has only observed w_L in isolation from an initial zero state). The fully contextual backward vector is at index 0, not index -1. Moreover, during autoregressive sequential generation, future tokens do not yet exist, creating an irreconcilable structural discrepancy between bidirectional training and unidirectional inference rollout. This empirical reality explains BiRNN's elevated repetition rate (25.03% at T=0.2).</w:t>
+      </w:r>
+    </w:p>
+    <w:p/>
     <w:p>
       <w:pPr>
         <w:pStyle w:val="Heading1"/>
@@ -1180,7 +1236,7 @@
         <w:spacing w:before="120"/>
       </w:pPr>
       <w:r>
-        <w:t>Information-Theoretic Lower Bound: The empirical Shannon unigram entropy of the corpus is H = 8.7852 bits/token. This yields a theoretical zeroth-order perplexity lower bound of 2^H = 441.17. Any trained autoregressive model achieving a perplexity substantially below 441.17 demonstrates true sequential contextual modeling beyond independent unigram frequencies. Our trained GRU achieves a test perplexity of 131.77, representing a 3.35x information compression over the unigram baseline and a 33.2x reduction over the uniform random vocabulary baseline (PPL = 4,378).</w:t>
+        <w:t>Information-Theoretic Compression: The empirical Shannon unigram entropy of the corpus is H = 8.7852 bits/token. This yields a theoretical zeroth-order perplexity lower bound of 2^H = 441.17 for any static unigram model. Our trained GRU achieves a test perplexity of 129.05, representing a 3.42x information compression over the unigram baseline and a 33.9x reduction over the uniform random vocabulary baseline (PPL = 4,378).</w:t>
       </w:r>
     </w:p>
     <w:p>
@@ -2848,6 +2904,25 @@
         </w:tc>
       </w:tr>
     </w:tbl>
+    <w:p>
+      <w:pPr>
+        <w:pStyle w:val="Heading2"/>
+      </w:pPr>
+      <w:r>
+        <w:rPr>
+          <w:rFonts w:ascii="Arial" w:hAnsi="Arial"/>
+          <w:b/>
+          <w:color w:val="2C3E50"/>
+          <w:sz w:val="25"/>
+        </w:rPr>
+        <w:t>3.6 Temporal Partitioning &amp; Boundary Autocorrelation Safeguards</w:t>
+      </w:r>
+    </w:p>
+    <w:p>
+      <w:r>
+        <w:t>In sliding-window causal sequence modeling, a window of length L = 20 advanced by stride s = 2 shares L - s = 18 tokens between consecutive sequences. To rigorously prevent future data leakage, our pipeline adopts a strict chronological split (Train: first 80%, Validation: next 10%, Test: final 10%). While consecutive training windows possess natural autocorrelation, they preserve unidirectional arrow of time. Furthermore, because the evaluation splits occupy chronologically later chapters, test set perplexity genuinely measures the models' generalization ability on unseen narrative contexts.</w:t>
+      </w:r>
+    </w:p>
     <w:p/>
     <w:p>
       <w:pPr>
@@ -5091,6 +5166,22 @@
     </w:tbl>
     <w:p>
       <w:pPr>
+        <w:spacing w:before="120"/>
+      </w:pPr>
+      <w:r>
+        <w:t>Softmax Temperature Mechanics &amp; Attractor Basin Formation:</w:t>
+        <w:br/>
+        <w:t>Given raw model logits z_i, temperature scaling scales the logits by 1/T prior to normalization: P(w_i) = exp(z_i / T) / sum_j exp(z_j / T).</w:t>
+        <w:br/>
+        <w:t>• At low temperature (T = 0.2): Probability mass concentrates heavily on the mode (argmax). When recurrent states enter a cyclic transition matrix (such as 'in the matter of the...'), the deterministic argmax collapses into a closed Markovian attractor loop, resulting in high 3-gram repetition (up to 25.51% for Simple RNN and 25.03% for BiRNN).</w:t>
+        <w:br/>
+        <w:t>• At moderate temperature (T = 0.7): Distribution entropy expands sufficiently to escape local attractor basins while remaining concentrated enough to preserve Victorian grammatical syntax. This eliminates 3-gram repetition completely (0.00% across all models).</w:t>
+        <w:br/>
+        <w:t>• At high temperature (T = 1.2): Entropy approaches the uniform distribution over 4,378 tokens (H_max = 12.096 bits), causing sampling from the low-probability distributional tail and degrading syntactic coherence.</w:t>
+      </w:r>
+    </w:p>
+    <w:p>
+      <w:pPr>
         <w:spacing w:before="160" w:after="40"/>
         <w:jc w:val="center"/>
       </w:pPr>
@@ -5311,7 +5402,7 @@
           <w:rFonts w:ascii="Arial" w:hAnsi="Arial"/>
           <w:sz w:val="19"/>
         </w:rPr>
-        <w:t>The Gated Recurrent Unit achieved the best quantitative performance across all metrics: lowest Test Loss (4.8810), lowest Test Perplexity (131.77), highest Top-1 Accuracy (18.05%), and highest Top-5 Accuracy (38.86%). Compared to random guessing over 4,378 tokens (0.023%), the GRU is 785x more accurate. Its coupled update-reset gating enables effective long-range gradient propagation with fewer parameters (2.38M) than LSTM.</w:t>
+        <w:t>The Gated Recurrent Unit achieved the best quantitative performance across all metrics: lowest Test Loss (4.8602), lowest Test Perplexity (129.05), highest Top-1 Accuracy (17.86%), and highest Top-5 Accuracy (39.94%). Compared to random guessing over 4,378 tokens (0.0228%), the GRU is 783x more accurate. Its coupled update-reset gating enables effective long-range gradient propagation with fewer parameters (2.38M) than LSTM, avoiding parameter over-capacity on a 120k-token corpus.</w:t>
       </w:r>
     </w:p>
     <w:p>
@@ -5333,7 +5424,7 @@
           <w:rFonts w:ascii="Arial" w:hAnsi="Arial"/>
           <w:sz w:val="19"/>
         </w:rPr>
-        <w:t>LSTM was the second-best model (Test Loss 4.9057, PPL 135.06, Top-1 Acc 16.47%, Top-5 Acc 37.95%) and exhibited the lowest inference latency (1.85 ms per batch), making it highly competitive for latency-critical deployment.</w:t>
+        <w:t>LSTM was the second-best model (Test Loss 4.8809, PPL 131.74, Top-1 Acc 17.22%, Top-5 Acc 38.59%) and exhibited the lowest inference latency (1.65 ms per batch), making it highly competitive for latency-critical deployment.</w:t>
       </w:r>
     </w:p>
     <w:p>
@@ -5355,7 +5446,7 @@
           <w:rFonts w:ascii="Arial" w:hAnsi="Arial"/>
           <w:sz w:val="19"/>
         </w:rPr>
-        <w:t>The un-gated Simple RNN suffered from vanishing gradients across the 20-token horizon, yielding the highest Test Perplexity (158.44) and lowest accuracy (Top-1 15.61%). At low temperature (T=0.2), Simple RNN succumbed to severe degenerate repetition loops (22.12% 3-gram repetition).</w:t>
+        <w:t>The un-gated Simple RNN suffered from severe vanishing gradients across the 20-token horizon, yielding the highest Test Perplexity (159.28) and lowest accuracy (Top-1 16.35%). At low temperature (T=0.2), Simple RNN succumbed to severe degenerate repetition loops (25.51% 3-gram repetition).</w:t>
       </w:r>
     </w:p>
     <w:p>
@@ -5377,7 +5468,7 @@
           <w:rFonts w:ascii="Arial" w:hAnsi="Arial"/>
           <w:sz w:val="19"/>
         </w:rPr>
-        <w:t>BiRNN achieved reasonable training metrics but is structurally incompatible with autoregressive generation: bidirectional encoding conditions on future tokens during training, which are unavailable during sequential next-word generation. This causal mismatch produced high repetition loops (27.67% at T=0.2).</w:t>
+        <w:t>BiRNN achieved reasonable training metrics but is structurally incompatible with autoregressive generation: bidirectional encoding conditions on future tokens during training, while taking out[:, -1, :] during next-word prediction causes the backward branch to only see the final token. This causal mismatch produced high repetition loops (25.03% at T=0.2).</w:t>
       </w:r>
     </w:p>
     <w:p>
@@ -5399,7 +5490,7 @@
           <w:rFonts w:ascii="Arial" w:hAnsi="Arial"/>
           <w:sz w:val="19"/>
         </w:rPr>
-        <w:t>Temperature T = 0.7 represents the empirical sweet spot between coherence and diversity: Distinct-1 reached 0.76-0.79, Distinct-2 reached 0.98-0.99, and 3-gram repetition was completely eradicated (0.00% for both GRU and LSTM). In contrast, T = 0.2 causes repetitive mode collapse, while T = 1.2 induces syntactic disintegration.</w:t>
+        <w:t>Temperature T = 0.7 represents the empirical sweet spot between coherence and diversity: Distinct-1 reached 0.70-0.80, Distinct-2 reached 0.96-0.99, and 3-gram repetition was completely eradicated (0.00% across all models). In contrast, T = 0.2 causes repetitive mode collapse, while T = 1.2 induces syntactic disintegration.</w:t>
       </w:r>
     </w:p>
     <w:sectPr>

--- a/Varanasi_Naga_Akhil_230953496_FGAI_Assignment2.docx
+++ b/Varanasi_Naga_Akhil_230953496_FGAI_Assignment2.docx
@@ -276,6 +276,20 @@
     </w:p>
     <w:p>
       <w:pPr>
+        <w:pStyle w:val="Heading2"/>
+      </w:pPr>
+      <w:r>
+        <w:rPr>
+          <w:rFonts w:ascii="Arial" w:hAnsi="Arial"/>
+          <w:b/>
+          <w:color w:val="2C3E50"/>
+          <w:sz w:val="25"/>
+        </w:rPr>
+        <w:t>2.1 Modular Pipeline &amp; Latent Data Flow</w:t>
+      </w:r>
+    </w:p>
+    <w:p>
+      <w:pPr>
         <w:spacing w:before="160" w:after="40"/>
         <w:jc w:val="center"/>
       </w:pPr>
@@ -344,25 +358,979 @@
       </w:r>
     </w:p>
     <w:p>
+      <w:pPr>
+        <w:spacing w:after="80"/>
+      </w:pPr>
       <w:r>
-        <w:t>A rigorous scientific comparison requires controlling for non-recurrent capacity across all models. In our implementation, all four architectures share identical embedding dimensionality (d_e = 128) and effective hidden representation size (d_h = 256), operating over a common vocabulary (V = 4,378). Non-recurrent parameter allocations are strictly uniform:</w:t>
-        <w:br/>
-        <w:t>• Embedding Layer: V × d_e = 4,378 × 128 = 560,384 parameters.</w:t>
-        <w:br/>
-        <w:t>• Output Projection Layer: (d_h × V) + V = (256 × 4,378) + 4,378 = 1,125,146 parameters.</w:t>
-        <w:br/>
-        <w:t>• Common Baseline Parameters = 1,685,530 parameters (accounting for 70% to 88% of total model weights).</w:t>
-        <w:br/>
-        <w:br/>
-        <w:t>The remaining parameter variance across architectures arises purely from internal gating complexity across 2 stacked layers:</w:t>
-        <w:br/>
-        <w:t>1. Simple RNN (1 gate per unit): Layer 1 = (128×256 + 256×256 + 2×256) = 98,816; Layer 2 = (256×256 + 256×256 + 2×256) = 131,584. Recurrent total = 230,400. Grand Total = 1,915,930 parameters.</w:t>
-        <w:br/>
-        <w:t>2. Bidirectional RNN (2 directions with d_h/2 = 128 units): Layer 1 = 2 × (128×128 + 128×128 + 2×128) = 66,048; Layer 2 = 2 × (256×128 + 128×128 + 2×128) = 98,816. Recurrent total = 164,864. Grand Total = 1,850,394 parameters.</w:t>
-        <w:br/>
-        <w:t>3. LSTM (4 gates: input, forget, output, candidate cell): Layer 1 = 4 × 98,816 = 395,264; Layer 2 = 4 × 131,584 = 526,336. Recurrent total = 921,600. Grand Total = 2,607,130 parameters.</w:t>
-        <w:br/>
-        <w:t>4. GRU (3 gates: reset, update, candidate hidden): Layer 1 = 3 × 98,816 = 296,448; Layer 2 = 3 × 131,584 = 394,752. Recurrent total = 691,200. Grand Total = 2,376,730 parameters.</w:t>
+        <w:t>A rigorous scientific benchmark requires strictly controlling non-recurrent capacity across all models. In our implementation, all four architectures share identical embedding dimensionality (d_e = 128), matched effective hidden representation size (d_h = 256), and identical vocabulary dimension (V = 4,378). Consequently, the non-recurrent parameter allocations are strictly invariant across all experiments.</w:t>
+      </w:r>
+    </w:p>
+    <w:tbl>
+      <w:tblPr>
+        <w:tblStyle w:val="TableGrid"/>
+        <w:tblW w:type="auto" w:w="0"/>
+        <w:jc w:val="center"/>
+        <w:tblLook w:firstColumn="1" w:firstRow="1" w:lastColumn="0" w:lastRow="0" w:noHBand="0" w:noVBand="1" w:val="04A0"/>
+      </w:tblPr>
+      <w:tblGrid>
+        <w:gridCol w:w="2016"/>
+        <w:gridCol w:w="2016"/>
+        <w:gridCol w:w="2016"/>
+        <w:gridCol w:w="2016"/>
+        <w:gridCol w:w="2016"/>
+      </w:tblGrid>
+      <w:tr>
+        <w:tc>
+          <w:tcPr>
+            <w:tcW w:type="dxa" w:w="2304"/>
+            <w:shd w:fill="1B365D"/>
+          </w:tcPr>
+          <w:p>
+            <w:pPr>
+              <w:spacing w:before="60" w:after="60"/>
+            </w:pPr>
+            <w:r>
+              <w:rPr>
+                <w:rFonts w:ascii="Arial" w:hAnsi="Arial"/>
+                <w:b/>
+                <w:color w:val="FFFFFF"/>
+                <w:sz w:val="18"/>
+              </w:rPr>
+              <w:t>Component Layer</w:t>
+            </w:r>
+          </w:p>
+        </w:tc>
+        <w:tc>
+          <w:tcPr>
+            <w:tcW w:type="dxa" w:w="2448"/>
+            <w:shd w:fill="1B365D"/>
+          </w:tcPr>
+          <w:p>
+            <w:pPr>
+              <w:spacing w:before="60" w:after="60"/>
+            </w:pPr>
+            <w:r>
+              <w:rPr>
+                <w:rFonts w:ascii="Arial" w:hAnsi="Arial"/>
+                <w:b/>
+                <w:color w:val="FFFFFF"/>
+                <w:sz w:val="18"/>
+              </w:rPr>
+              <w:t>Mathematical Formulation</w:t>
+            </w:r>
+          </w:p>
+        </w:tc>
+        <w:tc>
+          <w:tcPr>
+            <w:tcW w:type="dxa" w:w="2448"/>
+            <w:shd w:fill="1B365D"/>
+          </w:tcPr>
+          <w:p>
+            <w:pPr>
+              <w:spacing w:before="60" w:after="60"/>
+            </w:pPr>
+            <w:r>
+              <w:rPr>
+                <w:rFonts w:ascii="Arial" w:hAnsi="Arial"/>
+                <w:b/>
+                <w:color w:val="FFFFFF"/>
+                <w:sz w:val="18"/>
+              </w:rPr>
+              <w:t>Dimension Mapping</w:t>
+            </w:r>
+          </w:p>
+        </w:tc>
+        <w:tc>
+          <w:tcPr>
+            <w:tcW w:type="dxa" w:w="1440"/>
+            <w:shd w:fill="1B365D"/>
+          </w:tcPr>
+          <w:p>
+            <w:pPr>
+              <w:spacing w:before="60" w:after="60"/>
+            </w:pPr>
+            <w:r>
+              <w:rPr>
+                <w:rFonts w:ascii="Arial" w:hAnsi="Arial"/>
+                <w:b/>
+                <w:color w:val="FFFFFF"/>
+                <w:sz w:val="18"/>
+              </w:rPr>
+              <w:t>Total Parameters</w:t>
+            </w:r>
+          </w:p>
+        </w:tc>
+        <w:tc>
+          <w:tcPr>
+            <w:tcW w:type="dxa" w:w="1440"/>
+            <w:shd w:fill="1B365D"/>
+          </w:tcPr>
+          <w:p>
+            <w:pPr>
+              <w:spacing w:before="60" w:after="60"/>
+            </w:pPr>
+            <w:r>
+              <w:rPr>
+                <w:rFonts w:ascii="Arial" w:hAnsi="Arial"/>
+                <w:b/>
+                <w:color w:val="FFFFFF"/>
+                <w:sz w:val="18"/>
+              </w:rPr>
+              <w:t>% of Baseline</w:t>
+            </w:r>
+          </w:p>
+        </w:tc>
+      </w:tr>
+      <w:tr>
+        <w:tc>
+          <w:tcPr>
+            <w:tcW w:type="dxa" w:w="2304"/>
+          </w:tcPr>
+          <w:p>
+            <w:pPr>
+              <w:spacing w:before="60" w:after="60"/>
+            </w:pPr>
+            <w:r>
+              <w:rPr>
+                <w:rFonts w:ascii="Arial" w:hAnsi="Arial"/>
+                <w:sz w:val="18"/>
+              </w:rPr>
+              <w:t>Token Embedding Layer</w:t>
+            </w:r>
+          </w:p>
+        </w:tc>
+        <w:tc>
+          <w:tcPr>
+            <w:tcW w:type="dxa" w:w="2448"/>
+          </w:tcPr>
+          <w:p>
+            <w:pPr>
+              <w:spacing w:before="60" w:after="60"/>
+            </w:pPr>
+            <w:r>
+              <w:rPr>
+                <w:rFonts w:ascii="Arial" w:hAnsi="Arial"/>
+                <w:sz w:val="18"/>
+              </w:rPr>
+              <w:t>V × d_e</w:t>
+            </w:r>
+          </w:p>
+        </w:tc>
+        <w:tc>
+          <w:tcPr>
+            <w:tcW w:type="dxa" w:w="2448"/>
+          </w:tcPr>
+          <w:p>
+            <w:pPr>
+              <w:spacing w:before="60" w:after="60"/>
+            </w:pPr>
+            <w:r>
+              <w:rPr>
+                <w:rFonts w:ascii="Arial" w:hAnsi="Arial"/>
+                <w:sz w:val="18"/>
+              </w:rPr>
+              <w:t>4,378 × 128</w:t>
+            </w:r>
+          </w:p>
+        </w:tc>
+        <w:tc>
+          <w:tcPr>
+            <w:tcW w:type="dxa" w:w="1440"/>
+          </w:tcPr>
+          <w:p>
+            <w:pPr>
+              <w:spacing w:before="60" w:after="60"/>
+            </w:pPr>
+            <w:r>
+              <w:rPr>
+                <w:rFonts w:ascii="Arial" w:hAnsi="Arial"/>
+                <w:sz w:val="18"/>
+              </w:rPr>
+              <w:t>560,384</w:t>
+            </w:r>
+          </w:p>
+        </w:tc>
+        <w:tc>
+          <w:tcPr>
+            <w:tcW w:type="dxa" w:w="1440"/>
+          </w:tcPr>
+          <w:p>
+            <w:pPr>
+              <w:spacing w:before="60" w:after="60"/>
+            </w:pPr>
+            <w:r>
+              <w:rPr>
+                <w:rFonts w:ascii="Arial" w:hAnsi="Arial"/>
+                <w:sz w:val="18"/>
+              </w:rPr>
+              <w:t>33.25%</w:t>
+            </w:r>
+          </w:p>
+        </w:tc>
+      </w:tr>
+      <w:tr>
+        <w:tc>
+          <w:tcPr>
+            <w:tcW w:type="dxa" w:w="2304"/>
+          </w:tcPr>
+          <w:p>
+            <w:pPr>
+              <w:spacing w:before="60" w:after="60"/>
+            </w:pPr>
+            <w:r>
+              <w:rPr>
+                <w:rFonts w:ascii="Arial" w:hAnsi="Arial"/>
+                <w:sz w:val="18"/>
+              </w:rPr>
+              <w:t>Output Linear Projection</w:t>
+            </w:r>
+          </w:p>
+        </w:tc>
+        <w:tc>
+          <w:tcPr>
+            <w:tcW w:type="dxa" w:w="2448"/>
+          </w:tcPr>
+          <w:p>
+            <w:pPr>
+              <w:spacing w:before="60" w:after="60"/>
+            </w:pPr>
+            <w:r>
+              <w:rPr>
+                <w:rFonts w:ascii="Arial" w:hAnsi="Arial"/>
+                <w:sz w:val="18"/>
+              </w:rPr>
+              <w:t>(d_h × V) + V</w:t>
+            </w:r>
+          </w:p>
+        </w:tc>
+        <w:tc>
+          <w:tcPr>
+            <w:tcW w:type="dxa" w:w="2448"/>
+          </w:tcPr>
+          <w:p>
+            <w:pPr>
+              <w:spacing w:before="60" w:after="60"/>
+            </w:pPr>
+            <w:r>
+              <w:rPr>
+                <w:rFonts w:ascii="Arial" w:hAnsi="Arial"/>
+                <w:sz w:val="18"/>
+              </w:rPr>
+              <w:t>(256 × 4,378) + 4,378</w:t>
+            </w:r>
+          </w:p>
+        </w:tc>
+        <w:tc>
+          <w:tcPr>
+            <w:tcW w:type="dxa" w:w="1440"/>
+          </w:tcPr>
+          <w:p>
+            <w:pPr>
+              <w:spacing w:before="60" w:after="60"/>
+            </w:pPr>
+            <w:r>
+              <w:rPr>
+                <w:rFonts w:ascii="Arial" w:hAnsi="Arial"/>
+                <w:sz w:val="18"/>
+              </w:rPr>
+              <w:t>1,125,146</w:t>
+            </w:r>
+          </w:p>
+        </w:tc>
+        <w:tc>
+          <w:tcPr>
+            <w:tcW w:type="dxa" w:w="1440"/>
+          </w:tcPr>
+          <w:p>
+            <w:pPr>
+              <w:spacing w:before="60" w:after="60"/>
+            </w:pPr>
+            <w:r>
+              <w:rPr>
+                <w:rFonts w:ascii="Arial" w:hAnsi="Arial"/>
+                <w:sz w:val="18"/>
+              </w:rPr>
+              <w:t>66.75%</w:t>
+            </w:r>
+          </w:p>
+        </w:tc>
+      </w:tr>
+      <w:tr>
+        <w:tc>
+          <w:tcPr>
+            <w:tcW w:type="dxa" w:w="2304"/>
+          </w:tcPr>
+          <w:p>
+            <w:pPr>
+              <w:spacing w:before="60" w:after="60"/>
+            </w:pPr>
+            <w:r>
+              <w:rPr>
+                <w:rFonts w:ascii="Arial" w:hAnsi="Arial"/>
+                <w:sz w:val="18"/>
+              </w:rPr>
+              <w:t>Invariant Baseline Core</w:t>
+            </w:r>
+          </w:p>
+        </w:tc>
+        <w:tc>
+          <w:tcPr>
+            <w:tcW w:type="dxa" w:w="2448"/>
+          </w:tcPr>
+          <w:p>
+            <w:pPr>
+              <w:spacing w:before="60" w:after="60"/>
+            </w:pPr>
+            <w:r>
+              <w:rPr>
+                <w:rFonts w:ascii="Arial" w:hAnsi="Arial"/>
+                <w:sz w:val="18"/>
+              </w:rPr>
+              <w:t>Embedding + Projection</w:t>
+            </w:r>
+          </w:p>
+        </w:tc>
+        <w:tc>
+          <w:tcPr>
+            <w:tcW w:type="dxa" w:w="2448"/>
+          </w:tcPr>
+          <w:p>
+            <w:pPr>
+              <w:spacing w:before="60" w:after="60"/>
+            </w:pPr>
+            <w:r>
+              <w:rPr>
+                <w:rFonts w:ascii="Arial" w:hAnsi="Arial"/>
+                <w:sz w:val="18"/>
+              </w:rPr>
+              <w:t>Fixed across all 4 models</w:t>
+            </w:r>
+          </w:p>
+        </w:tc>
+        <w:tc>
+          <w:tcPr>
+            <w:tcW w:type="dxa" w:w="1440"/>
+          </w:tcPr>
+          <w:p>
+            <w:pPr>
+              <w:spacing w:before="60" w:after="60"/>
+            </w:pPr>
+            <w:r>
+              <w:rPr>
+                <w:rFonts w:ascii="Arial" w:hAnsi="Arial"/>
+                <w:sz w:val="18"/>
+              </w:rPr>
+              <w:t>1,685,530</w:t>
+            </w:r>
+          </w:p>
+        </w:tc>
+        <w:tc>
+          <w:tcPr>
+            <w:tcW w:type="dxa" w:w="1440"/>
+          </w:tcPr>
+          <w:p>
+            <w:pPr>
+              <w:spacing w:before="60" w:after="60"/>
+            </w:pPr>
+            <w:r>
+              <w:rPr>
+                <w:rFonts w:ascii="Arial" w:hAnsi="Arial"/>
+                <w:sz w:val="18"/>
+              </w:rPr>
+              <w:t>100.00%</w:t>
+            </w:r>
+          </w:p>
+        </w:tc>
+      </w:tr>
+    </w:tbl>
+    <w:p>
+      <w:pPr>
+        <w:spacing w:before="60" w:after="120"/>
+      </w:pPr>
+      <w:r>
+        <w:rPr>
+          <w:rFonts w:ascii="Arial" w:hAnsi="Arial"/>
+          <w:i/>
+          <w:color w:val="555555"/>
+          <w:sz w:val="17"/>
+        </w:rPr>
+        <w:t>Note: The shared baseline (1,685,530 weights) constitutes 70.3% to 88.5% of total parameter mass across all models, guaranteeing that performance differentials reflect recurrent cell mechanics rather than capacity asymmetry.</w:t>
+      </w:r>
+    </w:p>
+    <w:p>
+      <w:pPr>
+        <w:spacing w:before="80" w:after="80"/>
+      </w:pPr>
+      <w:r>
+        <w:t>The remaining parameter variance arises strictly from internal gating complexity across the 2 stacked recurrent layers (L = 2):</w:t>
+      </w:r>
+    </w:p>
+    <w:tbl>
+      <w:tblPr>
+        <w:tblStyle w:val="TableGrid"/>
+        <w:tblW w:type="auto" w:w="0"/>
+        <w:jc w:val="center"/>
+        <w:tblLook w:firstColumn="1" w:firstRow="1" w:lastColumn="0" w:lastRow="0" w:noHBand="0" w:noVBand="1" w:val="04A0"/>
+      </w:tblPr>
+      <w:tblGrid>
+        <w:gridCol w:w="1680"/>
+        <w:gridCol w:w="1680"/>
+        <w:gridCol w:w="1680"/>
+        <w:gridCol w:w="1680"/>
+        <w:gridCol w:w="1680"/>
+        <w:gridCol w:w="1680"/>
+      </w:tblGrid>
+      <w:tr>
+        <w:tc>
+          <w:tcPr>
+            <w:tcW w:type="dxa" w:w="1872"/>
+            <w:shd w:fill="1B365D"/>
+          </w:tcPr>
+          <w:p>
+            <w:pPr>
+              <w:spacing w:before="60" w:after="60"/>
+            </w:pPr>
+            <w:r>
+              <w:rPr>
+                <w:rFonts w:ascii="Arial" w:hAnsi="Arial"/>
+                <w:b/>
+                <w:color w:val="FFFFFF"/>
+                <w:sz w:val="18"/>
+              </w:rPr>
+              <w:t>Architecture</w:t>
+            </w:r>
+          </w:p>
+        </w:tc>
+        <w:tc>
+          <w:tcPr>
+            <w:tcW w:type="dxa" w:w="3024"/>
+            <w:shd w:fill="1B365D"/>
+          </w:tcPr>
+          <w:p>
+            <w:pPr>
+              <w:spacing w:before="60" w:after="60"/>
+            </w:pPr>
+            <w:r>
+              <w:rPr>
+                <w:rFonts w:ascii="Arial" w:hAnsi="Arial"/>
+                <w:b/>
+                <w:color w:val="FFFFFF"/>
+                <w:sz w:val="18"/>
+              </w:rPr>
+              <w:t>Gating Mechanism &amp; Formulation</w:t>
+            </w:r>
+          </w:p>
+        </w:tc>
+        <w:tc>
+          <w:tcPr>
+            <w:tcW w:type="dxa" w:w="1296"/>
+            <w:shd w:fill="1B365D"/>
+          </w:tcPr>
+          <w:p>
+            <w:pPr>
+              <w:spacing w:before="60" w:after="60"/>
+            </w:pPr>
+            <w:r>
+              <w:rPr>
+                <w:rFonts w:ascii="Arial" w:hAnsi="Arial"/>
+                <w:b/>
+                <w:color w:val="FFFFFF"/>
+                <w:sz w:val="18"/>
+              </w:rPr>
+              <w:t>Layer 1 Weights</w:t>
+            </w:r>
+          </w:p>
+        </w:tc>
+        <w:tc>
+          <w:tcPr>
+            <w:tcW w:type="dxa" w:w="1296"/>
+            <w:shd w:fill="1B365D"/>
+          </w:tcPr>
+          <w:p>
+            <w:pPr>
+              <w:spacing w:before="60" w:after="60"/>
+            </w:pPr>
+            <w:r>
+              <w:rPr>
+                <w:rFonts w:ascii="Arial" w:hAnsi="Arial"/>
+                <w:b/>
+                <w:color w:val="FFFFFF"/>
+                <w:sz w:val="18"/>
+              </w:rPr>
+              <w:t>Layer 2 Weights</w:t>
+            </w:r>
+          </w:p>
+        </w:tc>
+        <w:tc>
+          <w:tcPr>
+            <w:tcW w:type="dxa" w:w="1296"/>
+            <w:shd w:fill="1B365D"/>
+          </w:tcPr>
+          <w:p>
+            <w:pPr>
+              <w:spacing w:before="60" w:after="60"/>
+            </w:pPr>
+            <w:r>
+              <w:rPr>
+                <w:rFonts w:ascii="Arial" w:hAnsi="Arial"/>
+                <w:b/>
+                <w:color w:val="FFFFFF"/>
+                <w:sz w:val="18"/>
+              </w:rPr>
+              <w:t>Recurrent Core</w:t>
+            </w:r>
+          </w:p>
+        </w:tc>
+        <w:tc>
+          <w:tcPr>
+            <w:tcW w:type="dxa" w:w="1296"/>
+            <w:shd w:fill="1B365D"/>
+          </w:tcPr>
+          <w:p>
+            <w:pPr>
+              <w:spacing w:before="60" w:after="60"/>
+            </w:pPr>
+            <w:r>
+              <w:rPr>
+                <w:rFonts w:ascii="Arial" w:hAnsi="Arial"/>
+                <w:b/>
+                <w:color w:val="FFFFFF"/>
+                <w:sz w:val="18"/>
+              </w:rPr>
+              <w:t>Grand Total</w:t>
+            </w:r>
+          </w:p>
+        </w:tc>
+      </w:tr>
+      <w:tr>
+        <w:tc>
+          <w:tcPr>
+            <w:tcW w:type="dxa" w:w="1872"/>
+          </w:tcPr>
+          <w:p>
+            <w:pPr>
+              <w:spacing w:before="60" w:after="60"/>
+            </w:pPr>
+            <w:r>
+              <w:rPr>
+                <w:rFonts w:ascii="Arial" w:hAnsi="Arial"/>
+                <w:sz w:val="18"/>
+              </w:rPr>
+              <w:t>Simple RNN</w:t>
+            </w:r>
+          </w:p>
+        </w:tc>
+        <w:tc>
+          <w:tcPr>
+            <w:tcW w:type="dxa" w:w="3024"/>
+          </w:tcPr>
+          <w:p>
+            <w:pPr>
+              <w:spacing w:before="60" w:after="60"/>
+            </w:pPr>
+            <w:r>
+              <w:rPr>
+                <w:rFonts w:ascii="Arial" w:hAnsi="Arial"/>
+                <w:sz w:val="18"/>
+              </w:rPr>
+              <w:t>1 Gate: tanh(W_ih x_t + W_hh h_{t-1} + b)</w:t>
+            </w:r>
+          </w:p>
+        </w:tc>
+        <w:tc>
+          <w:tcPr>
+            <w:tcW w:type="dxa" w:w="1296"/>
+          </w:tcPr>
+          <w:p>
+            <w:pPr>
+              <w:spacing w:before="60" w:after="60"/>
+            </w:pPr>
+            <w:r>
+              <w:rPr>
+                <w:rFonts w:ascii="Arial" w:hAnsi="Arial"/>
+                <w:sz w:val="18"/>
+              </w:rPr>
+              <w:t>98,816</w:t>
+            </w:r>
+          </w:p>
+        </w:tc>
+        <w:tc>
+          <w:tcPr>
+            <w:tcW w:type="dxa" w:w="1296"/>
+          </w:tcPr>
+          <w:p>
+            <w:pPr>
+              <w:spacing w:before="60" w:after="60"/>
+            </w:pPr>
+            <w:r>
+              <w:rPr>
+                <w:rFonts w:ascii="Arial" w:hAnsi="Arial"/>
+                <w:sz w:val="18"/>
+              </w:rPr>
+              <w:t>131,584</w:t>
+            </w:r>
+          </w:p>
+        </w:tc>
+        <w:tc>
+          <w:tcPr>
+            <w:tcW w:type="dxa" w:w="1296"/>
+          </w:tcPr>
+          <w:p>
+            <w:pPr>
+              <w:spacing w:before="60" w:after="60"/>
+            </w:pPr>
+            <w:r>
+              <w:rPr>
+                <w:rFonts w:ascii="Arial" w:hAnsi="Arial"/>
+                <w:sz w:val="18"/>
+              </w:rPr>
+              <w:t>230,400</w:t>
+            </w:r>
+          </w:p>
+        </w:tc>
+        <w:tc>
+          <w:tcPr>
+            <w:tcW w:type="dxa" w:w="1296"/>
+          </w:tcPr>
+          <w:p>
+            <w:pPr>
+              <w:spacing w:before="60" w:after="60"/>
+            </w:pPr>
+            <w:r>
+              <w:rPr>
+                <w:rFonts w:ascii="Arial" w:hAnsi="Arial"/>
+                <w:sz w:val="18"/>
+              </w:rPr>
+              <w:t>1,915,930</w:t>
+            </w:r>
+          </w:p>
+        </w:tc>
+      </w:tr>
+      <w:tr>
+        <w:tc>
+          <w:tcPr>
+            <w:tcW w:type="dxa" w:w="1872"/>
+          </w:tcPr>
+          <w:p>
+            <w:pPr>
+              <w:spacing w:before="60" w:after="60"/>
+            </w:pPr>
+            <w:r>
+              <w:rPr>
+                <w:rFonts w:ascii="Arial" w:hAnsi="Arial"/>
+                <w:sz w:val="18"/>
+              </w:rPr>
+              <w:t>Bidirectional RNN</w:t>
+            </w:r>
+          </w:p>
+        </w:tc>
+        <w:tc>
+          <w:tcPr>
+            <w:tcW w:type="dxa" w:w="3024"/>
+          </w:tcPr>
+          <w:p>
+            <w:pPr>
+              <w:spacing w:before="60" w:after="60"/>
+            </w:pPr>
+            <w:r>
+              <w:rPr>
+                <w:rFonts w:ascii="Arial" w:hAnsi="Arial"/>
+                <w:sz w:val="18"/>
+              </w:rPr>
+              <w:t>2 Directions: (d_h/2 = 128 units per dir)</w:t>
+            </w:r>
+          </w:p>
+        </w:tc>
+        <w:tc>
+          <w:tcPr>
+            <w:tcW w:type="dxa" w:w="1296"/>
+          </w:tcPr>
+          <w:p>
+            <w:pPr>
+              <w:spacing w:before="60" w:after="60"/>
+            </w:pPr>
+            <w:r>
+              <w:rPr>
+                <w:rFonts w:ascii="Arial" w:hAnsi="Arial"/>
+                <w:sz w:val="18"/>
+              </w:rPr>
+              <w:t>66,048</w:t>
+            </w:r>
+          </w:p>
+        </w:tc>
+        <w:tc>
+          <w:tcPr>
+            <w:tcW w:type="dxa" w:w="1296"/>
+          </w:tcPr>
+          <w:p>
+            <w:pPr>
+              <w:spacing w:before="60" w:after="60"/>
+            </w:pPr>
+            <w:r>
+              <w:rPr>
+                <w:rFonts w:ascii="Arial" w:hAnsi="Arial"/>
+                <w:sz w:val="18"/>
+              </w:rPr>
+              <w:t>98,816</w:t>
+            </w:r>
+          </w:p>
+        </w:tc>
+        <w:tc>
+          <w:tcPr>
+            <w:tcW w:type="dxa" w:w="1296"/>
+          </w:tcPr>
+          <w:p>
+            <w:pPr>
+              <w:spacing w:before="60" w:after="60"/>
+            </w:pPr>
+            <w:r>
+              <w:rPr>
+                <w:rFonts w:ascii="Arial" w:hAnsi="Arial"/>
+                <w:sz w:val="18"/>
+              </w:rPr>
+              <w:t>164,864</w:t>
+            </w:r>
+          </w:p>
+        </w:tc>
+        <w:tc>
+          <w:tcPr>
+            <w:tcW w:type="dxa" w:w="1296"/>
+          </w:tcPr>
+          <w:p>
+            <w:pPr>
+              <w:spacing w:before="60" w:after="60"/>
+            </w:pPr>
+            <w:r>
+              <w:rPr>
+                <w:rFonts w:ascii="Arial" w:hAnsi="Arial"/>
+                <w:sz w:val="18"/>
+              </w:rPr>
+              <w:t>1,850,394</w:t>
+            </w:r>
+          </w:p>
+        </w:tc>
+      </w:tr>
+      <w:tr>
+        <w:tc>
+          <w:tcPr>
+            <w:tcW w:type="dxa" w:w="1872"/>
+          </w:tcPr>
+          <w:p>
+            <w:pPr>
+              <w:spacing w:before="60" w:after="60"/>
+            </w:pPr>
+            <w:r>
+              <w:rPr>
+                <w:rFonts w:ascii="Arial" w:hAnsi="Arial"/>
+                <w:sz w:val="18"/>
+              </w:rPr>
+              <w:t>GRU</w:t>
+            </w:r>
+          </w:p>
+        </w:tc>
+        <w:tc>
+          <w:tcPr>
+            <w:tcW w:type="dxa" w:w="3024"/>
+          </w:tcPr>
+          <w:p>
+            <w:pPr>
+              <w:spacing w:before="60" w:after="60"/>
+            </w:pPr>
+            <w:r>
+              <w:rPr>
+                <w:rFonts w:ascii="Arial" w:hAnsi="Arial"/>
+                <w:sz w:val="18"/>
+              </w:rPr>
+              <w:t>3 Gates: Reset (r), Update (z), Candidate (n)</w:t>
+            </w:r>
+          </w:p>
+        </w:tc>
+        <w:tc>
+          <w:tcPr>
+            <w:tcW w:type="dxa" w:w="1296"/>
+          </w:tcPr>
+          <w:p>
+            <w:pPr>
+              <w:spacing w:before="60" w:after="60"/>
+            </w:pPr>
+            <w:r>
+              <w:rPr>
+                <w:rFonts w:ascii="Arial" w:hAnsi="Arial"/>
+                <w:sz w:val="18"/>
+              </w:rPr>
+              <w:t>296,448</w:t>
+            </w:r>
+          </w:p>
+        </w:tc>
+        <w:tc>
+          <w:tcPr>
+            <w:tcW w:type="dxa" w:w="1296"/>
+          </w:tcPr>
+          <w:p>
+            <w:pPr>
+              <w:spacing w:before="60" w:after="60"/>
+            </w:pPr>
+            <w:r>
+              <w:rPr>
+                <w:rFonts w:ascii="Arial" w:hAnsi="Arial"/>
+                <w:sz w:val="18"/>
+              </w:rPr>
+              <w:t>394,752</w:t>
+            </w:r>
+          </w:p>
+        </w:tc>
+        <w:tc>
+          <w:tcPr>
+            <w:tcW w:type="dxa" w:w="1296"/>
+          </w:tcPr>
+          <w:p>
+            <w:pPr>
+              <w:spacing w:before="60" w:after="60"/>
+            </w:pPr>
+            <w:r>
+              <w:rPr>
+                <w:rFonts w:ascii="Arial" w:hAnsi="Arial"/>
+                <w:sz w:val="18"/>
+              </w:rPr>
+              <w:t>691,200</w:t>
+            </w:r>
+          </w:p>
+        </w:tc>
+        <w:tc>
+          <w:tcPr>
+            <w:tcW w:type="dxa" w:w="1296"/>
+          </w:tcPr>
+          <w:p>
+            <w:pPr>
+              <w:spacing w:before="60" w:after="60"/>
+            </w:pPr>
+            <w:r>
+              <w:rPr>
+                <w:rFonts w:ascii="Arial" w:hAnsi="Arial"/>
+                <w:sz w:val="18"/>
+              </w:rPr>
+              <w:t>2,376,730</w:t>
+            </w:r>
+          </w:p>
+        </w:tc>
+      </w:tr>
+      <w:tr>
+        <w:tc>
+          <w:tcPr>
+            <w:tcW w:type="dxa" w:w="1872"/>
+          </w:tcPr>
+          <w:p>
+            <w:pPr>
+              <w:spacing w:before="60" w:after="60"/>
+            </w:pPr>
+            <w:r>
+              <w:rPr>
+                <w:rFonts w:ascii="Arial" w:hAnsi="Arial"/>
+                <w:sz w:val="18"/>
+              </w:rPr>
+              <w:t>LSTM</w:t>
+            </w:r>
+          </w:p>
+        </w:tc>
+        <w:tc>
+          <w:tcPr>
+            <w:tcW w:type="dxa" w:w="3024"/>
+          </w:tcPr>
+          <w:p>
+            <w:pPr>
+              <w:spacing w:before="60" w:after="60"/>
+            </w:pPr>
+            <w:r>
+              <w:rPr>
+                <w:rFonts w:ascii="Arial" w:hAnsi="Arial"/>
+                <w:sz w:val="18"/>
+              </w:rPr>
+              <w:t>4 Gates: Input (i), Forget (f), Output (o), Cell (g)</w:t>
+            </w:r>
+          </w:p>
+        </w:tc>
+        <w:tc>
+          <w:tcPr>
+            <w:tcW w:type="dxa" w:w="1296"/>
+          </w:tcPr>
+          <w:p>
+            <w:pPr>
+              <w:spacing w:before="60" w:after="60"/>
+            </w:pPr>
+            <w:r>
+              <w:rPr>
+                <w:rFonts w:ascii="Arial" w:hAnsi="Arial"/>
+                <w:sz w:val="18"/>
+              </w:rPr>
+              <w:t>395,264</w:t>
+            </w:r>
+          </w:p>
+        </w:tc>
+        <w:tc>
+          <w:tcPr>
+            <w:tcW w:type="dxa" w:w="1296"/>
+          </w:tcPr>
+          <w:p>
+            <w:pPr>
+              <w:spacing w:before="60" w:after="60"/>
+            </w:pPr>
+            <w:r>
+              <w:rPr>
+                <w:rFonts w:ascii="Arial" w:hAnsi="Arial"/>
+                <w:sz w:val="18"/>
+              </w:rPr>
+              <w:t>526,336</w:t>
+            </w:r>
+          </w:p>
+        </w:tc>
+        <w:tc>
+          <w:tcPr>
+            <w:tcW w:type="dxa" w:w="1296"/>
+          </w:tcPr>
+          <w:p>
+            <w:pPr>
+              <w:spacing w:before="60" w:after="60"/>
+            </w:pPr>
+            <w:r>
+              <w:rPr>
+                <w:rFonts w:ascii="Arial" w:hAnsi="Arial"/>
+                <w:sz w:val="18"/>
+              </w:rPr>
+              <w:t>921,600</w:t>
+            </w:r>
+          </w:p>
+        </w:tc>
+        <w:tc>
+          <w:tcPr>
+            <w:tcW w:type="dxa" w:w="1296"/>
+          </w:tcPr>
+          <w:p>
+            <w:pPr>
+              <w:spacing w:before="60" w:after="60"/>
+            </w:pPr>
+            <w:r>
+              <w:rPr>
+                <w:rFonts w:ascii="Arial" w:hAnsi="Arial"/>
+                <w:sz w:val="18"/>
+              </w:rPr>
+              <w:t>2,607,130</w:t>
+            </w:r>
+          </w:p>
+        </w:tc>
+      </w:tr>
+    </w:tbl>
+    <w:p>
+      <w:pPr>
+        <w:spacing w:before="80" w:after="160"/>
+      </w:pPr>
+      <w:r>
+        <w:rPr>
+          <w:b/>
+        </w:rPr>
+        <w:t xml:space="preserve">Capacity Efficiency Insight: </w:t>
+      </w:r>
+      <w:r>
+        <w:t>Although LSTM allocates the highest parameter volume (2,607,130 total parameters; 921,600 recurrent weights), GRU achieves lower test perplexity (129.05 vs. 131.54) with 230,400 fewer recurrent weights (691,200 vs. 921,600). On a corpus of 121,822 tokens, GRU's coupled update-reset formulation prevents over-parameterization while retaining sufficient representational capacity to capture long-range literary dependencies.</w:t>
       </w:r>
     </w:p>
     <w:p>
@@ -380,8 +1348,410 @@
       </w:r>
     </w:p>
     <w:p>
+      <w:pPr>
+        <w:spacing w:after="80"/>
+      </w:pPr>
       <w:r>
-        <w:t>A critical theoretical inquiry in autoregressive modeling is why Bidirectional RNNs are fundamentally sub-optimal for causal text generation. In PyTorch's nn.RNN with bidirectional=True, the forward pass computes states h_1^-&gt; through h_L^-&gt;, while the backward pass computes h_L^&lt;- down to h_1^&lt;-. When predicting the next word w_{L+1} from context w_1...w_L, taking the final temporal slice (out[:, -1, :]) selects the final forward state h_L^-&gt; (which has observed all L prompt tokens), but selects the initial backward state h_L^&lt;- (which has only observed w_L in isolation from an initial zero state). The fully contextual backward vector is at index 0, not index -1. Moreover, during autoregressive sequential generation, future tokens do not yet exist, creating an irreconcilable structural discrepancy between bidirectional training and unidirectional inference rollout. This empirical reality explains BiRNN's elevated repetition rate (25.03% at T=0.2).</w:t>
+        <w:t>A critical theoretical question in language modeling is why Bidirectional RNNs (BiRNN)—despite their established superiority in discriminative NLP tasks (such as named entity recognition and POS tagging)—are fundamentally sub-optimal for causal text generation. Our empirical results confirm this paradox: BiRNN exhibited the worst text quality, collapsing into repetitive loops (25.03% 3-gram repetition at T = 0.2) and converging to a markedly inferior test perplexity of 162.24. This failure stems from three structural asymmetries:</w:t>
+      </w:r>
+    </w:p>
+    <w:p>
+      <w:pPr>
+        <w:pStyle w:val="ListBullet"/>
+        <w:spacing w:before="40" w:after="40"/>
+      </w:pPr>
+      <w:r>
+        <w:rPr>
+          <w:b/>
+        </w:rPr>
+        <w:t xml:space="preserve">Forward Temporal Accumulation: </w:t>
+      </w:r>
+      <w:r>
+        <w:t>The forward recurrent branch computes states h_1^-&gt; through h_L^-&gt; sequentially from token w_1 to w_L. At the final temporal index L, the forward hidden state h_L^-&gt; has legitimately accumulated the full context of all L prompt tokens.</w:t>
+      </w:r>
+    </w:p>
+    <w:p>
+      <w:pPr>
+        <w:pStyle w:val="ListBullet"/>
+        <w:spacing w:before="40" w:after="40"/>
+      </w:pPr>
+      <w:r>
+        <w:rPr>
+          <w:b/>
+        </w:rPr>
+        <w:t xml:space="preserve">The PyTorch Temporal Slicing Flaw: </w:t>
+      </w:r>
+      <w:r>
+        <w:t>In PyTorch's nn.RNN with bidirectional=True, the backward pass computes hidden states h_L^&lt;- down to h_1^&lt;- in reverse time. When standard autoregressive architectures extract the final sequence slice via out[:, -1, :], the tensor concatenates [h_L^-&gt;, h_L^&lt;-]. While h_L^-&gt; contains the entire prompt history, h_L^&lt;- is the initial time-step of the reverse pass—meaning it has observed only token w_L in isolation initialized from an empty zero vector (h_0^&lt;- = 0). The fully contextualized backward state h_1^&lt;- (which observed all tokens) resides at index 0, which is discarded by the -1 temporal slice.</w:t>
+      </w:r>
+    </w:p>
+    <w:p>
+      <w:pPr>
+        <w:pStyle w:val="ListBullet"/>
+        <w:spacing w:before="40" w:after="120"/>
+      </w:pPr>
+      <w:r>
+        <w:rPr>
+          <w:b/>
+        </w:rPr>
+        <w:t xml:space="preserve">Inference Rollout Disconnect: </w:t>
+      </w:r>
+      <w:r>
+        <w:t>During autoregressive text generation, future tokens w_{L+1}, w_{L+2}, ... do not yet exist. The backward recurrence cannot execute over ungenerated tokens, breaking the mathematical symmetry established during bidirectional training. The backward features fed into the projection head degenerate into ungrounded noise, destabilizing the output probability distribution.</w:t>
+      </w:r>
+    </w:p>
+    <w:tbl>
+      <w:tblPr>
+        <w:tblStyle w:val="TableGrid"/>
+        <w:tblW w:type="auto" w:w="0"/>
+        <w:jc w:val="center"/>
+        <w:tblLook w:firstColumn="1" w:firstRow="1" w:lastColumn="0" w:lastRow="0" w:noHBand="0" w:noVBand="1" w:val="04A0"/>
+      </w:tblPr>
+      <w:tblGrid>
+        <w:gridCol w:w="3360"/>
+        <w:gridCol w:w="3360"/>
+        <w:gridCol w:w="3360"/>
+      </w:tblGrid>
+      <w:tr>
+        <w:tc>
+          <w:tcPr>
+            <w:tcW w:type="dxa" w:w="2304"/>
+            <w:shd w:fill="1B365D"/>
+          </w:tcPr>
+          <w:p>
+            <w:pPr>
+              <w:spacing w:before="60" w:after="60"/>
+            </w:pPr>
+            <w:r>
+              <w:rPr>
+                <w:rFonts w:ascii="Arial" w:hAnsi="Arial"/>
+                <w:b/>
+                <w:color w:val="FFFFFF"/>
+                <w:sz w:val="18"/>
+              </w:rPr>
+              <w:t>Evaluation Dimension</w:t>
+            </w:r>
+          </w:p>
+        </w:tc>
+        <w:tc>
+          <w:tcPr>
+            <w:tcW w:type="dxa" w:w="3888"/>
+            <w:shd w:fill="1B365D"/>
+          </w:tcPr>
+          <w:p>
+            <w:pPr>
+              <w:spacing w:before="60" w:after="60"/>
+            </w:pPr>
+            <w:r>
+              <w:rPr>
+                <w:rFonts w:ascii="Arial" w:hAnsi="Arial"/>
+                <w:b/>
+                <w:color w:val="FFFFFF"/>
+                <w:sz w:val="18"/>
+              </w:rPr>
+              <w:t>Unidirectional Recurrence (LSTM / GRU / RNN)</w:t>
+            </w:r>
+          </w:p>
+        </w:tc>
+        <w:tc>
+          <w:tcPr>
+            <w:tcW w:type="dxa" w:w="3888"/>
+            <w:shd w:fill="1B365D"/>
+          </w:tcPr>
+          <w:p>
+            <w:pPr>
+              <w:spacing w:before="60" w:after="60"/>
+            </w:pPr>
+            <w:r>
+              <w:rPr>
+                <w:rFonts w:ascii="Arial" w:hAnsi="Arial"/>
+                <w:b/>
+                <w:color w:val="FFFFFF"/>
+                <w:sz w:val="18"/>
+              </w:rPr>
+              <w:t>Bidirectional Recurrence (BiRNN)</w:t>
+            </w:r>
+          </w:p>
+        </w:tc>
+      </w:tr>
+      <w:tr>
+        <w:tc>
+          <w:tcPr>
+            <w:tcW w:type="dxa" w:w="2304"/>
+          </w:tcPr>
+          <w:p>
+            <w:pPr>
+              <w:spacing w:before="60" w:after="60"/>
+            </w:pPr>
+            <w:r>
+              <w:rPr>
+                <w:rFonts w:ascii="Arial" w:hAnsi="Arial"/>
+                <w:sz w:val="18"/>
+              </w:rPr>
+              <w:t>Causal Consistency</w:t>
+            </w:r>
+          </w:p>
+        </w:tc>
+        <w:tc>
+          <w:tcPr>
+            <w:tcW w:type="dxa" w:w="3888"/>
+          </w:tcPr>
+          <w:p>
+            <w:pPr>
+              <w:spacing w:before="60" w:after="60"/>
+            </w:pPr>
+            <w:r>
+              <w:rPr>
+                <w:rFonts w:ascii="Arial" w:hAnsi="Arial"/>
+                <w:sz w:val="18"/>
+              </w:rPr>
+              <w:t>Strictly causal: P(w_t | w_1, ..., w_{t-1})</w:t>
+            </w:r>
+          </w:p>
+        </w:tc>
+        <w:tc>
+          <w:tcPr>
+            <w:tcW w:type="dxa" w:w="3888"/>
+          </w:tcPr>
+          <w:p>
+            <w:pPr>
+              <w:spacing w:before="60" w:after="60"/>
+            </w:pPr>
+            <w:r>
+              <w:rPr>
+                <w:rFonts w:ascii="Arial" w:hAnsi="Arial"/>
+                <w:sz w:val="18"/>
+              </w:rPr>
+              <w:t>Non-causal: conditions on future tokens w_{t+1...L}</w:t>
+            </w:r>
+          </w:p>
+        </w:tc>
+      </w:tr>
+      <w:tr>
+        <w:tc>
+          <w:tcPr>
+            <w:tcW w:type="dxa" w:w="2304"/>
+          </w:tcPr>
+          <w:p>
+            <w:pPr>
+              <w:spacing w:before="60" w:after="60"/>
+            </w:pPr>
+            <w:r>
+              <w:rPr>
+                <w:rFonts w:ascii="Arial" w:hAnsi="Arial"/>
+                <w:sz w:val="18"/>
+              </w:rPr>
+              <w:t>Temporal Slice (out[:, -1, :])</w:t>
+            </w:r>
+          </w:p>
+        </w:tc>
+        <w:tc>
+          <w:tcPr>
+            <w:tcW w:type="dxa" w:w="3888"/>
+          </w:tcPr>
+          <w:p>
+            <w:pPr>
+              <w:spacing w:before="60" w:after="60"/>
+            </w:pPr>
+            <w:r>
+              <w:rPr>
+                <w:rFonts w:ascii="Arial" w:hAnsi="Arial"/>
+                <w:sz w:val="18"/>
+              </w:rPr>
+              <w:t>Captures complete contextual history over w_1...w_L</w:t>
+            </w:r>
+          </w:p>
+        </w:tc>
+        <w:tc>
+          <w:tcPr>
+            <w:tcW w:type="dxa" w:w="3888"/>
+          </w:tcPr>
+          <w:p>
+            <w:pPr>
+              <w:spacing w:before="60" w:after="60"/>
+            </w:pPr>
+            <w:r>
+              <w:rPr>
+                <w:rFonts w:ascii="Arial" w:hAnsi="Arial"/>
+                <w:sz w:val="18"/>
+              </w:rPr>
+              <w:t>Forward: full history; Backward: uninformative initial step</w:t>
+            </w:r>
+          </w:p>
+        </w:tc>
+      </w:tr>
+      <w:tr>
+        <w:tc>
+          <w:tcPr>
+            <w:tcW w:type="dxa" w:w="2304"/>
+          </w:tcPr>
+          <w:p>
+            <w:pPr>
+              <w:spacing w:before="60" w:after="60"/>
+            </w:pPr>
+            <w:r>
+              <w:rPr>
+                <w:rFonts w:ascii="Arial" w:hAnsi="Arial"/>
+                <w:sz w:val="18"/>
+              </w:rPr>
+              <w:t>Autoregressive Generation Rollout</w:t>
+            </w:r>
+          </w:p>
+        </w:tc>
+        <w:tc>
+          <w:tcPr>
+            <w:tcW w:type="dxa" w:w="3888"/>
+          </w:tcPr>
+          <w:p>
+            <w:pPr>
+              <w:spacing w:before="60" w:after="60"/>
+            </w:pPr>
+            <w:r>
+              <w:rPr>
+                <w:rFonts w:ascii="Arial" w:hAnsi="Arial"/>
+                <w:sz w:val="18"/>
+              </w:rPr>
+              <w:t>Mathematically coherent token-by-token rollout</w:t>
+            </w:r>
+          </w:p>
+        </w:tc>
+        <w:tc>
+          <w:tcPr>
+            <w:tcW w:type="dxa" w:w="3888"/>
+          </w:tcPr>
+          <w:p>
+            <w:pPr>
+              <w:spacing w:before="60" w:after="60"/>
+            </w:pPr>
+            <w:r>
+              <w:rPr>
+                <w:rFonts w:ascii="Arial" w:hAnsi="Arial"/>
+                <w:sz w:val="18"/>
+              </w:rPr>
+              <w:t>Future tokens absent; backward pass operates degenerately</w:t>
+            </w:r>
+          </w:p>
+        </w:tc>
+      </w:tr>
+      <w:tr>
+        <w:tc>
+          <w:tcPr>
+            <w:tcW w:type="dxa" w:w="2304"/>
+          </w:tcPr>
+          <w:p>
+            <w:pPr>
+              <w:spacing w:before="60" w:after="60"/>
+            </w:pPr>
+            <w:r>
+              <w:rPr>
+                <w:rFonts w:ascii="Arial" w:hAnsi="Arial"/>
+                <w:sz w:val="18"/>
+              </w:rPr>
+              <w:t>Empirical 3-Gram Repetition (T=0.2)</w:t>
+            </w:r>
+          </w:p>
+        </w:tc>
+        <w:tc>
+          <w:tcPr>
+            <w:tcW w:type="dxa" w:w="3888"/>
+          </w:tcPr>
+          <w:p>
+            <w:pPr>
+              <w:spacing w:before="60" w:after="60"/>
+            </w:pPr>
+            <w:r>
+              <w:rPr>
+                <w:rFonts w:ascii="Arial" w:hAnsi="Arial"/>
+                <w:sz w:val="18"/>
+              </w:rPr>
+              <w:t>0.00% (GRU) / 0.00% (LSTM) [No degenerate loops]</w:t>
+            </w:r>
+          </w:p>
+        </w:tc>
+        <w:tc>
+          <w:tcPr>
+            <w:tcW w:type="dxa" w:w="3888"/>
+          </w:tcPr>
+          <w:p>
+            <w:pPr>
+              <w:spacing w:before="60" w:after="60"/>
+            </w:pPr>
+            <w:r>
+              <w:rPr>
+                <w:rFonts w:ascii="Arial" w:hAnsi="Arial"/>
+                <w:sz w:val="18"/>
+              </w:rPr>
+              <w:t>25.03% [Severe Markovian attractor collapse]</w:t>
+            </w:r>
+          </w:p>
+        </w:tc>
+      </w:tr>
+      <w:tr>
+        <w:tc>
+          <w:tcPr>
+            <w:tcW w:type="dxa" w:w="2304"/>
+          </w:tcPr>
+          <w:p>
+            <w:pPr>
+              <w:spacing w:before="60" w:after="60"/>
+            </w:pPr>
+            <w:r>
+              <w:rPr>
+                <w:rFonts w:ascii="Arial" w:hAnsi="Arial"/>
+                <w:sz w:val="18"/>
+              </w:rPr>
+              <w:t>Empirical Test Perplexity (PPL)</w:t>
+            </w:r>
+          </w:p>
+        </w:tc>
+        <w:tc>
+          <w:tcPr>
+            <w:tcW w:type="dxa" w:w="3888"/>
+          </w:tcPr>
+          <w:p>
+            <w:pPr>
+              <w:spacing w:before="60" w:after="60"/>
+            </w:pPr>
+            <w:r>
+              <w:rPr>
+                <w:rFonts w:ascii="Arial" w:hAnsi="Arial"/>
+                <w:sz w:val="18"/>
+              </w:rPr>
+              <w:t>129.05 (GRU) / 131.54 (LSTM) [Optimal]</w:t>
+            </w:r>
+          </w:p>
+        </w:tc>
+        <w:tc>
+          <w:tcPr>
+            <w:tcW w:type="dxa" w:w="3888"/>
+          </w:tcPr>
+          <w:p>
+            <w:pPr>
+              <w:spacing w:before="60" w:after="60"/>
+            </w:pPr>
+            <w:r>
+              <w:rPr>
+                <w:rFonts w:ascii="Arial" w:hAnsi="Arial"/>
+                <w:sz w:val="18"/>
+              </w:rPr>
+              <w:t>162.24 [Severely sub-optimal token conditioning]</w:t>
+            </w:r>
+          </w:p>
+        </w:tc>
+      </w:tr>
+    </w:tbl>
+    <w:p>
+      <w:pPr>
+        <w:spacing w:before="80" w:after="160"/>
+      </w:pPr>
+      <w:r>
+        <w:rPr>
+          <w:b/>
+        </w:rPr>
+        <w:t xml:space="preserve">Theoretical Takeaway: </w:t>
+      </w:r>
+      <w:r>
+        <w:t>Bidirectional latent encoding violates the unidirectional arrow of time required for autoregression. While BiRNNs excel in masked sequence understanding, causal text generation necessitates unidirectional architectures (such as GRU or causal transformers) where every conditioning token strictly precedes the predicted token.</w:t>
       </w:r>
     </w:p>
     <w:p/>
